--- a/cv/final_cv/desarrolladorSenior/Cesar Omar Subirie Hernandez - CV_generado.docx
+++ b/cv/final_cv/desarrolladorSenior/Cesar Omar Subirie Hernandez - CV_generado.docx
@@ -13,14 +13,13 @@
           <w:lang w:val="es-MX"/>
         </w:rPr>
       </w:pPr>
-      <w:proofErr w:type="gramStart"/>
       <w:r>
         <w:rPr>
           <w:b/>
           <w:bCs/>
           <w:lang w:val="es-MX"/>
         </w:rPr>
-        <w:t xml:space="preserve">Cesar Omar Subirie Her nandez</w:t>
+        <w:t>Cesar Omar Subirie Hernandez</w:t>
       </w:r>
     </w:p>
     <w:p>
@@ -32,25 +31,14 @@
           <w:lang w:val="es-MX"/>
         </w:rPr>
       </w:pPr>
-      <w:proofErr w:type="gramStart"/>
       <w:r>
         <w:rPr>
           <w:b/>
           <w:bCs/>
           <w:lang w:val="es-MX"/>
         </w:rPr>
-        <w:t xml:space="preserve">Desarrollador Senior</w:t>
+        <w:t>Desarrollador Senior</w:t>
       </w:r>
-    </w:p>
-    <w:p>
-      <w:pPr>
-        <w:pStyle w:val="Title"/>
-        <w:rPr>
-          <w:b/>
-          <w:bCs/>
-          <w:lang w:val="es-MX"/>
-        </w:rPr>
-      </w:pPr>
     </w:p>
     <w:p>
       <w:pPr>
@@ -64,44 +52,17 @@
           <w:lang w:val="es-MX"/>
         </w:rPr>
       </w:pPr>
-      <w:r>
+    </w:p>
+    <w:p>
+      <w:pPr>
+        <w:pStyle w:val="Title"/>
+        <w:jc w:val="left"/>
         <w:rPr>
           <w:b/>
           <w:bCs/>
           <w:sz w:val="18"/>
           <w:szCs w:val="18"/>
           <w:lang w:val="es-MX"/>
-        </w:rPr>
-        <w:t>Folio</w:t>
-      </w:r>
-      <w:r>
-        <w:rPr>
-          <w:b/>
-          <w:bCs/>
-          <w:sz w:val="18"/>
-          <w:szCs w:val="18"/>
-          <w:lang w:val="es-MX"/>
-        </w:rPr>
-        <w:t xml:space="preserve">: </w:t>
-      </w:r>
-      <w:r>
-        <w:rPr>
-          <w:b/>
-          <w:bCs/>
-          <w:sz w:val="18"/>
-          <w:szCs w:val="18"/>
-          <w:lang w:val="es-MX"/>
-        </w:rPr>
-        <w:t>-</w:t>
-      </w:r>
-    </w:p>
-    <w:p>
-      <w:pPr>
-        <w:rPr>
-          <w:rFonts w:ascii="Arial" w:hAnsi="Arial" w:cs="Arial"/>
-          <w:bCs/>
-          <w:sz w:val="18"/>
-          <w:szCs w:val="18"/>
         </w:rPr>
       </w:pPr>
     </w:p>
@@ -133,7 +94,7 @@
           <w:szCs w:val="18"/>
           <w:u w:val="single"/>
         </w:rPr>
-        <w:t xml:space="preserve">RESUMEN PROFESIONAL</w:t>
+        <w:t>FUNCIONES</w:t>
       </w:r>
     </w:p>
     <w:p>
@@ -185,32 +146,189 @@
                 <w:lang w:val="es-419"/>
               </w:rPr>
             </w:pPr>
-            <w:proofErr w:type="gramStart"/>
             <w:r>
               <w:rPr>
                 <w:rFonts w:ascii="Arial" w:eastAsia="Times New Roman" w:hAnsi="Arial" w:cs="Arial"/>
                 <w:bCs/>
                 <w:sz w:val="18"/>
                 <w:szCs w:val="18"/>
-                <w:lang w:val="en-US" w:eastAsia="es-ES"/>
-              </w:rPr>
-              <w:t xml:space="preserve">Amplia experiencia en desarrollo de software para sectores energético y bancario,</w:t>
+                <w:lang w:val="es-MX" w:eastAsia="es-ES"/>
+              </w:rPr>
+              <w:t xml:space="preserve">Diseño, construyo y mantengo soluciones tecnológicas, dominando diversos lenguajes de programación y aplicando buenas prácticas en distintas metodologías de desarrollo. Coordino las actividades de desarrolladores </w:t>
+            </w:r>
+            <w:proofErr w:type="spellStart"/>
+            <w:r>
+              <w:rPr>
+                <w:rFonts w:ascii="Arial" w:eastAsia="Times New Roman" w:hAnsi="Arial" w:cs="Arial"/>
+                <w:bCs/>
+                <w:sz w:val="18"/>
+                <w:szCs w:val="18"/>
+                <w:lang w:val="es-MX" w:eastAsia="es-ES"/>
+              </w:rPr>
+              <w:t>Jr</w:t>
+            </w:r>
+            <w:proofErr w:type="spellEnd"/>
+            <w:r>
+              <w:rPr>
+                <w:rFonts w:ascii="Arial" w:eastAsia="Times New Roman" w:hAnsi="Arial" w:cs="Arial"/>
+                <w:bCs/>
+                <w:sz w:val="18"/>
+                <w:szCs w:val="18"/>
+                <w:lang w:val="es-MX" w:eastAsia="es-ES"/>
+              </w:rPr>
+              <w:t xml:space="preserve"> y mantengo un conocimiento integral del desarrollo del proyecto asignado. Cuento con habilidades en resolución de problemas y liderazgo.</w:t>
+            </w:r>
+            <w:r>
+              <w:rPr>
+                <w:rFonts w:ascii="Arial" w:eastAsia="Times New Roman" w:hAnsi="Arial" w:cs="Arial"/>
+                <w:bCs/>
+                <w:sz w:val="18"/>
+                <w:szCs w:val="18"/>
+                <w:lang w:val="es-MX" w:eastAsia="es-ES"/>
+              </w:rPr>
               <w:br/>
-              <w:t xml:space="preserve">con dominio de Java, Spring Boot, APIs y tecnologías .NET, y participación en proyectos críticos</w:t>
+              <w:t xml:space="preserve">Aplico metodologías de desarrollo como Cascada, Agile y SAFe, utilizo herramientas de </w:t>
+            </w:r>
+            <w:proofErr w:type="spellStart"/>
+            <w:r>
+              <w:rPr>
+                <w:rFonts w:ascii="Arial" w:eastAsia="Times New Roman" w:hAnsi="Arial" w:cs="Arial"/>
+                <w:bCs/>
+                <w:sz w:val="18"/>
+                <w:szCs w:val="18"/>
+                <w:lang w:val="es-MX" w:eastAsia="es-ES"/>
+              </w:rPr>
+              <w:t>versionamiento</w:t>
+            </w:r>
+            <w:proofErr w:type="spellEnd"/>
+            <w:r>
+              <w:rPr>
+                <w:rFonts w:ascii="Arial" w:eastAsia="Times New Roman" w:hAnsi="Arial" w:cs="Arial"/>
+                <w:bCs/>
+                <w:sz w:val="18"/>
+                <w:szCs w:val="18"/>
+                <w:lang w:val="es-MX" w:eastAsia="es-ES"/>
+              </w:rPr>
+              <w:t xml:space="preserve"> de código como Git, desarrollo servicios y aplicaciones web tanto </w:t>
+            </w:r>
+            <w:proofErr w:type="spellStart"/>
+            <w:r>
+              <w:rPr>
+                <w:rFonts w:ascii="Arial" w:eastAsia="Times New Roman" w:hAnsi="Arial" w:cs="Arial"/>
+                <w:bCs/>
+                <w:sz w:val="18"/>
+                <w:szCs w:val="18"/>
+                <w:lang w:val="es-MX" w:eastAsia="es-ES"/>
+              </w:rPr>
+              <w:t>frontend</w:t>
+            </w:r>
+            <w:proofErr w:type="spellEnd"/>
+            <w:r>
+              <w:rPr>
+                <w:rFonts w:ascii="Arial" w:eastAsia="Times New Roman" w:hAnsi="Arial" w:cs="Arial"/>
+                <w:bCs/>
+                <w:sz w:val="18"/>
+                <w:szCs w:val="18"/>
+                <w:lang w:val="es-MX" w:eastAsia="es-ES"/>
+              </w:rPr>
+              <w:t xml:space="preserve"> como </w:t>
+            </w:r>
+            <w:proofErr w:type="spellStart"/>
+            <w:r>
+              <w:rPr>
+                <w:rFonts w:ascii="Arial" w:eastAsia="Times New Roman" w:hAnsi="Arial" w:cs="Arial"/>
+                <w:bCs/>
+                <w:sz w:val="18"/>
+                <w:szCs w:val="18"/>
+                <w:lang w:val="es-MX" w:eastAsia="es-ES"/>
+              </w:rPr>
+              <w:t>backend</w:t>
+            </w:r>
+            <w:proofErr w:type="spellEnd"/>
+            <w:r>
+              <w:rPr>
+                <w:rFonts w:ascii="Arial" w:eastAsia="Times New Roman" w:hAnsi="Arial" w:cs="Arial"/>
+                <w:bCs/>
+                <w:sz w:val="18"/>
+                <w:szCs w:val="18"/>
+                <w:lang w:val="es-MX" w:eastAsia="es-ES"/>
+              </w:rPr>
+              <w:t>, y empleo técnicas de optimización de procesos.</w:t>
+            </w:r>
+            <w:r>
+              <w:rPr>
+                <w:rFonts w:ascii="Arial" w:eastAsia="Times New Roman" w:hAnsi="Arial" w:cs="Arial"/>
+                <w:bCs/>
+                <w:sz w:val="18"/>
+                <w:szCs w:val="18"/>
+                <w:lang w:val="es-MX" w:eastAsia="es-ES"/>
+              </w:rPr>
               <w:br/>
-              <w:t xml:space="preserve">orientados a optimización de procesos, reducción de costos y mejora de rendimiento,</w:t>
-              <w:br/>
-              <w:t xml:space="preserve">aplicando buenas prácticas de diseño y estándares de calidad.</w:t>
-              <w:br/>
-              <w:t xml:space="preserve"/>
-              <w:br/>
-              <w:t xml:space="preserve">Historial de coordinación y supervisión de servicios informáticos, con experiencia en integración de sistemas</w:t>
-              <w:br/>
-              <w:t xml:space="preserve">y migración de plataformas, incluyendo trabajo con microservicios, Spring Batch y gestión en entornos Azure/Red Hat.</w:t>
-              <w:br/>
-              <w:t xml:space="preserve">Capacidad para diseñar, construir y mantener soluciones completas, liderar equipos técnicos y promover prácticas de control de versiones y CI/CD.</w:t>
-              <w:br/>
-              <w:t xml:space="preserve">Enfoque en resolución de problemas, mentoring técnico y entrega de valor alineado al ciclo de vida del software.</w:t>
+              <w:t xml:space="preserve">Durante mi trayectoria he participado en el desarrollo y mantenimiento de aplicaciones internas, funcionalidades bancarias y soluciones administrativas para sectores de salud, telecomunicaciones, banca, logística, energía y servicios. He trabajado con Java, .NET, </w:t>
+            </w:r>
+            <w:proofErr w:type="spellStart"/>
+            <w:r>
+              <w:rPr>
+                <w:rFonts w:ascii="Arial" w:eastAsia="Times New Roman" w:hAnsi="Arial" w:cs="Arial"/>
+                <w:bCs/>
+                <w:sz w:val="18"/>
+                <w:szCs w:val="18"/>
+                <w:lang w:val="es-MX" w:eastAsia="es-ES"/>
+              </w:rPr>
+              <w:t>APIs</w:t>
+            </w:r>
+            <w:proofErr w:type="spellEnd"/>
+            <w:r>
+              <w:rPr>
+                <w:rFonts w:ascii="Arial" w:eastAsia="Times New Roman" w:hAnsi="Arial" w:cs="Arial"/>
+                <w:bCs/>
+                <w:sz w:val="18"/>
+                <w:szCs w:val="18"/>
+                <w:lang w:val="es-MX" w:eastAsia="es-ES"/>
+              </w:rPr>
+              <w:t xml:space="preserve">, </w:t>
+            </w:r>
+            <w:proofErr w:type="spellStart"/>
+            <w:r>
+              <w:rPr>
+                <w:rFonts w:ascii="Arial" w:eastAsia="Times New Roman" w:hAnsi="Arial" w:cs="Arial"/>
+                <w:bCs/>
+                <w:sz w:val="18"/>
+                <w:szCs w:val="18"/>
+                <w:lang w:val="es-MX" w:eastAsia="es-ES"/>
+              </w:rPr>
+              <w:t>PrimeFaces</w:t>
+            </w:r>
+            <w:proofErr w:type="spellEnd"/>
+            <w:r>
+              <w:rPr>
+                <w:rFonts w:ascii="Arial" w:eastAsia="Times New Roman" w:hAnsi="Arial" w:cs="Arial"/>
+                <w:bCs/>
+                <w:sz w:val="18"/>
+                <w:szCs w:val="18"/>
+                <w:lang w:val="es-MX" w:eastAsia="es-ES"/>
+              </w:rPr>
+              <w:t>, Spring Boot, Spring Batch, Angular y Delphi, favoreciendo la continuidad operativa, la mejora de procesos y la atención de necesidades críticas del negocio. También he coordinado servicios informáticos, supervisado la operación y el mantenimiento de servidores, impulsado estándares de desarrollo y apoyado la capacitación de personal.</w:t>
+            </w:r>
+            <w:r>
+              <w:rPr>
+                <w:rFonts w:ascii="Arial" w:eastAsia="Times New Roman" w:hAnsi="Arial" w:cs="Arial"/>
+                <w:bCs/>
+                <w:sz w:val="18"/>
+                <w:szCs w:val="18"/>
+                <w:lang w:val="es-MX" w:eastAsia="es-ES"/>
+              </w:rPr>
+              <w:t xml:space="preserve"> </w:t>
+            </w:r>
+            <w:r>
+              <w:rPr>
+                <w:rFonts w:ascii="Arial" w:eastAsia="Times New Roman" w:hAnsi="Arial" w:cs="Arial"/>
+                <w:bCs/>
+                <w:sz w:val="18"/>
+                <w:szCs w:val="18"/>
+                <w:lang w:eastAsia="es-ES"/>
+              </w:rPr>
+              <w:t>Gracias a mi experiencia, puedo integrarme con una visión integral del proyecto, colaborar con equipos de desarrollo, resolver problemas técnicos y mantener entregas alineadas con procesos y requerimientos institucionales.</w:t>
             </w:r>
           </w:p>
         </w:tc>
@@ -223,7 +341,6 @@
           <w:bCs/>
           <w:sz w:val="18"/>
           <w:szCs w:val="18"/>
-          <w:lang w:val="es-MX"/>
         </w:rPr>
       </w:pPr>
     </w:p>
@@ -231,9 +348,10 @@
       <w:pPr>
         <w:rPr>
           <w:rFonts w:ascii="Arial" w:hAnsi="Arial" w:cs="Arial"/>
-          <w:bCs/>
+          <w:b/>
           <w:sz w:val="18"/>
           <w:szCs w:val="18"/>
+          <w:u w:val="single"/>
         </w:rPr>
       </w:pPr>
     </w:p>
@@ -255,7 +373,210 @@
           <w:szCs w:val="18"/>
           <w:u w:val="single"/>
         </w:rPr>
-        <w:t xml:space="preserve">EXPERIENCIA LABORAL</w:t>
+        <w:t>EXPERIENCIA</w:t>
+      </w:r>
+      <w:r>
+        <w:rPr>
+          <w:rFonts w:ascii="Arial" w:hAnsi="Arial" w:cs="Arial"/>
+          <w:b/>
+          <w:sz w:val="18"/>
+          <w:szCs w:val="18"/>
+          <w:u w:val="single"/>
+        </w:rPr>
+        <w:t xml:space="preserve"> PROFESIONAL</w:t>
+      </w:r>
+    </w:p>
+    <w:p>
+      <w:pPr>
+        <w:rPr>
+          <w:rFonts w:ascii="Arial" w:hAnsi="Arial" w:cs="Arial"/>
+          <w:bCs/>
+          <w:sz w:val="18"/>
+          <w:szCs w:val="18"/>
+        </w:rPr>
+      </w:pPr>
+    </w:p>
+    <w:tbl>
+      <w:tblPr>
+        <w:tblW w:w="0" w:type="auto"/>
+        <w:tblInd w:w="-75" w:type="dxa"/>
+        <w:tblBorders>
+          <w:top w:val="single" w:sz="4" w:space="0" w:color="auto"/>
+          <w:left w:val="single" w:sz="4" w:space="0" w:color="auto"/>
+          <w:bottom w:val="single" w:sz="4" w:space="0" w:color="auto"/>
+          <w:right w:val="single" w:sz="4" w:space="0" w:color="auto"/>
+          <w:insideH w:val="single" w:sz="4" w:space="0" w:color="auto"/>
+          <w:insideV w:val="single" w:sz="4" w:space="0" w:color="auto"/>
+        </w:tblBorders>
+        <w:tblLayout w:type="fixed"/>
+        <w:tblCellMar>
+          <w:left w:w="105" w:type="dxa"/>
+          <w:right w:w="105" w:type="dxa"/>
+        </w:tblCellMar>
+        <w:tblLook w:val="0000" w:firstRow="0" w:lastRow="0" w:firstColumn="0" w:lastColumn="0" w:noHBand="0" w:noVBand="0"/>
+      </w:tblPr>
+      <w:tblGrid>
+        <w:gridCol w:w="9961"/>
+      </w:tblGrid>
+      <w:tr>
+        <w:tc>
+          <w:tcPr>
+            <w:tcW w:w="9961" w:type="dxa"/>
+          </w:tcPr>
+          <w:p>
+            <w:pPr>
+              <w:pStyle w:val="BodyText3"/>
+              <w:spacing w:after="40"/>
+              <w:ind w:right="51"/>
+              <w:rPr>
+                <w:rFonts w:ascii="Arial" w:hAnsi="Arial" w:cs="Arial"/>
+                <w:sz w:val="18"/>
+                <w:szCs w:val="18"/>
+                <w:lang w:val="es-419"/>
+              </w:rPr>
+            </w:pPr>
+            <w:r>
+              <w:rPr>
+                <w:rFonts w:ascii="Arial" w:eastAsia="Times New Roman" w:hAnsi="Arial" w:cs="Arial"/>
+                <w:bCs/>
+                <w:sz w:val="18"/>
+                <w:szCs w:val="18"/>
+                <w:lang w:val="es-MX" w:eastAsia="es-ES"/>
+              </w:rPr>
+              <w:t>Cuento con más de 5 años de experiencia en un centro de desarrollo de software. Asimismo, domino tecnologías de código abierto y de Arquitectura de Referencia.</w:t>
+            </w:r>
+            <w:r>
+              <w:rPr>
+                <w:rFonts w:ascii="Arial" w:eastAsia="Times New Roman" w:hAnsi="Arial" w:cs="Arial"/>
+                <w:bCs/>
+                <w:sz w:val="18"/>
+                <w:szCs w:val="18"/>
+                <w:lang w:val="es-MX" w:eastAsia="es-ES"/>
+              </w:rPr>
+              <w:br/>
+              <w:t xml:space="preserve">Durante mi trayectoria he participado en el desarrollo y mantenimiento de aplicaciones internas, funcionalidades bancarias y soluciones administrativas para sectores de salud, telecomunicaciones, banca, logística, energía y servicios. He trabajado con Java (Lenguaje de programación para desarrollo de aplicaciones), .NET, </w:t>
+            </w:r>
+            <w:proofErr w:type="spellStart"/>
+            <w:r>
+              <w:rPr>
+                <w:rFonts w:ascii="Arial" w:eastAsia="Times New Roman" w:hAnsi="Arial" w:cs="Arial"/>
+                <w:bCs/>
+                <w:sz w:val="18"/>
+                <w:szCs w:val="18"/>
+                <w:lang w:val="es-MX" w:eastAsia="es-ES"/>
+              </w:rPr>
+              <w:t>APIs</w:t>
+            </w:r>
+            <w:proofErr w:type="spellEnd"/>
+            <w:r>
+              <w:rPr>
+                <w:rFonts w:ascii="Arial" w:eastAsia="Times New Roman" w:hAnsi="Arial" w:cs="Arial"/>
+                <w:bCs/>
+                <w:sz w:val="18"/>
+                <w:szCs w:val="18"/>
+                <w:lang w:val="es-MX" w:eastAsia="es-ES"/>
+              </w:rPr>
+              <w:t xml:space="preserve">, </w:t>
+            </w:r>
+            <w:proofErr w:type="spellStart"/>
+            <w:r>
+              <w:rPr>
+                <w:rFonts w:ascii="Arial" w:eastAsia="Times New Roman" w:hAnsi="Arial" w:cs="Arial"/>
+                <w:bCs/>
+                <w:sz w:val="18"/>
+                <w:szCs w:val="18"/>
+                <w:lang w:val="es-MX" w:eastAsia="es-ES"/>
+              </w:rPr>
+              <w:t>PrimeFaces</w:t>
+            </w:r>
+            <w:proofErr w:type="spellEnd"/>
+            <w:r>
+              <w:rPr>
+                <w:rFonts w:ascii="Arial" w:eastAsia="Times New Roman" w:hAnsi="Arial" w:cs="Arial"/>
+                <w:bCs/>
+                <w:sz w:val="18"/>
+                <w:szCs w:val="18"/>
+                <w:lang w:val="es-MX" w:eastAsia="es-ES"/>
+              </w:rPr>
+              <w:t xml:space="preserve">, Spring Boot, Spring Batch, Angular (Framework </w:t>
+            </w:r>
+            <w:proofErr w:type="spellStart"/>
+            <w:r>
+              <w:rPr>
+                <w:rFonts w:ascii="Arial" w:eastAsia="Times New Roman" w:hAnsi="Arial" w:cs="Arial"/>
+                <w:bCs/>
+                <w:sz w:val="18"/>
+                <w:szCs w:val="18"/>
+                <w:lang w:val="es-MX" w:eastAsia="es-ES"/>
+              </w:rPr>
+              <w:t>frontend</w:t>
+            </w:r>
+            <w:proofErr w:type="spellEnd"/>
+            <w:r>
+              <w:rPr>
+                <w:rFonts w:ascii="Arial" w:eastAsia="Times New Roman" w:hAnsi="Arial" w:cs="Arial"/>
+                <w:bCs/>
+                <w:sz w:val="18"/>
+                <w:szCs w:val="18"/>
+                <w:lang w:val="es-MX" w:eastAsia="es-ES"/>
+              </w:rPr>
+              <w:t xml:space="preserve"> para aplicaciones SPA) y Delphi, contribuyendo a la continuidad operativa, la mejora de procesos y la atención de necesidades críticas del negocio.</w:t>
+            </w:r>
+            <w:r>
+              <w:rPr>
+                <w:rFonts w:ascii="Arial" w:eastAsia="Times New Roman" w:hAnsi="Arial" w:cs="Arial"/>
+                <w:bCs/>
+                <w:sz w:val="18"/>
+                <w:szCs w:val="18"/>
+                <w:lang w:val="es-MX" w:eastAsia="es-ES"/>
+              </w:rPr>
+              <w:br/>
+              <w:t>También he coordinado servicios informáticos, supervisado la operación y el mantenimiento de servidores, impulsado estándares de desarrollo y apoyado la capacitación de personal. Mi experiencia me permite integrarme con visión integral del proyecto, colaborar con equipos de desarrollo, resolver problemas técnicos y sostener entregas alineadas con procesos y requerimientos institucionales.</w:t>
+            </w:r>
+          </w:p>
+        </w:tc>
+      </w:tr>
+    </w:tbl>
+    <w:p>
+      <w:pPr>
+        <w:rPr>
+          <w:rFonts w:ascii="Arial" w:hAnsi="Arial" w:cs="Arial"/>
+          <w:bCs/>
+          <w:sz w:val="18"/>
+          <w:szCs w:val="18"/>
+          <w:lang w:val="es-MX"/>
+        </w:rPr>
+      </w:pPr>
+    </w:p>
+    <w:p>
+      <w:pPr>
+        <w:rPr>
+          <w:rFonts w:ascii="Arial" w:hAnsi="Arial" w:cs="Arial"/>
+          <w:bCs/>
+          <w:sz w:val="18"/>
+          <w:szCs w:val="18"/>
+        </w:rPr>
+      </w:pPr>
+    </w:p>
+    <w:p>
+      <w:pPr>
+        <w:rPr>
+          <w:rFonts w:ascii="Arial" w:hAnsi="Arial" w:cs="Arial"/>
+          <w:b/>
+          <w:sz w:val="18"/>
+          <w:szCs w:val="18"/>
+          <w:u w:val="single"/>
+        </w:rPr>
+      </w:pPr>
+      <w:r>
+        <w:rPr>
+          <w:rFonts w:ascii="Arial" w:hAnsi="Arial" w:cs="Arial"/>
+          <w:b/>
+          <w:sz w:val="18"/>
+          <w:szCs w:val="18"/>
+          <w:u w:val="single"/>
+        </w:rPr>
+        <w:t>EXPERIENCIA LABORAL</w:t>
       </w:r>
     </w:p>
     <w:p>
@@ -268,17 +589,6 @@
           <w:lang w:val="en-US"/>
         </w:rPr>
       </w:pPr>
-      <w:r>
-        <w:rPr>
-          <w:rFonts w:ascii="Arial" w:hAnsi="Arial" w:cs="Arial"/>
-          <w:bCs/>
-          <w:sz w:val="18"/>
-          <w:szCs w:val="18"/>
-          <w:lang w:val="en-US"/>
-        </w:rPr>
-        <w:t xml:space="preserve"/>
-      </w:r>
-      <w:proofErr w:type="gramEnd"/>
     </w:p>
     <w:tbl>
       <w:tblPr>
@@ -328,7 +638,7 @@
                 <w:szCs w:val="18"/>
                 <w:lang w:val="es-MX"/>
               </w:rPr>
-              <w:t xml:space="preserve">Empresa</w:t>
+              <w:t>Empresa</w:t>
             </w:r>
           </w:p>
           <w:p>
@@ -341,15 +651,14 @@
                 <w:lang w:val="es-MX"/>
               </w:rPr>
             </w:pPr>
-            <w:proofErr w:type="gramStart"/>
-            <w:r>
-              <w:rPr>
-                <w:rFonts w:ascii="Arial" w:hAnsi="Arial" w:cs="Arial"/>
-                <w:sz w:val="18"/>
-                <w:szCs w:val="18"/>
-                <w:lang w:val="es-MX"/>
-              </w:rPr>
-              <w:t xml:space="preserve">Softtek</w:t>
+            <w:r>
+              <w:rPr>
+                <w:rFonts w:ascii="Arial" w:hAnsi="Arial" w:cs="Arial"/>
+                <w:sz w:val="18"/>
+                <w:szCs w:val="18"/>
+                <w:lang w:val="es-MX"/>
+              </w:rPr>
+              <w:t>Softtek</w:t>
             </w:r>
           </w:p>
         </w:tc>
@@ -375,28 +684,27 @@
                 <w:szCs w:val="18"/>
                 <w:lang w:val="es-MX"/>
               </w:rPr>
-              <w:t xml:space="preserve">Puesto</w:t>
-            </w:r>
-          </w:p>
-          <w:p>
-            <w:pPr>
-              <w:rPr>
-                <w:rFonts w:ascii="Arial" w:hAnsi="Arial" w:cs="Arial"/>
-                <w:bCs/>
-                <w:sz w:val="18"/>
-                <w:szCs w:val="18"/>
-                <w:lang w:val="es-MX"/>
-              </w:rPr>
-            </w:pPr>
-            <w:proofErr w:type="gramStart"/>
-            <w:r>
-              <w:rPr>
-                <w:rFonts w:ascii="Arial" w:hAnsi="Arial" w:cs="Arial"/>
-                <w:sz w:val="18"/>
-                <w:szCs w:val="18"/>
-                <w:lang w:val="es-MX"/>
-              </w:rPr>
-              <w:t xml:space="preserve">Software Developer Sr</w:t>
+              <w:t>Puesto</w:t>
+            </w:r>
+          </w:p>
+          <w:p>
+            <w:pPr>
+              <w:rPr>
+                <w:rFonts w:ascii="Arial" w:hAnsi="Arial" w:cs="Arial"/>
+                <w:bCs/>
+                <w:sz w:val="18"/>
+                <w:szCs w:val="18"/>
+                <w:lang w:val="es-MX"/>
+              </w:rPr>
+            </w:pPr>
+            <w:r>
+              <w:rPr>
+                <w:rFonts w:ascii="Arial" w:hAnsi="Arial" w:cs="Arial"/>
+                <w:sz w:val="18"/>
+                <w:szCs w:val="18"/>
+                <w:lang w:val="es-MX"/>
+              </w:rPr>
+              <w:t>Software Developer Sr</w:t>
             </w:r>
           </w:p>
         </w:tc>
@@ -422,28 +730,27 @@
                 <w:szCs w:val="18"/>
                 <w:lang w:val="es-MX"/>
               </w:rPr>
-              <w:t xml:space="preserve">Desde:</w:t>
-            </w:r>
-          </w:p>
-          <w:p>
-            <w:pPr>
-              <w:rPr>
-                <w:rFonts w:ascii="Arial" w:hAnsi="Arial" w:cs="Arial"/>
-                <w:bCs/>
-                <w:sz w:val="18"/>
-                <w:szCs w:val="18"/>
-                <w:lang w:val="es-MX"/>
-              </w:rPr>
-            </w:pPr>
-            <w:proofErr w:type="gramStart"/>
-            <w:r>
-              <w:rPr>
-                <w:rFonts w:ascii="Arial" w:hAnsi="Arial" w:cs="Arial"/>
-                <w:sz w:val="18"/>
-                <w:szCs w:val="18"/>
-                <w:lang w:val="es-MX"/>
-              </w:rPr>
-              <w:t xml:space="preserve">julio 2021</w:t>
+              <w:t>Desde:</w:t>
+            </w:r>
+          </w:p>
+          <w:p>
+            <w:pPr>
+              <w:rPr>
+                <w:rFonts w:ascii="Arial" w:hAnsi="Arial" w:cs="Arial"/>
+                <w:bCs/>
+                <w:sz w:val="18"/>
+                <w:szCs w:val="18"/>
+                <w:lang w:val="es-MX"/>
+              </w:rPr>
+            </w:pPr>
+            <w:r>
+              <w:rPr>
+                <w:rFonts w:ascii="Arial" w:hAnsi="Arial" w:cs="Arial"/>
+                <w:sz w:val="18"/>
+                <w:szCs w:val="18"/>
+                <w:lang w:val="es-MX"/>
+              </w:rPr>
+              <w:t>31 julio 2025</w:t>
             </w:r>
           </w:p>
         </w:tc>
@@ -478,15 +785,14 @@
                 <w:lang w:val="es-MX"/>
               </w:rPr>
             </w:pPr>
-            <w:proofErr w:type="gramStart"/>
-            <w:r>
-              <w:rPr>
-                <w:rFonts w:ascii="Arial" w:hAnsi="Arial" w:cs="Arial"/>
-                <w:sz w:val="18"/>
-                <w:szCs w:val="18"/>
-                <w:lang w:val="es-MX"/>
-              </w:rPr>
-              <w:t xml:space="preserve">enero 2026</w:t>
+            <w:r>
+              <w:rPr>
+                <w:rFonts w:ascii="Arial" w:hAnsi="Arial" w:cs="Arial"/>
+                <w:sz w:val="18"/>
+                <w:szCs w:val="18"/>
+                <w:lang w:val="es-MX"/>
+              </w:rPr>
+              <w:t>31 enero 2026</w:t>
             </w:r>
           </w:p>
         </w:tc>
@@ -550,7 +856,7 @@
                 <w:szCs w:val="18"/>
                 <w:lang w:val="es-MX"/>
               </w:rPr>
-              <w:t xml:space="preserve">Actividades Principales</w:t>
+              <w:t>Actividades Principales</w:t>
             </w:r>
           </w:p>
         </w:tc>
@@ -566,30 +872,70 @@
               <w:rPr>
                 <w:sz w:val="18"/>
                 <w:szCs w:val="20"/>
-              </w:rPr>
-            </w:pPr>
-            <w:r>
-              <w:rPr>
-                <w:sz w:val="18"/>
-                <w:szCs w:val="20"/>
-              </w:rPr>
-              <w:t xml:space="preserve">•</w:t>
-            </w:r>
-            <w:proofErr w:type="gramEnd"/>
-            <w:r>
-              <w:rPr>
-                <w:sz w:val="18"/>
-                <w:szCs w:val="20"/>
-              </w:rPr>
-              <w:t xml:space="preserve"> </w:t>
-            </w:r>
-            <w:proofErr w:type="gramStart"/>
-            <w:r>
-              <w:rPr>
-                <w:sz w:val="18"/>
-                <w:szCs w:val="20"/>
-              </w:rPr>
-              <w:t xml:space="preserve">Desarrollar aplicaciones para el Instituto Mexicano del Seguro Social (IMSS) utilizando Java y PrimeFaces</w:t>
+                <w:lang w:val="es-MX"/>
+              </w:rPr>
+            </w:pPr>
+            <w:r>
+              <w:rPr>
+                <w:sz w:val="18"/>
+                <w:szCs w:val="20"/>
+                <w:lang w:val="es-MX"/>
+              </w:rPr>
+              <w:t xml:space="preserve">• Diseño, construyo y mantengo soluciones tecnológicas dominando distintos lenguajes de programación, así como la adopción de buenas prácticas en diversas metodologías de desarrollo. Coordino las actividades de desarrolladores junior y mantengo un conocimiento integral del desarrollo del proyecto asignado. Cuento con habilidades en resolución de problemas y liderazgo, así como experiencia en metodologías de desarrollo (Cascada, Agile, Marco Ágil Escalable (SAFe)), </w:t>
+            </w:r>
+            <w:proofErr w:type="spellStart"/>
+            <w:r>
+              <w:rPr>
+                <w:sz w:val="18"/>
+                <w:szCs w:val="20"/>
+                <w:lang w:val="es-MX"/>
+              </w:rPr>
+              <w:t>versionamiento</w:t>
+            </w:r>
+            <w:proofErr w:type="spellEnd"/>
+            <w:r>
+              <w:rPr>
+                <w:sz w:val="18"/>
+                <w:szCs w:val="20"/>
+                <w:lang w:val="es-MX"/>
+              </w:rPr>
+              <w:t xml:space="preserve"> de código con Git (Control de versiones distribuido), desarrollo de servicios y aplicaciones web (</w:t>
+            </w:r>
+            <w:proofErr w:type="spellStart"/>
+            <w:r>
+              <w:rPr>
+                <w:sz w:val="18"/>
+                <w:szCs w:val="20"/>
+                <w:lang w:val="es-MX"/>
+              </w:rPr>
+              <w:t>frontend</w:t>
+            </w:r>
+            <w:proofErr w:type="spellEnd"/>
+            <w:r>
+              <w:rPr>
+                <w:sz w:val="18"/>
+                <w:szCs w:val="20"/>
+                <w:lang w:val="es-MX"/>
+              </w:rPr>
+              <w:t xml:space="preserve"> y </w:t>
+            </w:r>
+            <w:proofErr w:type="spellStart"/>
+            <w:r>
+              <w:rPr>
+                <w:sz w:val="18"/>
+                <w:szCs w:val="20"/>
+                <w:lang w:val="es-MX"/>
+              </w:rPr>
+              <w:t>backend</w:t>
+            </w:r>
+            <w:proofErr w:type="spellEnd"/>
+            <w:r>
+              <w:rPr>
+                <w:sz w:val="18"/>
+                <w:szCs w:val="20"/>
+                <w:lang w:val="es-MX"/>
+              </w:rPr>
+              <w:t>) y en técnicas de optimización de procesos.</w:t>
             </w:r>
           </w:p>
           <w:p>
@@ -599,30 +945,34 @@
               <w:jc w:val="both"/>
               <w:rPr>
                 <w:szCs w:val="22"/>
-              </w:rPr>
-            </w:pPr>
-            <w:r>
-              <w:rPr>
-                <w:sz w:val="18"/>
-                <w:szCs w:val="20"/>
-              </w:rPr>
-              <w:t xml:space="preserve">•</w:t>
-            </w:r>
-            <w:proofErr w:type="gramEnd"/>
-            <w:r>
-              <w:rPr>
-                <w:sz w:val="18"/>
-                <w:szCs w:val="20"/>
-              </w:rPr>
-              <w:t xml:space="preserve"> </w:t>
-            </w:r>
-            <w:proofErr w:type="gramStart"/>
-            <w:r>
-              <w:rPr>
-                <w:sz w:val="18"/>
-                <w:szCs w:val="20"/>
-              </w:rPr>
-              <w:t xml:space="preserve">Prestar soporte a aplicaciones internas desarrolladas en Java y PrimeFaces</w:t>
+                <w:lang w:val="es-MX"/>
+              </w:rPr>
+            </w:pPr>
+            <w:r>
+              <w:rPr>
+                <w:sz w:val="18"/>
+                <w:szCs w:val="20"/>
+                <w:lang w:val="es-MX"/>
+              </w:rPr>
+              <w:t xml:space="preserve">• Desarrollo y codifico componentes de software a partir de especificaciones técnicas, asegurando una experiencia mínima de 5 años en centros de desarrollo y el dominio de tecnologías de Arquitectura de Referencia y tecnologías open </w:t>
+            </w:r>
+            <w:proofErr w:type="spellStart"/>
+            <w:r>
+              <w:rPr>
+                <w:sz w:val="18"/>
+                <w:szCs w:val="20"/>
+                <w:lang w:val="es-MX"/>
+              </w:rPr>
+              <w:t>source</w:t>
+            </w:r>
+            <w:proofErr w:type="spellEnd"/>
+            <w:r>
+              <w:rPr>
+                <w:sz w:val="18"/>
+                <w:szCs w:val="20"/>
+                <w:lang w:val="es-MX"/>
+              </w:rPr>
+              <w:t>.</w:t>
             </w:r>
           </w:p>
           <w:p>
@@ -632,30 +982,34 @@
               <w:jc w:val="both"/>
               <w:rPr>
                 <w:szCs w:val="22"/>
-              </w:rPr>
-            </w:pPr>
-            <w:r>
-              <w:rPr>
-                <w:sz w:val="18"/>
-                <w:szCs w:val="20"/>
-              </w:rPr>
-              <w:t xml:space="preserve">•</w:t>
-            </w:r>
-            <w:proofErr w:type="gramEnd"/>
-            <w:r>
-              <w:rPr>
-                <w:sz w:val="18"/>
-                <w:szCs w:val="20"/>
-              </w:rPr>
-              <w:t xml:space="preserve"> </w:t>
-            </w:r>
-            <w:proofErr w:type="gramStart"/>
-            <w:r>
-              <w:rPr>
-                <w:sz w:val="18"/>
-                <w:szCs w:val="20"/>
-              </w:rPr>
-              <w:t xml:space="preserve">Desarrollar aplicaciones internas de seguimiento de ejercicios de riesgos para el Instituto Federal de Telecomunicaciones (IFT) con Java y PrimeFaces</w:t>
+                <w:lang w:val="es-MX"/>
+              </w:rPr>
+            </w:pPr>
+            <w:r>
+              <w:rPr>
+                <w:sz w:val="18"/>
+                <w:szCs w:val="20"/>
+                <w:lang w:val="es-MX"/>
+              </w:rPr>
+              <w:t xml:space="preserve">• Participo en la implementación y puesta en operación de sistemas, colaborando en ambientes INT/Pruebas de Aceptación de Usuario (UAT)/PROD y asegurando la solución de defectos hasta su </w:t>
+            </w:r>
+            <w:proofErr w:type="spellStart"/>
+            <w:r>
+              <w:rPr>
+                <w:sz w:val="18"/>
+                <w:szCs w:val="20"/>
+                <w:lang w:val="es-MX"/>
+              </w:rPr>
+              <w:t>VoBo</w:t>
+            </w:r>
+            <w:proofErr w:type="spellEnd"/>
+            <w:r>
+              <w:rPr>
+                <w:sz w:val="18"/>
+                <w:szCs w:val="20"/>
+                <w:lang w:val="es-MX"/>
+              </w:rPr>
+              <w:t>.</w:t>
             </w:r>
           </w:p>
           <w:p>
@@ -665,30 +1019,52 @@
               <w:jc w:val="both"/>
               <w:rPr>
                 <w:szCs w:val="22"/>
-              </w:rPr>
-            </w:pPr>
-            <w:r>
-              <w:rPr>
-                <w:sz w:val="18"/>
-                <w:szCs w:val="20"/>
-              </w:rPr>
-              <w:t xml:space="preserve">•</w:t>
-            </w:r>
-            <w:proofErr w:type="gramEnd"/>
-            <w:r>
-              <w:rPr>
-                <w:sz w:val="18"/>
-                <w:szCs w:val="20"/>
-              </w:rPr>
-              <w:t xml:space="preserve"> </w:t>
-            </w:r>
-            <w:proofErr w:type="gramStart"/>
-            <w:r>
-              <w:rPr>
-                <w:sz w:val="18"/>
-                <w:szCs w:val="20"/>
-              </w:rPr>
-              <w:t xml:space="preserve">Desarrollar funcionalidades de domiciliación para el core backend bancario de Banco Coppel usando Java y APIs</w:t>
+                <w:lang w:val="es-MX"/>
+              </w:rPr>
+            </w:pPr>
+            <w:r>
+              <w:rPr>
+                <w:sz w:val="18"/>
+                <w:szCs w:val="20"/>
+                <w:lang w:val="es-MX"/>
+              </w:rPr>
+              <w:t xml:space="preserve">• Aplico estándares, lineamientos, </w:t>
+            </w:r>
+            <w:proofErr w:type="spellStart"/>
+            <w:r>
+              <w:rPr>
+                <w:sz w:val="18"/>
+                <w:szCs w:val="20"/>
+                <w:lang w:val="es-MX"/>
+              </w:rPr>
+              <w:t>frameworks</w:t>
+            </w:r>
+            <w:proofErr w:type="spellEnd"/>
+            <w:r>
+              <w:rPr>
+                <w:sz w:val="18"/>
+                <w:szCs w:val="20"/>
+                <w:lang w:val="es-MX"/>
+              </w:rPr>
+              <w:t xml:space="preserve"> y componentes definidos por la arquitectura, incluyendo el uso de </w:t>
+            </w:r>
+            <w:proofErr w:type="spellStart"/>
+            <w:r>
+              <w:rPr>
+                <w:sz w:val="18"/>
+                <w:szCs w:val="20"/>
+                <w:lang w:val="es-MX"/>
+              </w:rPr>
+              <w:t>GitLab</w:t>
+            </w:r>
+            <w:proofErr w:type="spellEnd"/>
+            <w:r>
+              <w:rPr>
+                <w:sz w:val="18"/>
+                <w:szCs w:val="20"/>
+                <w:lang w:val="es-MX"/>
+              </w:rPr>
+              <w:t xml:space="preserve"> bajo flujos institucionales de ramas, etiquetas, MR y pipelines.</w:t>
             </w:r>
           </w:p>
           <w:p>
@@ -698,30 +1074,43 @@
               <w:jc w:val="both"/>
               <w:rPr>
                 <w:szCs w:val="22"/>
-              </w:rPr>
-            </w:pPr>
-            <w:r>
-              <w:rPr>
-                <w:sz w:val="18"/>
-                <w:szCs w:val="20"/>
-              </w:rPr>
-              <w:t xml:space="preserve">•</w:t>
-            </w:r>
-            <w:proofErr w:type="gramEnd"/>
-            <w:r>
-              <w:rPr>
-                <w:sz w:val="18"/>
-                <w:szCs w:val="20"/>
-              </w:rPr>
-              <w:t xml:space="preserve"> </w:t>
-            </w:r>
-            <w:proofErr w:type="gramStart"/>
-            <w:r>
-              <w:rPr>
-                <w:sz w:val="18"/>
-                <w:szCs w:val="20"/>
-              </w:rPr>
-              <w:t xml:space="preserve">Implementar APIs en Java para integración de servicios bancarios</w:t>
+                <w:lang w:val="es-MX"/>
+              </w:rPr>
+            </w:pPr>
+            <w:r>
+              <w:rPr>
+                <w:sz w:val="18"/>
+                <w:szCs w:val="20"/>
+                <w:lang w:val="es-MX"/>
+              </w:rPr>
+              <w:t xml:space="preserve">• Valido que las especificaciones técnicas sean claras y completas, manteniendo conocimiento integral del desarrollo del proyecto y apoyando en la coordinación de actividades de </w:t>
+            </w:r>
+            <w:r>
+              <w:rPr>
+                <w:sz w:val="18"/>
+                <w:szCs w:val="20"/>
+                <w:lang w:val="es-MX"/>
+              </w:rPr>
+              <w:lastRenderedPageBreak/>
+              <w:t xml:space="preserve">desarrolladores </w:t>
+            </w:r>
+            <w:proofErr w:type="spellStart"/>
+            <w:r>
+              <w:rPr>
+                <w:sz w:val="18"/>
+                <w:szCs w:val="20"/>
+                <w:lang w:val="es-MX"/>
+              </w:rPr>
+              <w:t>Jr</w:t>
+            </w:r>
+            <w:proofErr w:type="spellEnd"/>
+            <w:r>
+              <w:rPr>
+                <w:sz w:val="18"/>
+                <w:szCs w:val="20"/>
+                <w:lang w:val="es-MX"/>
+              </w:rPr>
+              <w:t xml:space="preserve"> cuando es requerido.</w:t>
             </w:r>
           </w:p>
           <w:p>
@@ -731,30 +1120,52 @@
               <w:jc w:val="both"/>
               <w:rPr>
                 <w:szCs w:val="22"/>
-              </w:rPr>
-            </w:pPr>
-            <w:r>
-              <w:rPr>
-                <w:sz w:val="18"/>
-                <w:szCs w:val="20"/>
-              </w:rPr>
-              <w:t xml:space="preserve">•</w:t>
-            </w:r>
-            <w:proofErr w:type="gramEnd"/>
-            <w:r>
-              <w:rPr>
-                <w:sz w:val="18"/>
-                <w:szCs w:val="20"/>
+                <w:lang w:val="es-MX"/>
+              </w:rPr>
+            </w:pPr>
+            <w:r>
+              <w:rPr>
+                <w:sz w:val="18"/>
+                <w:szCs w:val="20"/>
+                <w:lang w:val="es-MX"/>
+              </w:rPr>
+              <w:t xml:space="preserve">• Cumplo con tiempos, esfuerzo y calidad comprometidos, participando en prácticas de calidad como </w:t>
+            </w:r>
+            <w:proofErr w:type="spellStart"/>
+            <w:r>
+              <w:rPr>
+                <w:sz w:val="18"/>
+                <w:szCs w:val="20"/>
+                <w:lang w:val="es-MX"/>
+              </w:rPr>
+              <w:t>code</w:t>
+            </w:r>
+            <w:proofErr w:type="spellEnd"/>
+            <w:r>
+              <w:rPr>
+                <w:sz w:val="18"/>
+                <w:szCs w:val="20"/>
+                <w:lang w:val="es-MX"/>
               </w:rPr>
               <w:t xml:space="preserve"> </w:t>
             </w:r>
-            <w:proofErr w:type="gramStart"/>
-            <w:r>
-              <w:rPr>
-                <w:sz w:val="18"/>
-                <w:szCs w:val="20"/>
-              </w:rPr>
-              <w:t xml:space="preserve">Colaborar en equipos de desarrollo en proyectos con clientes</w:t>
+            <w:proofErr w:type="spellStart"/>
+            <w:r>
+              <w:rPr>
+                <w:sz w:val="18"/>
+                <w:szCs w:val="20"/>
+                <w:lang w:val="es-MX"/>
+              </w:rPr>
+              <w:t>review</w:t>
+            </w:r>
+            <w:proofErr w:type="spellEnd"/>
+            <w:r>
+              <w:rPr>
+                <w:sz w:val="18"/>
+                <w:szCs w:val="20"/>
+                <w:lang w:val="es-MX"/>
+              </w:rPr>
+              <w:t>, uso de patrones, pruebas unitarias, así como en la atención de hallazgos SAST y DAST hasta su cierre sin vulnerabilidades críticas.</w:t>
             </w:r>
           </w:p>
           <w:p>
@@ -764,15 +1175,1148 @@
               <w:jc w:val="both"/>
               <w:rPr>
                 <w:szCs w:val="22"/>
-              </w:rPr>
-            </w:pPr>
-            <w:r>
-              <w:rPr>
-                <w:sz w:val="18"/>
-                <w:szCs w:val="20"/>
-              </w:rPr>
-              <w:t xml:space="preserve"/>
-            </w:r>
+                <w:lang w:val="es-MX"/>
+              </w:rPr>
+            </w:pPr>
+            <w:r>
+              <w:rPr>
+                <w:sz w:val="18"/>
+                <w:szCs w:val="20"/>
+                <w:lang w:val="es-MX"/>
+              </w:rPr>
+              <w:t>• Colaboro activamente con el equipo, participando en la preparación de evidencias de fase para carpetas y en el soporte a procesos de dictamen.</w:t>
+            </w:r>
+          </w:p>
+          <w:p>
+            <w:pPr>
+              <w:pStyle w:val="NoSpacing"/>
+              <w:ind w:left="0"/>
+              <w:jc w:val="both"/>
+              <w:rPr>
+                <w:szCs w:val="22"/>
+                <w:lang w:val="es-MX"/>
+              </w:rPr>
+            </w:pPr>
+            <w:r>
+              <w:rPr>
+                <w:sz w:val="18"/>
+                <w:szCs w:val="20"/>
+                <w:lang w:val="es-MX"/>
+              </w:rPr>
+              <w:t>• Identifico, comunico y escalo impedimentos, riesgos e incidencias, asegurando la continuidad del desarrollo y la correcta ejecución del proyecto.</w:t>
+            </w:r>
+          </w:p>
+          <w:p>
+            <w:pPr>
+              <w:pStyle w:val="NoSpacing"/>
+              <w:ind w:left="0"/>
+              <w:jc w:val="both"/>
+              <w:rPr>
+                <w:szCs w:val="22"/>
+                <w:lang w:val="es-MX"/>
+              </w:rPr>
+            </w:pPr>
+            <w:r>
+              <w:rPr>
+                <w:sz w:val="18"/>
+                <w:szCs w:val="20"/>
+                <w:lang w:val="es-MX"/>
+              </w:rPr>
+              <w:t>• Acato políticas, lineamientos y acuerdos organizacionales, manteniendo consistencia en fechas laborales, correcta documentación y redacción en primera persona.</w:t>
+            </w:r>
+          </w:p>
+          <w:p>
+            <w:pPr>
+              <w:pStyle w:val="NoSpacing"/>
+              <w:ind w:left="0"/>
+              <w:jc w:val="both"/>
+              <w:rPr>
+                <w:szCs w:val="22"/>
+                <w:lang w:val="es-MX"/>
+              </w:rPr>
+            </w:pPr>
+            <w:r>
+              <w:rPr>
+                <w:sz w:val="18"/>
+                <w:szCs w:val="20"/>
+                <w:lang w:val="es-MX"/>
+              </w:rPr>
+              <w:t>• Aplico habilidades de resolución de problemas y liderazgo, utilizando metodologías de desarrollo como Cascada, Agile y Marco Ágil Escalable (SAFe).</w:t>
+            </w:r>
+          </w:p>
+          <w:p>
+            <w:pPr>
+              <w:pStyle w:val="NoSpacing"/>
+              <w:ind w:left="0"/>
+              <w:jc w:val="both"/>
+              <w:rPr>
+                <w:szCs w:val="22"/>
+                <w:lang w:val="es-MX"/>
+              </w:rPr>
+            </w:pPr>
+            <w:r>
+              <w:rPr>
+                <w:sz w:val="18"/>
+                <w:szCs w:val="20"/>
+                <w:lang w:val="es-MX"/>
+              </w:rPr>
+              <w:t xml:space="preserve">• Utilizo herramientas de </w:t>
+            </w:r>
+            <w:proofErr w:type="spellStart"/>
+            <w:r>
+              <w:rPr>
+                <w:sz w:val="18"/>
+                <w:szCs w:val="20"/>
+                <w:lang w:val="es-MX"/>
+              </w:rPr>
+              <w:t>versionamiento</w:t>
+            </w:r>
+            <w:proofErr w:type="spellEnd"/>
+            <w:r>
+              <w:rPr>
+                <w:sz w:val="18"/>
+                <w:szCs w:val="20"/>
+                <w:lang w:val="es-MX"/>
+              </w:rPr>
+              <w:t xml:space="preserve"> como Git (Control de versiones distribuido) y desarrollo servicios y aplicaciones web tanto </w:t>
+            </w:r>
+            <w:proofErr w:type="spellStart"/>
+            <w:r>
+              <w:rPr>
+                <w:sz w:val="18"/>
+                <w:szCs w:val="20"/>
+                <w:lang w:val="es-MX"/>
+              </w:rPr>
+              <w:t>frontend</w:t>
+            </w:r>
+            <w:proofErr w:type="spellEnd"/>
+            <w:r>
+              <w:rPr>
+                <w:sz w:val="18"/>
+                <w:szCs w:val="20"/>
+                <w:lang w:val="es-MX"/>
+              </w:rPr>
+              <w:t xml:space="preserve"> como </w:t>
+            </w:r>
+            <w:proofErr w:type="spellStart"/>
+            <w:r>
+              <w:rPr>
+                <w:sz w:val="18"/>
+                <w:szCs w:val="20"/>
+                <w:lang w:val="es-MX"/>
+              </w:rPr>
+              <w:t>backend</w:t>
+            </w:r>
+            <w:proofErr w:type="spellEnd"/>
+            <w:r>
+              <w:rPr>
+                <w:sz w:val="18"/>
+                <w:szCs w:val="20"/>
+                <w:lang w:val="es-MX"/>
+              </w:rPr>
+              <w:t>, aplicando técnicas de optimización de procesos.</w:t>
+            </w:r>
+          </w:p>
+          <w:p>
+            <w:pPr>
+              <w:pStyle w:val="NoSpacing"/>
+              <w:ind w:left="0"/>
+              <w:jc w:val="both"/>
+              <w:rPr>
+                <w:szCs w:val="22"/>
+                <w:lang w:val="es-MX"/>
+              </w:rPr>
+            </w:pPr>
+            <w:r>
+              <w:rPr>
+                <w:sz w:val="18"/>
+                <w:szCs w:val="20"/>
+                <w:lang w:val="es-MX"/>
+              </w:rPr>
+              <w:t>• Mantengo trazabilidad y coherencia en mi experiencia profesional, asegurando que la cronología laboral cumpla con al menos 5 años requeridos y sin inconsistencias en fechas.</w:t>
+            </w:r>
+          </w:p>
+          <w:p>
+            <w:pPr>
+              <w:pStyle w:val="NoSpacing"/>
+              <w:ind w:left="0"/>
+              <w:jc w:val="both"/>
+              <w:rPr>
+                <w:szCs w:val="22"/>
+                <w:lang w:val="es-MX"/>
+              </w:rPr>
+            </w:pPr>
+            <w:r>
+              <w:rPr>
+                <w:sz w:val="18"/>
+                <w:szCs w:val="20"/>
+                <w:lang w:val="es-MX"/>
+              </w:rPr>
+              <w:t xml:space="preserve">• Cuantifico mi desempeño mediante métricas de impacto, como número de microservicios y </w:t>
+            </w:r>
+            <w:proofErr w:type="spellStart"/>
+            <w:r>
+              <w:rPr>
+                <w:sz w:val="18"/>
+                <w:szCs w:val="20"/>
+                <w:lang w:val="es-MX"/>
+              </w:rPr>
+              <w:t>APIs</w:t>
+            </w:r>
+            <w:proofErr w:type="spellEnd"/>
+            <w:r>
+              <w:rPr>
+                <w:sz w:val="18"/>
+                <w:szCs w:val="20"/>
+                <w:lang w:val="es-MX"/>
+              </w:rPr>
+              <w:t xml:space="preserve"> desarrollados, volumen de transacciones, optimización de consultas y reducción de tiempos de respuesta en ambientes productivos.</w:t>
+            </w:r>
+          </w:p>
+          <w:p>
+            <w:pPr>
+              <w:pStyle w:val="NoSpacing"/>
+              <w:ind w:left="0"/>
+              <w:jc w:val="both"/>
+              <w:rPr>
+                <w:szCs w:val="22"/>
+                <w:lang w:val="es-MX"/>
+              </w:rPr>
+            </w:pPr>
+            <w:r>
+              <w:rPr>
+                <w:sz w:val="18"/>
+                <w:szCs w:val="20"/>
+                <w:lang w:val="es-MX"/>
+              </w:rPr>
+              <w:t>• Diseño, construyo y mantengo soluciones tecnológicas utilizando diversos lenguajes de programación y aplicando buenas prácticas en metodologías de desarrollo.</w:t>
+            </w:r>
+          </w:p>
+          <w:p>
+            <w:pPr>
+              <w:pStyle w:val="NoSpacing"/>
+              <w:ind w:left="0"/>
+              <w:jc w:val="both"/>
+              <w:rPr>
+                <w:szCs w:val="22"/>
+                <w:lang w:val="es-MX"/>
+              </w:rPr>
+            </w:pPr>
+            <w:r>
+              <w:rPr>
+                <w:sz w:val="18"/>
+                <w:szCs w:val="20"/>
+                <w:lang w:val="es-MX"/>
+              </w:rPr>
+              <w:t xml:space="preserve">• Coordino las actividades de desarrolladores </w:t>
+            </w:r>
+            <w:proofErr w:type="spellStart"/>
+            <w:r>
+              <w:rPr>
+                <w:sz w:val="18"/>
+                <w:szCs w:val="20"/>
+                <w:lang w:val="es-MX"/>
+              </w:rPr>
+              <w:t>Jr</w:t>
+            </w:r>
+            <w:proofErr w:type="spellEnd"/>
+            <w:r>
+              <w:rPr>
+                <w:sz w:val="18"/>
+                <w:szCs w:val="20"/>
+                <w:lang w:val="es-MX"/>
+              </w:rPr>
+              <w:t xml:space="preserve"> y mantengo un conocimiento integral del desarrollo del proyecto asignado.</w:t>
+            </w:r>
+          </w:p>
+          <w:p>
+            <w:pPr>
+              <w:pStyle w:val="NoSpacing"/>
+              <w:ind w:left="0"/>
+              <w:jc w:val="both"/>
+              <w:rPr>
+                <w:szCs w:val="22"/>
+                <w:lang w:val="es-MX"/>
+              </w:rPr>
+            </w:pPr>
+            <w:r>
+              <w:rPr>
+                <w:sz w:val="18"/>
+                <w:szCs w:val="20"/>
+                <w:lang w:val="es-MX"/>
+              </w:rPr>
+              <w:t xml:space="preserve">• Aplico habilidades de resolución de problemas y liderazgo, utilizando metodologías como Cascada, Agile y Marco Ágil Escalable (SAFe), herramientas de </w:t>
+            </w:r>
+            <w:proofErr w:type="spellStart"/>
+            <w:r>
+              <w:rPr>
+                <w:sz w:val="18"/>
+                <w:szCs w:val="20"/>
+                <w:lang w:val="es-MX"/>
+              </w:rPr>
+              <w:t>versionamiento</w:t>
+            </w:r>
+            <w:proofErr w:type="spellEnd"/>
+            <w:r>
+              <w:rPr>
+                <w:sz w:val="18"/>
+                <w:szCs w:val="20"/>
+                <w:lang w:val="es-MX"/>
+              </w:rPr>
+              <w:t xml:space="preserve"> como Git (Control de versiones distribuido), desarrollo de servicios y aplicaciones web </w:t>
+            </w:r>
+            <w:proofErr w:type="spellStart"/>
+            <w:r>
+              <w:rPr>
+                <w:sz w:val="18"/>
+                <w:szCs w:val="20"/>
+                <w:lang w:val="es-MX"/>
+              </w:rPr>
+              <w:t>frontend</w:t>
+            </w:r>
+            <w:proofErr w:type="spellEnd"/>
+            <w:r>
+              <w:rPr>
+                <w:sz w:val="18"/>
+                <w:szCs w:val="20"/>
+                <w:lang w:val="es-MX"/>
+              </w:rPr>
+              <w:t xml:space="preserve"> y </w:t>
+            </w:r>
+            <w:proofErr w:type="spellStart"/>
+            <w:r>
+              <w:rPr>
+                <w:sz w:val="18"/>
+                <w:szCs w:val="20"/>
+                <w:lang w:val="es-MX"/>
+              </w:rPr>
+              <w:t>backend</w:t>
+            </w:r>
+            <w:proofErr w:type="spellEnd"/>
+            <w:r>
+              <w:rPr>
+                <w:sz w:val="18"/>
+                <w:szCs w:val="20"/>
+                <w:lang w:val="es-MX"/>
+              </w:rPr>
+              <w:t>, y técnicas de optimización de procesos.</w:t>
+            </w:r>
+          </w:p>
+          <w:p>
+            <w:pPr>
+              <w:pStyle w:val="NoSpacing"/>
+              <w:ind w:left="0"/>
+              <w:jc w:val="both"/>
+              <w:rPr>
+                <w:szCs w:val="22"/>
+                <w:lang w:val="es-MX"/>
+              </w:rPr>
+            </w:pPr>
+            <w:r>
+              <w:rPr>
+                <w:sz w:val="18"/>
+                <w:szCs w:val="20"/>
+                <w:lang w:val="es-MX"/>
+              </w:rPr>
+              <w:t>• Resuelvo problemas complejos dentro del desarrollo de software utilizando soluciones existentes, aplicando mejores prácticas en todo momento; cuento con sólidos conocimientos y experiencia que me permiten identificar, notificar y prevenir riesgos que puedan afectar los resultados esperados; trabajo de manera autónoma con mínima supervisión, asegurando la entrega de resultados en los tiempos comprometidos y manteniendo un alto nivel de especialización.</w:t>
+            </w:r>
+          </w:p>
+          <w:p>
+            <w:pPr>
+              <w:pStyle w:val="NoSpacing"/>
+              <w:ind w:left="0"/>
+              <w:jc w:val="both"/>
+              <w:rPr>
+                <w:szCs w:val="22"/>
+                <w:lang w:val="es-MX"/>
+              </w:rPr>
+            </w:pPr>
+            <w:r>
+              <w:rPr>
+                <w:sz w:val="18"/>
+                <w:szCs w:val="20"/>
+                <w:lang w:val="es-MX"/>
+              </w:rPr>
+              <w:t xml:space="preserve">• He aplicado el curso Docker </w:t>
+            </w:r>
+            <w:proofErr w:type="spellStart"/>
+            <w:r>
+              <w:rPr>
+                <w:sz w:val="18"/>
+                <w:szCs w:val="20"/>
+                <w:lang w:val="es-MX"/>
+              </w:rPr>
+              <w:t>for</w:t>
+            </w:r>
+            <w:proofErr w:type="spellEnd"/>
+            <w:r>
+              <w:rPr>
+                <w:sz w:val="18"/>
+                <w:szCs w:val="20"/>
+                <w:lang w:val="es-MX"/>
+              </w:rPr>
+              <w:t xml:space="preserve"> </w:t>
+            </w:r>
+            <w:proofErr w:type="spellStart"/>
+            <w:r>
+              <w:rPr>
+                <w:sz w:val="18"/>
+                <w:szCs w:val="20"/>
+                <w:lang w:val="es-MX"/>
+              </w:rPr>
+              <w:t>the</w:t>
+            </w:r>
+            <w:proofErr w:type="spellEnd"/>
+            <w:r>
+              <w:rPr>
+                <w:sz w:val="18"/>
+                <w:szCs w:val="20"/>
+                <w:lang w:val="es-MX"/>
+              </w:rPr>
+              <w:t xml:space="preserve"> Absolute </w:t>
+            </w:r>
+            <w:proofErr w:type="spellStart"/>
+            <w:r>
+              <w:rPr>
+                <w:sz w:val="18"/>
+                <w:szCs w:val="20"/>
+                <w:lang w:val="es-MX"/>
+              </w:rPr>
+              <w:t>Beginner</w:t>
+            </w:r>
+            <w:proofErr w:type="spellEnd"/>
+            <w:r>
+              <w:rPr>
+                <w:sz w:val="18"/>
+                <w:szCs w:val="20"/>
+                <w:lang w:val="es-MX"/>
+              </w:rPr>
+              <w:t xml:space="preserve"> – Hands </w:t>
+            </w:r>
+            <w:proofErr w:type="spellStart"/>
+            <w:r>
+              <w:rPr>
+                <w:sz w:val="18"/>
+                <w:szCs w:val="20"/>
+                <w:lang w:val="es-MX"/>
+              </w:rPr>
+              <w:t>On</w:t>
+            </w:r>
+            <w:proofErr w:type="spellEnd"/>
+            <w:r>
+              <w:rPr>
+                <w:sz w:val="18"/>
+                <w:szCs w:val="20"/>
+                <w:lang w:val="es-MX"/>
+              </w:rPr>
+              <w:t xml:space="preserve"> – DevOps para </w:t>
+            </w:r>
+            <w:proofErr w:type="spellStart"/>
+            <w:r>
+              <w:rPr>
+                <w:sz w:val="18"/>
+                <w:szCs w:val="20"/>
+                <w:lang w:val="es-MX"/>
+              </w:rPr>
+              <w:t>contenerizar</w:t>
+            </w:r>
+            <w:proofErr w:type="spellEnd"/>
+            <w:r>
+              <w:rPr>
+                <w:sz w:val="18"/>
+                <w:szCs w:val="20"/>
+                <w:lang w:val="es-MX"/>
+              </w:rPr>
+              <w:t xml:space="preserve"> aplicaciones y comprender los fundamentos de DevOps utilizando Docker</w:t>
+            </w:r>
+          </w:p>
+          <w:p>
+            <w:pPr>
+              <w:pStyle w:val="NoSpacing"/>
+              <w:ind w:left="0"/>
+              <w:jc w:val="both"/>
+              <w:rPr>
+                <w:szCs w:val="22"/>
+                <w:lang w:val="es-MX"/>
+              </w:rPr>
+            </w:pPr>
+            <w:r>
+              <w:rPr>
+                <w:sz w:val="18"/>
+                <w:szCs w:val="20"/>
+                <w:lang w:val="es-MX"/>
+              </w:rPr>
+              <w:t>• He utilizado el curso de HTML5 desde cero para estructurar y desarrollar sitios web aplicando estándares modernos de HTML</w:t>
+            </w:r>
+          </w:p>
+          <w:p>
+            <w:pPr>
+              <w:pStyle w:val="NoSpacing"/>
+              <w:ind w:left="0"/>
+              <w:jc w:val="both"/>
+              <w:rPr>
+                <w:szCs w:val="22"/>
+                <w:lang w:val="es-MX"/>
+              </w:rPr>
+            </w:pPr>
+            <w:r>
+              <w:rPr>
+                <w:sz w:val="18"/>
+                <w:szCs w:val="20"/>
+                <w:lang w:val="es-MX"/>
+              </w:rPr>
+              <w:t xml:space="preserve">• He puesto en práctica el curso </w:t>
+            </w:r>
+            <w:proofErr w:type="gramStart"/>
+            <w:r>
+              <w:rPr>
+                <w:sz w:val="18"/>
+                <w:szCs w:val="20"/>
+                <w:lang w:val="es-MX"/>
+              </w:rPr>
+              <w:t>Master</w:t>
+            </w:r>
+            <w:proofErr w:type="gramEnd"/>
+            <w:r>
+              <w:rPr>
+                <w:sz w:val="18"/>
+                <w:szCs w:val="20"/>
+                <w:lang w:val="es-MX"/>
+              </w:rPr>
+              <w:t xml:space="preserve"> SQL: De cero a experto en Bases de Datos para diseñar, consultar y gestionar bases de datos relacionales mediante SQL</w:t>
+            </w:r>
+          </w:p>
+          <w:p>
+            <w:pPr>
+              <w:pStyle w:val="NoSpacing"/>
+              <w:ind w:left="0"/>
+              <w:jc w:val="both"/>
+              <w:rPr>
+                <w:szCs w:val="22"/>
+                <w:lang w:val="es-MX"/>
+              </w:rPr>
+            </w:pPr>
+            <w:r>
+              <w:rPr>
+                <w:sz w:val="18"/>
+                <w:szCs w:val="20"/>
+                <w:lang w:val="es-MX"/>
+              </w:rPr>
+              <w:t>• He aprovechado el curso Comienza con MongoDB para modelar y administrar bases de datos NoSQL utilizando MongoDB</w:t>
+            </w:r>
+          </w:p>
+          <w:p>
+            <w:pPr>
+              <w:pStyle w:val="NoSpacing"/>
+              <w:ind w:left="0"/>
+              <w:jc w:val="both"/>
+              <w:rPr>
+                <w:szCs w:val="22"/>
+                <w:lang w:val="es-MX"/>
+              </w:rPr>
+            </w:pPr>
+            <w:r>
+              <w:rPr>
+                <w:sz w:val="18"/>
+                <w:szCs w:val="20"/>
+                <w:lang w:val="es-MX"/>
+              </w:rPr>
+              <w:t xml:space="preserve">• He aplicado el curso </w:t>
+            </w:r>
+            <w:proofErr w:type="spellStart"/>
+            <w:r>
+              <w:rPr>
+                <w:sz w:val="18"/>
+                <w:szCs w:val="20"/>
+                <w:lang w:val="es-MX"/>
+              </w:rPr>
+              <w:t>OpenShift</w:t>
+            </w:r>
+            <w:proofErr w:type="spellEnd"/>
+            <w:r>
+              <w:rPr>
+                <w:sz w:val="18"/>
+                <w:szCs w:val="20"/>
+                <w:lang w:val="es-MX"/>
+              </w:rPr>
+              <w:t xml:space="preserve"> 4 desde cero para desplegar y administrar aplicaciones contenerizadas sobre plataformas basadas en </w:t>
+            </w:r>
+            <w:proofErr w:type="spellStart"/>
+            <w:r>
+              <w:rPr>
+                <w:sz w:val="18"/>
+                <w:szCs w:val="20"/>
+                <w:lang w:val="es-MX"/>
+              </w:rPr>
+              <w:t>Kubernetes</w:t>
+            </w:r>
+            <w:proofErr w:type="spellEnd"/>
+          </w:p>
+          <w:p>
+            <w:pPr>
+              <w:pStyle w:val="NoSpacing"/>
+              <w:ind w:left="0"/>
+              <w:jc w:val="both"/>
+              <w:rPr>
+                <w:szCs w:val="22"/>
+                <w:lang w:val="es-MX"/>
+              </w:rPr>
+            </w:pPr>
+            <w:r>
+              <w:rPr>
+                <w:sz w:val="18"/>
+                <w:szCs w:val="20"/>
+                <w:lang w:val="es-MX"/>
+              </w:rPr>
+              <w:t xml:space="preserve">• He utilizado el curso PostgreSQL de Cero a Avanzado para administrar bases de datos PostgreSQL utilizando </w:t>
+            </w:r>
+            <w:proofErr w:type="spellStart"/>
+            <w:r>
+              <w:rPr>
+                <w:sz w:val="18"/>
+                <w:szCs w:val="20"/>
+                <w:lang w:val="es-MX"/>
+              </w:rPr>
+              <w:t>pgAdmin</w:t>
+            </w:r>
+            <w:proofErr w:type="spellEnd"/>
+            <w:r>
+              <w:rPr>
+                <w:sz w:val="18"/>
+                <w:szCs w:val="20"/>
+                <w:lang w:val="es-MX"/>
+              </w:rPr>
+              <w:t xml:space="preserve"> y herramientas de línea de comandos</w:t>
+            </w:r>
+          </w:p>
+          <w:p>
+            <w:pPr>
+              <w:pStyle w:val="NoSpacing"/>
+              <w:ind w:left="0"/>
+              <w:jc w:val="both"/>
+              <w:rPr>
+                <w:szCs w:val="22"/>
+                <w:lang w:val="es-MX"/>
+              </w:rPr>
+            </w:pPr>
+            <w:r>
+              <w:rPr>
+                <w:sz w:val="18"/>
+                <w:szCs w:val="20"/>
+                <w:lang w:val="es-MX"/>
+              </w:rPr>
+              <w:t xml:space="preserve">• He puesto en práctica el curso Principios SOLID y </w:t>
+            </w:r>
+            <w:proofErr w:type="spellStart"/>
+            <w:r>
+              <w:rPr>
+                <w:sz w:val="18"/>
+                <w:szCs w:val="20"/>
+                <w:lang w:val="es-MX"/>
+              </w:rPr>
+              <w:t>Clean</w:t>
+            </w:r>
+            <w:proofErr w:type="spellEnd"/>
+            <w:r>
+              <w:rPr>
+                <w:sz w:val="18"/>
+                <w:szCs w:val="20"/>
+                <w:lang w:val="es-MX"/>
+              </w:rPr>
+              <w:t xml:space="preserve"> Code para mejorar la calidad, mantenibilidad y diseño del código en aplicaciones de software</w:t>
+            </w:r>
+          </w:p>
+          <w:p>
+            <w:pPr>
+              <w:pStyle w:val="NoSpacing"/>
+              <w:ind w:left="0"/>
+              <w:jc w:val="both"/>
+              <w:rPr>
+                <w:szCs w:val="22"/>
+                <w:lang w:val="es-MX"/>
+              </w:rPr>
+            </w:pPr>
+            <w:r>
+              <w:rPr>
+                <w:sz w:val="18"/>
+                <w:szCs w:val="20"/>
+                <w:lang w:val="es-MX"/>
+              </w:rPr>
+              <w:t xml:space="preserve">• He aplicado el curso </w:t>
+            </w:r>
+            <w:proofErr w:type="spellStart"/>
+            <w:r>
+              <w:rPr>
+                <w:sz w:val="18"/>
+                <w:szCs w:val="20"/>
+                <w:lang w:val="es-MX"/>
+              </w:rPr>
+              <w:t>Privileged</w:t>
+            </w:r>
+            <w:proofErr w:type="spellEnd"/>
+            <w:r>
+              <w:rPr>
+                <w:sz w:val="18"/>
+                <w:szCs w:val="20"/>
+                <w:lang w:val="es-MX"/>
+              </w:rPr>
+              <w:t xml:space="preserve"> Access Management (PAM) </w:t>
+            </w:r>
+            <w:proofErr w:type="spellStart"/>
+            <w:r>
+              <w:rPr>
+                <w:sz w:val="18"/>
+                <w:szCs w:val="20"/>
+                <w:lang w:val="es-MX"/>
+              </w:rPr>
+              <w:t>with</w:t>
+            </w:r>
+            <w:proofErr w:type="spellEnd"/>
+            <w:r>
+              <w:rPr>
+                <w:sz w:val="18"/>
+                <w:szCs w:val="20"/>
+                <w:lang w:val="es-MX"/>
+              </w:rPr>
+              <w:t xml:space="preserve"> </w:t>
+            </w:r>
+            <w:proofErr w:type="spellStart"/>
+            <w:r>
+              <w:rPr>
+                <w:sz w:val="18"/>
+                <w:szCs w:val="20"/>
+                <w:lang w:val="es-MX"/>
+              </w:rPr>
+              <w:t>CyberArk</w:t>
+            </w:r>
+            <w:proofErr w:type="spellEnd"/>
+            <w:r>
+              <w:rPr>
+                <w:sz w:val="18"/>
+                <w:szCs w:val="20"/>
+                <w:lang w:val="es-MX"/>
+              </w:rPr>
+              <w:t xml:space="preserve"> para comprender y aplicar controles de acceso privilegiado orientados a la seguridad de la información</w:t>
+            </w:r>
+          </w:p>
+          <w:p>
+            <w:pPr>
+              <w:pStyle w:val="NoSpacing"/>
+              <w:ind w:left="0"/>
+              <w:jc w:val="both"/>
+              <w:rPr>
+                <w:szCs w:val="22"/>
+                <w:lang w:val="es-MX"/>
+              </w:rPr>
+            </w:pPr>
+            <w:r>
+              <w:rPr>
+                <w:sz w:val="18"/>
+                <w:szCs w:val="20"/>
+                <w:lang w:val="es-MX"/>
+              </w:rPr>
+              <w:t xml:space="preserve">• He aprovechado la certificación </w:t>
+            </w:r>
+            <w:proofErr w:type="spellStart"/>
+            <w:r>
+              <w:rPr>
+                <w:sz w:val="18"/>
+                <w:szCs w:val="20"/>
+                <w:lang w:val="es-MX"/>
+              </w:rPr>
+              <w:t>Certified</w:t>
+            </w:r>
+            <w:proofErr w:type="spellEnd"/>
+            <w:r>
+              <w:rPr>
+                <w:sz w:val="18"/>
+                <w:szCs w:val="20"/>
+                <w:lang w:val="es-MX"/>
+              </w:rPr>
+              <w:t xml:space="preserve"> </w:t>
+            </w:r>
+            <w:proofErr w:type="spellStart"/>
+            <w:r>
+              <w:rPr>
+                <w:sz w:val="18"/>
+                <w:szCs w:val="20"/>
+                <w:lang w:val="es-MX"/>
+              </w:rPr>
+              <w:t>ScrumMaster</w:t>
+            </w:r>
+            <w:proofErr w:type="spellEnd"/>
+            <w:r>
+              <w:rPr>
+                <w:sz w:val="18"/>
+                <w:szCs w:val="20"/>
+                <w:lang w:val="es-MX"/>
+              </w:rPr>
+              <w:t>® (CSM) para facilitar equipos ágiles, coordinar eventos Scrum y promover la entrega continua de valor en proyectos</w:t>
+            </w:r>
+          </w:p>
+          <w:p>
+            <w:pPr>
+              <w:pStyle w:val="NoSpacing"/>
+              <w:ind w:left="0"/>
+              <w:jc w:val="both"/>
+              <w:rPr>
+                <w:szCs w:val="22"/>
+                <w:lang w:val="es-MX"/>
+              </w:rPr>
+            </w:pPr>
+            <w:r>
+              <w:rPr>
+                <w:sz w:val="18"/>
+                <w:szCs w:val="20"/>
+                <w:lang w:val="es-MX"/>
+              </w:rPr>
+              <w:t>• Participo en los siguientes procesos definidos por la metodología PDSS3 de atención de proyectos tradicionales de Softtek:</w:t>
+            </w:r>
+          </w:p>
+          <w:p>
+            <w:pPr>
+              <w:pStyle w:val="NoSpacing"/>
+              <w:numPr>
+                <w:ilvl w:val="0"/>
+                <w:numId w:val="39"/>
+              </w:numPr>
+              <w:jc w:val="both"/>
+              <w:rPr>
+                <w:szCs w:val="22"/>
+                <w:lang w:val="es-MX"/>
+              </w:rPr>
+            </w:pPr>
+            <w:r>
+              <w:rPr>
+                <w:sz w:val="18"/>
+                <w:szCs w:val="20"/>
+                <w:lang w:val="es-MX"/>
+              </w:rPr>
+              <w:t>CIS: Elaboro la especificación detallada de componentes.</w:t>
+            </w:r>
+          </w:p>
+          <w:p>
+            <w:pPr>
+              <w:pStyle w:val="NoSpacing"/>
+              <w:numPr>
+                <w:ilvl w:val="0"/>
+                <w:numId w:val="39"/>
+              </w:numPr>
+              <w:jc w:val="both"/>
+              <w:rPr>
+                <w:szCs w:val="22"/>
+                <w:lang w:val="es-MX"/>
+              </w:rPr>
+            </w:pPr>
+            <w:r>
+              <w:rPr>
+                <w:sz w:val="18"/>
+                <w:szCs w:val="20"/>
+                <w:lang w:val="es-MX"/>
+              </w:rPr>
+              <w:t>CTR: Realizo la construcción de componentes.</w:t>
+            </w:r>
+          </w:p>
+          <w:p>
+            <w:pPr>
+              <w:pStyle w:val="NoSpacing"/>
+              <w:numPr>
+                <w:ilvl w:val="0"/>
+                <w:numId w:val="39"/>
+              </w:numPr>
+              <w:jc w:val="both"/>
+              <w:rPr>
+                <w:szCs w:val="22"/>
+                <w:lang w:val="es-MX"/>
+              </w:rPr>
+            </w:pPr>
+            <w:r>
+              <w:rPr>
+                <w:sz w:val="18"/>
+                <w:szCs w:val="20"/>
+                <w:lang w:val="es-MX"/>
+              </w:rPr>
+              <w:t>DOC: Genero la documentación técnica.</w:t>
+            </w:r>
+          </w:p>
+          <w:p>
+            <w:pPr>
+              <w:pStyle w:val="NoSpacing"/>
+              <w:ind w:left="0"/>
+              <w:jc w:val="both"/>
+              <w:rPr>
+                <w:szCs w:val="22"/>
+                <w:lang w:val="es-MX"/>
+              </w:rPr>
+            </w:pPr>
+            <w:r>
+              <w:rPr>
+                <w:sz w:val="18"/>
+                <w:szCs w:val="20"/>
+                <w:lang w:val="es-MX"/>
+              </w:rPr>
+              <w:t xml:space="preserve">• Participé con el Instituto Mexicano del Seguro Social (IMSS) para desarrollo de aplicaciones y soporte de aplicaciones internas con Java (Lenguaje de programación para desarrollo de aplicaciones) y </w:t>
+            </w:r>
+            <w:proofErr w:type="spellStart"/>
+            <w:r>
+              <w:rPr>
+                <w:sz w:val="18"/>
+                <w:szCs w:val="20"/>
+                <w:lang w:val="es-MX"/>
+              </w:rPr>
+              <w:t>PrimeFaces</w:t>
+            </w:r>
+            <w:proofErr w:type="spellEnd"/>
+            <w:r>
+              <w:rPr>
+                <w:sz w:val="18"/>
+                <w:szCs w:val="20"/>
+                <w:lang w:val="es-MX"/>
+              </w:rPr>
+              <w:t>.</w:t>
+            </w:r>
+          </w:p>
+          <w:p>
+            <w:pPr>
+              <w:pStyle w:val="NoSpacing"/>
+              <w:ind w:left="0"/>
+              <w:jc w:val="both"/>
+              <w:rPr>
+                <w:szCs w:val="22"/>
+                <w:lang w:val="es-MX"/>
+              </w:rPr>
+            </w:pPr>
+            <w:r>
+              <w:rPr>
+                <w:sz w:val="18"/>
+                <w:szCs w:val="20"/>
+                <w:lang w:val="es-MX"/>
+              </w:rPr>
+              <w:t xml:space="preserve">• Participé con el Instituto Federal de Telecomunicaciones (IFT) para desarrollo de aplicaciones internas de seguimiento de ejercicios de riesgos con Java (Lenguaje de programación para desarrollo de aplicaciones) y </w:t>
+            </w:r>
+            <w:proofErr w:type="spellStart"/>
+            <w:r>
+              <w:rPr>
+                <w:sz w:val="18"/>
+                <w:szCs w:val="20"/>
+                <w:lang w:val="es-MX"/>
+              </w:rPr>
+              <w:t>PrimeFaces</w:t>
+            </w:r>
+            <w:proofErr w:type="spellEnd"/>
+            <w:r>
+              <w:rPr>
+                <w:sz w:val="18"/>
+                <w:szCs w:val="20"/>
+                <w:lang w:val="es-MX"/>
+              </w:rPr>
+              <w:t>.</w:t>
+            </w:r>
+          </w:p>
+          <w:p>
+            <w:pPr>
+              <w:pStyle w:val="NoSpacing"/>
+              <w:ind w:left="0"/>
+              <w:jc w:val="both"/>
+              <w:rPr>
+                <w:szCs w:val="22"/>
+                <w:lang w:val="es-MX"/>
+              </w:rPr>
+            </w:pPr>
+            <w:r>
+              <w:rPr>
+                <w:sz w:val="18"/>
+                <w:szCs w:val="20"/>
+                <w:lang w:val="es-MX"/>
+              </w:rPr>
+              <w:t xml:space="preserve">• Participé con Banco Coppel para desarrollo de funcionalidades de domiciliación para su </w:t>
+            </w:r>
+            <w:proofErr w:type="spellStart"/>
+            <w:r>
+              <w:rPr>
+                <w:sz w:val="18"/>
+                <w:szCs w:val="20"/>
+                <w:lang w:val="es-MX"/>
+              </w:rPr>
+              <w:t>core</w:t>
+            </w:r>
+            <w:proofErr w:type="spellEnd"/>
+            <w:r>
+              <w:rPr>
+                <w:sz w:val="18"/>
+                <w:szCs w:val="20"/>
+                <w:lang w:val="es-MX"/>
+              </w:rPr>
+              <w:t xml:space="preserve"> </w:t>
+            </w:r>
+            <w:r>
+              <w:rPr>
+                <w:sz w:val="18"/>
+                <w:szCs w:val="20"/>
+                <w:lang w:val="es-MX"/>
+              </w:rPr>
+              <w:lastRenderedPageBreak/>
+              <w:t xml:space="preserve">back </w:t>
+            </w:r>
+            <w:proofErr w:type="spellStart"/>
+            <w:r>
+              <w:rPr>
+                <w:sz w:val="18"/>
+                <w:szCs w:val="20"/>
+                <w:lang w:val="es-MX"/>
+              </w:rPr>
+              <w:t>end</w:t>
+            </w:r>
+            <w:proofErr w:type="spellEnd"/>
+            <w:r>
+              <w:rPr>
+                <w:sz w:val="18"/>
+                <w:szCs w:val="20"/>
+                <w:lang w:val="es-MX"/>
+              </w:rPr>
+              <w:t xml:space="preserve"> bancario con Java (Lenguaje de programación para desarrollo de aplicaciones) y </w:t>
+            </w:r>
+            <w:proofErr w:type="spellStart"/>
+            <w:r>
+              <w:rPr>
+                <w:sz w:val="18"/>
+                <w:szCs w:val="20"/>
+                <w:lang w:val="es-MX"/>
+              </w:rPr>
+              <w:t>APIs</w:t>
+            </w:r>
+            <w:proofErr w:type="spellEnd"/>
+            <w:r>
+              <w:rPr>
+                <w:sz w:val="18"/>
+                <w:szCs w:val="20"/>
+                <w:lang w:val="es-MX"/>
+              </w:rPr>
+              <w:t>.</w:t>
+            </w:r>
+          </w:p>
+          <w:p>
+            <w:pPr>
+              <w:pStyle w:val="NoSpacing"/>
+              <w:ind w:left="0"/>
+              <w:jc w:val="both"/>
+              <w:rPr>
+                <w:szCs w:val="22"/>
+                <w:lang w:val="es-MX"/>
+              </w:rPr>
+            </w:pPr>
+            <w:r>
+              <w:rPr>
+                <w:sz w:val="18"/>
+                <w:szCs w:val="20"/>
+                <w:lang w:val="es-MX"/>
+              </w:rPr>
+              <w:t>• Participé en equipos de desarrollo de aplicaciones de logística de viajes, producto interno de seguimiento vía satelital de viajes de los productos del cliente, reportes y envío de correos con .NET.</w:t>
+            </w:r>
+          </w:p>
+          <w:p>
+            <w:pPr>
+              <w:pStyle w:val="NoSpacing"/>
+              <w:ind w:left="0"/>
+              <w:jc w:val="both"/>
+              <w:rPr>
+                <w:szCs w:val="22"/>
+                <w:lang w:val="es-MX"/>
+              </w:rPr>
+            </w:pPr>
+            <w:r>
+              <w:rPr>
+                <w:sz w:val="18"/>
+                <w:szCs w:val="20"/>
+                <w:lang w:val="es-MX"/>
+              </w:rPr>
+              <w:t>• Participé en equipos de desarrollo de aplicaciones de logística de aduanas, cliente local de servicio aduanero, reportes administrativos con .NET.</w:t>
+            </w:r>
+          </w:p>
+          <w:p>
+            <w:pPr>
+              <w:pStyle w:val="NoSpacing"/>
+              <w:ind w:left="0"/>
+              <w:jc w:val="both"/>
+              <w:rPr>
+                <w:szCs w:val="22"/>
+                <w:lang w:val="es-MX"/>
+              </w:rPr>
+            </w:pPr>
+            <w:r>
+              <w:rPr>
+                <w:sz w:val="18"/>
+                <w:szCs w:val="20"/>
+                <w:lang w:val="es-MX"/>
+              </w:rPr>
+              <w:t>• Participé en el desarrollo de un microservicio de obtención de datos de sensores para un equipo multinacional con cliente USA, usando Java (Lenguaje de programación para desarrollo de aplicaciones), Spring Boot y Spring Batch.</w:t>
+            </w:r>
+          </w:p>
+          <w:p>
+            <w:pPr>
+              <w:pStyle w:val="NoSpacing"/>
+              <w:ind w:left="0"/>
+              <w:jc w:val="both"/>
+              <w:rPr>
+                <w:szCs w:val="22"/>
+                <w:lang w:val="es-MX"/>
+              </w:rPr>
+            </w:pPr>
+            <w:r>
+              <w:rPr>
+                <w:sz w:val="18"/>
+                <w:szCs w:val="20"/>
+                <w:lang w:val="es-MX"/>
+              </w:rPr>
+              <w:t xml:space="preserve">• Realicé investigación para aplicación de normas de seguridad para el ambiente Microsoft Azure (Plataforma </w:t>
+            </w:r>
+            <w:proofErr w:type="spellStart"/>
+            <w:r>
+              <w:rPr>
+                <w:sz w:val="18"/>
+                <w:szCs w:val="20"/>
+                <w:lang w:val="es-MX"/>
+              </w:rPr>
+              <w:t>cloud</w:t>
+            </w:r>
+            <w:proofErr w:type="spellEnd"/>
+            <w:r>
+              <w:rPr>
+                <w:sz w:val="18"/>
+                <w:szCs w:val="20"/>
+                <w:lang w:val="es-MX"/>
+              </w:rPr>
+              <w:t xml:space="preserve"> para desarrollo e infraestructura) de la gestión de aplicaciones en Giga Tech (</w:t>
+            </w:r>
+            <w:proofErr w:type="spellStart"/>
+            <w:r>
+              <w:rPr>
+                <w:sz w:val="18"/>
+                <w:szCs w:val="20"/>
+                <w:lang w:val="es-MX"/>
+              </w:rPr>
+              <w:t>Caps</w:t>
+            </w:r>
+            <w:proofErr w:type="spellEnd"/>
+            <w:r>
+              <w:rPr>
+                <w:sz w:val="18"/>
+                <w:szCs w:val="20"/>
+                <w:lang w:val="es-MX"/>
+              </w:rPr>
+              <w:t>).</w:t>
+            </w:r>
+          </w:p>
+          <w:p>
+            <w:pPr>
+              <w:pStyle w:val="NoSpacing"/>
+              <w:ind w:left="0"/>
+              <w:jc w:val="both"/>
+              <w:rPr>
+                <w:szCs w:val="22"/>
+                <w:lang w:val="es-MX"/>
+              </w:rPr>
+            </w:pPr>
           </w:p>
         </w:tc>
       </w:tr>
@@ -787,17 +2331,6 @@
           <w:lang w:val="es-419"/>
         </w:rPr>
       </w:pPr>
-      <w:r>
-        <w:rPr>
-          <w:rFonts w:ascii="Arial" w:hAnsi="Arial" w:cs="Arial"/>
-          <w:bCs/>
-          <w:sz w:val="18"/>
-          <w:szCs w:val="18"/>
-          <w:lang w:val="es-419"/>
-        </w:rPr>
-        <w:t xml:space="preserve"/>
-      </w:r>
-      <w:proofErr w:type="gramEnd"/>
     </w:p>
     <w:tbl>
       <w:tblPr>
@@ -847,7 +2380,7 @@
                 <w:szCs w:val="18"/>
                 <w:lang w:val="es-MX"/>
               </w:rPr>
-              <w:t xml:space="preserve">Empresa</w:t>
+              <w:t>Empresa</w:t>
             </w:r>
           </w:p>
           <w:p>
@@ -860,15 +2393,14 @@
                 <w:lang w:val="es-MX"/>
               </w:rPr>
             </w:pPr>
-            <w:proofErr w:type="gramStart"/>
-            <w:r>
-              <w:rPr>
-                <w:rFonts w:ascii="Arial" w:hAnsi="Arial" w:cs="Arial"/>
-                <w:sz w:val="18"/>
-                <w:szCs w:val="18"/>
-                <w:lang w:val="es-MX"/>
-              </w:rPr>
-              <w:t xml:space="preserve">Giga Tech</w:t>
+            <w:r>
+              <w:rPr>
+                <w:rFonts w:ascii="Arial" w:hAnsi="Arial" w:cs="Arial"/>
+                <w:sz w:val="18"/>
+                <w:szCs w:val="18"/>
+                <w:lang w:val="es-MX"/>
+              </w:rPr>
+              <w:t>Softtek</w:t>
             </w:r>
           </w:p>
         </w:tc>
@@ -894,28 +2426,27 @@
                 <w:szCs w:val="18"/>
                 <w:lang w:val="es-MX"/>
               </w:rPr>
-              <w:t xml:space="preserve">Puesto</w:t>
-            </w:r>
-          </w:p>
-          <w:p>
-            <w:pPr>
-              <w:rPr>
-                <w:rFonts w:ascii="Arial" w:hAnsi="Arial" w:cs="Arial"/>
-                <w:bCs/>
-                <w:sz w:val="18"/>
-                <w:szCs w:val="18"/>
-                <w:lang w:val="es-MX"/>
-              </w:rPr>
-            </w:pPr>
-            <w:proofErr w:type="gramStart"/>
-            <w:r>
-              <w:rPr>
-                <w:rFonts w:ascii="Arial" w:hAnsi="Arial" w:cs="Arial"/>
-                <w:sz w:val="18"/>
-                <w:szCs w:val="18"/>
-                <w:lang w:val="es-MX"/>
-              </w:rPr>
-              <w:t xml:space="preserve">Ingeniero de Desarrollo</w:t>
+              <w:t>Puesto</w:t>
+            </w:r>
+          </w:p>
+          <w:p>
+            <w:pPr>
+              <w:rPr>
+                <w:rFonts w:ascii="Arial" w:hAnsi="Arial" w:cs="Arial"/>
+                <w:bCs/>
+                <w:sz w:val="18"/>
+                <w:szCs w:val="18"/>
+                <w:lang w:val="es-MX"/>
+              </w:rPr>
+            </w:pPr>
+            <w:r>
+              <w:rPr>
+                <w:rFonts w:ascii="Arial" w:hAnsi="Arial" w:cs="Arial"/>
+                <w:sz w:val="18"/>
+                <w:szCs w:val="18"/>
+                <w:lang w:val="es-MX"/>
+              </w:rPr>
+              <w:t>Software Developer Sr</w:t>
             </w:r>
           </w:p>
         </w:tc>
@@ -941,28 +2472,27 @@
                 <w:szCs w:val="18"/>
                 <w:lang w:val="es-MX"/>
               </w:rPr>
-              <w:t xml:space="preserve">Desde:</w:t>
-            </w:r>
-          </w:p>
-          <w:p>
-            <w:pPr>
-              <w:rPr>
-                <w:rFonts w:ascii="Arial" w:hAnsi="Arial" w:cs="Arial"/>
-                <w:bCs/>
-                <w:sz w:val="18"/>
-                <w:szCs w:val="18"/>
-                <w:lang w:val="es-MX"/>
-              </w:rPr>
-            </w:pPr>
-            <w:proofErr w:type="gramStart"/>
-            <w:r>
-              <w:rPr>
-                <w:rFonts w:ascii="Arial" w:hAnsi="Arial" w:cs="Arial"/>
-                <w:sz w:val="18"/>
-                <w:szCs w:val="18"/>
-                <w:lang w:val="es-MX"/>
-              </w:rPr>
-              <w:t xml:space="preserve">enero 2020</w:t>
+              <w:t>Desde:</w:t>
+            </w:r>
+          </w:p>
+          <w:p>
+            <w:pPr>
+              <w:rPr>
+                <w:rFonts w:ascii="Arial" w:hAnsi="Arial" w:cs="Arial"/>
+                <w:bCs/>
+                <w:sz w:val="18"/>
+                <w:szCs w:val="18"/>
+                <w:lang w:val="es-MX"/>
+              </w:rPr>
+            </w:pPr>
+            <w:r>
+              <w:rPr>
+                <w:rFonts w:ascii="Arial" w:hAnsi="Arial" w:cs="Arial"/>
+                <w:sz w:val="18"/>
+                <w:szCs w:val="18"/>
+                <w:lang w:val="es-MX"/>
+              </w:rPr>
+              <w:t>31 julio 2024</w:t>
             </w:r>
           </w:p>
         </w:tc>
@@ -997,15 +2527,14 @@
                 <w:lang w:val="es-MX"/>
               </w:rPr>
             </w:pPr>
-            <w:proofErr w:type="gramStart"/>
-            <w:r>
-              <w:rPr>
-                <w:rFonts w:ascii="Arial" w:hAnsi="Arial" w:cs="Arial"/>
-                <w:sz w:val="18"/>
-                <w:szCs w:val="18"/>
-                <w:lang w:val="es-MX"/>
-              </w:rPr>
-              <w:t xml:space="preserve">marzo 2021</w:t>
+            <w:r>
+              <w:rPr>
+                <w:rFonts w:ascii="Arial" w:hAnsi="Arial" w:cs="Arial"/>
+                <w:sz w:val="18"/>
+                <w:szCs w:val="18"/>
+                <w:lang w:val="es-MX"/>
+              </w:rPr>
+              <w:t>30 julio 2025</w:t>
             </w:r>
           </w:p>
         </w:tc>
@@ -1069,7 +2598,7 @@
                 <w:szCs w:val="18"/>
                 <w:lang w:val="es-MX"/>
               </w:rPr>
-              <w:t xml:space="preserve">Actividades Principales</w:t>
+              <w:t>Actividades Principales</w:t>
             </w:r>
           </w:p>
         </w:tc>
@@ -1085,30 +2614,34 @@
               <w:rPr>
                 <w:sz w:val="18"/>
                 <w:szCs w:val="20"/>
-              </w:rPr>
-            </w:pPr>
-            <w:r>
-              <w:rPr>
-                <w:sz w:val="18"/>
-                <w:szCs w:val="20"/>
-              </w:rPr>
-              <w:t xml:space="preserve">•</w:t>
-            </w:r>
-            <w:proofErr w:type="gramEnd"/>
-            <w:r>
-              <w:rPr>
-                <w:sz w:val="18"/>
-                <w:szCs w:val="20"/>
-              </w:rPr>
-              <w:t xml:space="preserve"> </w:t>
-            </w:r>
-            <w:proofErr w:type="gramStart"/>
-            <w:r>
-              <w:rPr>
-                <w:sz w:val="18"/>
-                <w:szCs w:val="20"/>
-              </w:rPr>
-              <w:t xml:space="preserve">Desarrollar aplicaciones de logística de viajes con .NET, incluyendo seguimiento vía satelital y envío de correos</w:t>
+                <w:lang w:val="es-MX"/>
+              </w:rPr>
+            </w:pPr>
+            <w:r>
+              <w:rPr>
+                <w:sz w:val="18"/>
+                <w:szCs w:val="20"/>
+                <w:lang w:val="es-MX"/>
+              </w:rPr>
+              <w:t xml:space="preserve">• Participé con el Instituto Federal de Telecomunicaciones (IFT) para desarrollo de aplicaciones internas de seguimiento de ejercicios de riesgos con Java (Lenguaje de programación para desarrollo de aplicaciones) y </w:t>
+            </w:r>
+            <w:proofErr w:type="spellStart"/>
+            <w:r>
+              <w:rPr>
+                <w:sz w:val="18"/>
+                <w:szCs w:val="20"/>
+                <w:lang w:val="es-MX"/>
+              </w:rPr>
+              <w:t>PrimeFaces</w:t>
+            </w:r>
+            <w:proofErr w:type="spellEnd"/>
+            <w:r>
+              <w:rPr>
+                <w:sz w:val="18"/>
+                <w:szCs w:val="20"/>
+                <w:lang w:val="es-MX"/>
+              </w:rPr>
+              <w:t>.</w:t>
             </w:r>
           </w:p>
           <w:p>
@@ -1118,114 +2651,9 @@
               <w:jc w:val="both"/>
               <w:rPr>
                 <w:szCs w:val="22"/>
-              </w:rPr>
-            </w:pPr>
-            <w:r>
-              <w:rPr>
-                <w:sz w:val="18"/>
-                <w:szCs w:val="20"/>
-              </w:rPr>
-              <w:t xml:space="preserve">•</w:t>
-            </w:r>
-            <w:proofErr w:type="gramEnd"/>
-            <w:r>
-              <w:rPr>
-                <w:sz w:val="18"/>
-                <w:szCs w:val="20"/>
-              </w:rPr>
-              <w:t xml:space="preserve"> </w:t>
-            </w:r>
-            <w:proofErr w:type="gramStart"/>
-            <w:r>
-              <w:rPr>
-                <w:sz w:val="18"/>
-                <w:szCs w:val="20"/>
-              </w:rPr>
-              <w:t xml:space="preserve">Desarrollar aplicaciones de logística de aduanas con .NET y generación de reportes administrativos</w:t>
-            </w:r>
-          </w:p>
-          <w:p>
-            <w:pPr>
-              <w:pStyle w:val="NoSpacing"/>
-              <w:ind w:left="0"/>
-              <w:jc w:val="both"/>
-              <w:rPr>
-                <w:szCs w:val="22"/>
-              </w:rPr>
-            </w:pPr>
-            <w:r>
-              <w:rPr>
-                <w:sz w:val="18"/>
-                <w:szCs w:val="20"/>
-              </w:rPr>
-              <w:t xml:space="preserve">•</w:t>
-            </w:r>
-            <w:proofErr w:type="gramEnd"/>
-            <w:r>
-              <w:rPr>
-                <w:sz w:val="18"/>
-                <w:szCs w:val="20"/>
-              </w:rPr>
-              <w:t xml:space="preserve"> </w:t>
-            </w:r>
-            <w:proofErr w:type="gramStart"/>
-            <w:r>
-              <w:rPr>
-                <w:sz w:val="18"/>
-                <w:szCs w:val="20"/>
-              </w:rPr>
-              <w:t xml:space="preserve">Desarrollar microservicio de obtención de datos de sensores con Java, Spring Boot y Spring Batch</w:t>
-            </w:r>
-          </w:p>
-          <w:p>
-            <w:pPr>
-              <w:pStyle w:val="NoSpacing"/>
-              <w:ind w:left="0"/>
-              <w:jc w:val="both"/>
-              <w:rPr>
-                <w:szCs w:val="22"/>
-              </w:rPr>
-            </w:pPr>
-            <w:r>
-              <w:rPr>
-                <w:sz w:val="18"/>
-                <w:szCs w:val="20"/>
-              </w:rPr>
-              <w:t xml:space="preserve">•</w:t>
-            </w:r>
-            <w:proofErr w:type="gramEnd"/>
-            <w:r>
-              <w:rPr>
-                <w:sz w:val="18"/>
-                <w:szCs w:val="20"/>
-              </w:rPr>
-              <w:t xml:space="preserve"> </w:t>
-            </w:r>
-            <w:proofErr w:type="gramStart"/>
-            <w:r>
-              <w:rPr>
-                <w:sz w:val="18"/>
-                <w:szCs w:val="20"/>
-              </w:rPr>
-              <w:t xml:space="preserve">Investigar normas de seguridad para la gestión de aplicaciones en ambiente Azure</w:t>
-            </w:r>
-          </w:p>
-          <w:p>
-            <w:pPr>
-              <w:pStyle w:val="NoSpacing"/>
-              <w:ind w:left="0"/>
-              <w:jc w:val="both"/>
-              <w:rPr>
-                <w:szCs w:val="22"/>
-              </w:rPr>
-            </w:pPr>
-            <w:r>
-              <w:rPr>
-                <w:sz w:val="18"/>
-                <w:szCs w:val="20"/>
-              </w:rPr>
-              <w:t xml:space="preserve"/>
-            </w:r>
+                <w:lang w:val="es-MX"/>
+              </w:rPr>
+            </w:pPr>
           </w:p>
         </w:tc>
       </w:tr>
@@ -1240,7 +2668,371 @@
           <w:lang w:val="es-419"/>
         </w:rPr>
       </w:pPr>
-      <w:r>
+    </w:p>
+    <w:tbl>
+      <w:tblPr>
+        <w:tblW w:w="0" w:type="auto"/>
+        <w:tblInd w:w="-75" w:type="dxa"/>
+        <w:tblBorders>
+          <w:top w:val="single" w:sz="4" w:space="0" w:color="auto"/>
+          <w:left w:val="single" w:sz="4" w:space="0" w:color="auto"/>
+          <w:bottom w:val="single" w:sz="4" w:space="0" w:color="auto"/>
+          <w:right w:val="single" w:sz="4" w:space="0" w:color="auto"/>
+          <w:insideH w:val="single" w:sz="4" w:space="0" w:color="auto"/>
+          <w:insideV w:val="single" w:sz="4" w:space="0" w:color="auto"/>
+        </w:tblBorders>
+        <w:tblLayout w:type="fixed"/>
+        <w:tblCellMar>
+          <w:left w:w="105" w:type="dxa"/>
+          <w:right w:w="105" w:type="dxa"/>
+        </w:tblCellMar>
+        <w:tblLook w:val="0000" w:firstRow="0" w:lastRow="0" w:firstColumn="0" w:lastColumn="0" w:noHBand="0" w:noVBand="0"/>
+      </w:tblPr>
+      <w:tblGrid>
+        <w:gridCol w:w="2472"/>
+        <w:gridCol w:w="2472"/>
+        <w:gridCol w:w="2472"/>
+        <w:gridCol w:w="2475"/>
+      </w:tblGrid>
+      <w:tr>
+        <w:tc>
+          <w:tcPr>
+            <w:tcW w:w="2472" w:type="dxa"/>
+          </w:tcPr>
+          <w:p>
+            <w:pPr>
+              <w:rPr>
+                <w:rFonts w:ascii="Arial" w:hAnsi="Arial" w:cs="Arial"/>
+                <w:b/>
+                <w:sz w:val="18"/>
+                <w:szCs w:val="18"/>
+                <w:lang w:val="es-MX"/>
+              </w:rPr>
+            </w:pPr>
+            <w:r>
+              <w:rPr>
+                <w:rFonts w:ascii="Arial" w:hAnsi="Arial" w:cs="Arial"/>
+                <w:b/>
+                <w:sz w:val="18"/>
+                <w:szCs w:val="18"/>
+                <w:lang w:val="es-MX"/>
+              </w:rPr>
+              <w:t>Empresa</w:t>
+            </w:r>
+          </w:p>
+          <w:p>
+            <w:pPr>
+              <w:rPr>
+                <w:rFonts w:ascii="Arial" w:hAnsi="Arial" w:cs="Arial"/>
+                <w:color w:val="0070C0"/>
+                <w:sz w:val="18"/>
+                <w:szCs w:val="18"/>
+                <w:lang w:val="es-MX"/>
+              </w:rPr>
+            </w:pPr>
+            <w:r>
+              <w:rPr>
+                <w:rFonts w:ascii="Arial" w:hAnsi="Arial" w:cs="Arial"/>
+                <w:sz w:val="18"/>
+                <w:szCs w:val="18"/>
+                <w:lang w:val="es-MX"/>
+              </w:rPr>
+              <w:t>Softtek</w:t>
+            </w:r>
+          </w:p>
+        </w:tc>
+        <w:tc>
+          <w:tcPr>
+            <w:tcW w:w="2472" w:type="dxa"/>
+          </w:tcPr>
+          <w:p>
+            <w:pPr>
+              <w:rPr>
+                <w:rFonts w:ascii="Arial" w:hAnsi="Arial" w:cs="Arial"/>
+                <w:b/>
+                <w:sz w:val="18"/>
+                <w:szCs w:val="18"/>
+                <w:lang w:val="en-US"/>
+              </w:rPr>
+            </w:pPr>
+            <w:r>
+              <w:rPr>
+                <w:rFonts w:ascii="Arial" w:hAnsi="Arial" w:cs="Arial"/>
+                <w:b/>
+                <w:sz w:val="18"/>
+                <w:szCs w:val="18"/>
+                <w:lang w:val="en-US"/>
+              </w:rPr>
+              <w:t>Puesto</w:t>
+            </w:r>
+          </w:p>
+          <w:p>
+            <w:pPr>
+              <w:rPr>
+                <w:rFonts w:ascii="Arial" w:hAnsi="Arial" w:cs="Arial"/>
+                <w:bCs/>
+                <w:sz w:val="18"/>
+                <w:szCs w:val="18"/>
+                <w:lang w:val="en-US"/>
+              </w:rPr>
+            </w:pPr>
+            <w:r>
+              <w:rPr>
+                <w:rFonts w:ascii="Arial" w:hAnsi="Arial" w:cs="Arial"/>
+                <w:sz w:val="18"/>
+                <w:szCs w:val="18"/>
+                <w:lang w:val="en-US"/>
+              </w:rPr>
+              <w:t>Software Engineer Web Java Sr</w:t>
+            </w:r>
+          </w:p>
+        </w:tc>
+        <w:tc>
+          <w:tcPr>
+            <w:tcW w:w="2472" w:type="dxa"/>
+          </w:tcPr>
+          <w:p>
+            <w:pPr>
+              <w:rPr>
+                <w:rFonts w:ascii="Arial" w:hAnsi="Arial" w:cs="Arial"/>
+                <w:b/>
+                <w:sz w:val="18"/>
+                <w:szCs w:val="18"/>
+                <w:lang w:val="es-MX"/>
+              </w:rPr>
+            </w:pPr>
+            <w:r>
+              <w:rPr>
+                <w:rFonts w:ascii="Arial" w:hAnsi="Arial" w:cs="Arial"/>
+                <w:b/>
+                <w:sz w:val="18"/>
+                <w:szCs w:val="18"/>
+                <w:lang w:val="es-MX"/>
+              </w:rPr>
+              <w:t>Desde:</w:t>
+            </w:r>
+          </w:p>
+          <w:p>
+            <w:pPr>
+              <w:rPr>
+                <w:rFonts w:ascii="Arial" w:hAnsi="Arial" w:cs="Arial"/>
+                <w:bCs/>
+                <w:sz w:val="18"/>
+                <w:szCs w:val="18"/>
+                <w:lang w:val="es-MX"/>
+              </w:rPr>
+            </w:pPr>
+            <w:r>
+              <w:rPr>
+                <w:rFonts w:ascii="Arial" w:hAnsi="Arial" w:cs="Arial"/>
+                <w:sz w:val="18"/>
+                <w:szCs w:val="18"/>
+                <w:lang w:val="es-MX"/>
+              </w:rPr>
+              <w:t>1 julio 2021</w:t>
+            </w:r>
+          </w:p>
+        </w:tc>
+        <w:tc>
+          <w:tcPr>
+            <w:tcW w:w="2475" w:type="dxa"/>
+          </w:tcPr>
+          <w:p>
+            <w:pPr>
+              <w:pStyle w:val="Heading2"/>
+              <w:rPr>
+                <w:bCs w:val="0"/>
+                <w:szCs w:val="18"/>
+                <w:lang w:val="es-MX"/>
+              </w:rPr>
+            </w:pPr>
+            <w:r>
+              <w:rPr>
+                <w:bCs w:val="0"/>
+                <w:szCs w:val="18"/>
+                <w:lang w:val="es-MX"/>
+              </w:rPr>
+              <w:t xml:space="preserve">Hasta: </w:t>
+            </w:r>
+          </w:p>
+          <w:p>
+            <w:pPr>
+              <w:rPr>
+                <w:rFonts w:ascii="Arial" w:hAnsi="Arial" w:cs="Arial"/>
+                <w:sz w:val="18"/>
+                <w:szCs w:val="18"/>
+                <w:lang w:val="es-MX"/>
+              </w:rPr>
+            </w:pPr>
+            <w:r>
+              <w:rPr>
+                <w:rFonts w:ascii="Arial" w:hAnsi="Arial" w:cs="Arial"/>
+                <w:sz w:val="18"/>
+                <w:szCs w:val="18"/>
+                <w:lang w:val="es-MX"/>
+              </w:rPr>
+              <w:t>30 julio 2024</w:t>
+            </w:r>
+          </w:p>
+        </w:tc>
+      </w:tr>
+    </w:tbl>
+    <w:p>
+      <w:pPr>
+        <w:rPr>
+          <w:rFonts w:ascii="Arial" w:hAnsi="Arial" w:cs="Arial"/>
+          <w:bCs/>
+          <w:sz w:val="18"/>
+          <w:szCs w:val="18"/>
+          <w:lang w:val="en-US"/>
+        </w:rPr>
+      </w:pPr>
+    </w:p>
+    <w:tbl>
+      <w:tblPr>
+        <w:tblW w:w="0" w:type="auto"/>
+        <w:tblInd w:w="-75" w:type="dxa"/>
+        <w:tblBorders>
+          <w:top w:val="single" w:sz="4" w:space="0" w:color="auto"/>
+          <w:left w:val="single" w:sz="4" w:space="0" w:color="auto"/>
+          <w:bottom w:val="single" w:sz="4" w:space="0" w:color="auto"/>
+          <w:right w:val="single" w:sz="4" w:space="0" w:color="auto"/>
+          <w:insideH w:val="single" w:sz="4" w:space="0" w:color="auto"/>
+          <w:insideV w:val="single" w:sz="4" w:space="0" w:color="auto"/>
+        </w:tblBorders>
+        <w:tblLayout w:type="fixed"/>
+        <w:tblCellMar>
+          <w:left w:w="105" w:type="dxa"/>
+          <w:right w:w="105" w:type="dxa"/>
+        </w:tblCellMar>
+        <w:tblLook w:val="0000" w:firstRow="0" w:lastRow="0" w:firstColumn="0" w:lastColumn="0" w:noHBand="0" w:noVBand="0"/>
+      </w:tblPr>
+      <w:tblGrid>
+        <w:gridCol w:w="2070"/>
+        <w:gridCol w:w="7821"/>
+      </w:tblGrid>
+      <w:tr>
+        <w:tc>
+          <w:tcPr>
+            <w:tcW w:w="2070" w:type="dxa"/>
+          </w:tcPr>
+          <w:p>
+            <w:pPr>
+              <w:rPr>
+                <w:rFonts w:ascii="Arial" w:hAnsi="Arial" w:cs="Arial"/>
+                <w:b/>
+                <w:bCs/>
+                <w:sz w:val="18"/>
+                <w:szCs w:val="18"/>
+              </w:rPr>
+            </w:pPr>
+            <w:r>
+              <w:rPr>
+                <w:rFonts w:ascii="Arial" w:hAnsi="Arial" w:cs="Arial"/>
+                <w:b/>
+                <w:bCs/>
+                <w:sz w:val="18"/>
+                <w:szCs w:val="18"/>
+                <w:lang w:val="es-MX"/>
+              </w:rPr>
+              <w:t>Actividades Principales</w:t>
+            </w:r>
+          </w:p>
+        </w:tc>
+        <w:tc>
+          <w:tcPr>
+            <w:tcW w:w="7821" w:type="dxa"/>
+          </w:tcPr>
+          <w:p>
+            <w:pPr>
+              <w:pStyle w:val="NoSpacing"/>
+              <w:ind w:left="0"/>
+              <w:jc w:val="both"/>
+              <w:rPr>
+                <w:sz w:val="18"/>
+                <w:szCs w:val="20"/>
+                <w:lang w:val="es-MX"/>
+              </w:rPr>
+            </w:pPr>
+            <w:r>
+              <w:rPr>
+                <w:sz w:val="18"/>
+                <w:szCs w:val="20"/>
+                <w:lang w:val="es-MX"/>
+              </w:rPr>
+              <w:t xml:space="preserve">• Participé con Banco Coppel para desarrollo de funcionalidades de domiciliación para su </w:t>
+            </w:r>
+            <w:proofErr w:type="spellStart"/>
+            <w:r>
+              <w:rPr>
+                <w:sz w:val="18"/>
+                <w:szCs w:val="20"/>
+                <w:lang w:val="es-MX"/>
+              </w:rPr>
+              <w:t>core</w:t>
+            </w:r>
+            <w:proofErr w:type="spellEnd"/>
+            <w:r>
+              <w:rPr>
+                <w:sz w:val="18"/>
+                <w:szCs w:val="20"/>
+                <w:lang w:val="es-MX"/>
+              </w:rPr>
+              <w:t xml:space="preserve"> back </w:t>
+            </w:r>
+            <w:proofErr w:type="spellStart"/>
+            <w:r>
+              <w:rPr>
+                <w:sz w:val="18"/>
+                <w:szCs w:val="20"/>
+                <w:lang w:val="es-MX"/>
+              </w:rPr>
+              <w:t>end</w:t>
+            </w:r>
+            <w:proofErr w:type="spellEnd"/>
+            <w:r>
+              <w:rPr>
+                <w:sz w:val="18"/>
+                <w:szCs w:val="20"/>
+                <w:lang w:val="es-MX"/>
+              </w:rPr>
+              <w:t xml:space="preserve"> bancario con Java (Lenguaje de programación para desarrollo de aplicaciones) y </w:t>
+            </w:r>
+            <w:proofErr w:type="spellStart"/>
+            <w:r>
+              <w:rPr>
+                <w:sz w:val="18"/>
+                <w:szCs w:val="20"/>
+                <w:lang w:val="es-MX"/>
+              </w:rPr>
+              <w:t>APIs</w:t>
+            </w:r>
+            <w:proofErr w:type="spellEnd"/>
+            <w:r>
+              <w:rPr>
+                <w:sz w:val="18"/>
+                <w:szCs w:val="20"/>
+                <w:lang w:val="es-MX"/>
+              </w:rPr>
+              <w:t>.</w:t>
+            </w:r>
+          </w:p>
+          <w:p>
+            <w:pPr>
+              <w:pStyle w:val="NoSpacing"/>
+              <w:ind w:left="0"/>
+              <w:jc w:val="both"/>
+              <w:rPr>
+                <w:szCs w:val="22"/>
+                <w:lang w:val="es-MX"/>
+              </w:rPr>
+            </w:pPr>
+          </w:p>
+        </w:tc>
+      </w:tr>
+    </w:tbl>
+    <w:p>
+      <w:pPr>
         <w:rPr>
           <w:rFonts w:ascii="Arial" w:hAnsi="Arial" w:cs="Arial"/>
           <w:bCs/>
@@ -1248,9 +3040,423 @@
           <w:szCs w:val="18"/>
           <w:lang w:val="es-419"/>
         </w:rPr>
-        <w:t xml:space="preserve"/>
-      </w:r>
-      <w:r>
+      </w:pPr>
+    </w:p>
+    <w:tbl>
+      <w:tblPr>
+        <w:tblW w:w="0" w:type="auto"/>
+        <w:tblInd w:w="-75" w:type="dxa"/>
+        <w:tblBorders>
+          <w:top w:val="single" w:sz="4" w:space="0" w:color="auto"/>
+          <w:left w:val="single" w:sz="4" w:space="0" w:color="auto"/>
+          <w:bottom w:val="single" w:sz="4" w:space="0" w:color="auto"/>
+          <w:right w:val="single" w:sz="4" w:space="0" w:color="auto"/>
+          <w:insideH w:val="single" w:sz="4" w:space="0" w:color="auto"/>
+          <w:insideV w:val="single" w:sz="4" w:space="0" w:color="auto"/>
+        </w:tblBorders>
+        <w:tblLayout w:type="fixed"/>
+        <w:tblCellMar>
+          <w:left w:w="105" w:type="dxa"/>
+          <w:right w:w="105" w:type="dxa"/>
+        </w:tblCellMar>
+        <w:tblLook w:val="0000" w:firstRow="0" w:lastRow="0" w:firstColumn="0" w:lastColumn="0" w:noHBand="0" w:noVBand="0"/>
+      </w:tblPr>
+      <w:tblGrid>
+        <w:gridCol w:w="2472"/>
+        <w:gridCol w:w="2472"/>
+        <w:gridCol w:w="2472"/>
+        <w:gridCol w:w="2475"/>
+      </w:tblGrid>
+      <w:tr>
+        <w:tc>
+          <w:tcPr>
+            <w:tcW w:w="2472" w:type="dxa"/>
+          </w:tcPr>
+          <w:p>
+            <w:pPr>
+              <w:rPr>
+                <w:rFonts w:ascii="Arial" w:hAnsi="Arial" w:cs="Arial"/>
+                <w:b/>
+                <w:sz w:val="18"/>
+                <w:szCs w:val="18"/>
+                <w:lang w:val="es-MX"/>
+              </w:rPr>
+            </w:pPr>
+            <w:r>
+              <w:rPr>
+                <w:rFonts w:ascii="Arial" w:hAnsi="Arial" w:cs="Arial"/>
+                <w:b/>
+                <w:sz w:val="18"/>
+                <w:szCs w:val="18"/>
+                <w:lang w:val="es-MX"/>
+              </w:rPr>
+              <w:t>Empresa</w:t>
+            </w:r>
+          </w:p>
+          <w:p>
+            <w:pPr>
+              <w:rPr>
+                <w:rFonts w:ascii="Arial" w:hAnsi="Arial" w:cs="Arial"/>
+                <w:color w:val="0070C0"/>
+                <w:sz w:val="18"/>
+                <w:szCs w:val="18"/>
+                <w:lang w:val="es-MX"/>
+              </w:rPr>
+            </w:pPr>
+            <w:r>
+              <w:rPr>
+                <w:rFonts w:ascii="Arial" w:hAnsi="Arial" w:cs="Arial"/>
+                <w:sz w:val="18"/>
+                <w:szCs w:val="18"/>
+                <w:lang w:val="es-MX"/>
+              </w:rPr>
+              <w:t>Giga Tech</w:t>
+            </w:r>
+          </w:p>
+        </w:tc>
+        <w:tc>
+          <w:tcPr>
+            <w:tcW w:w="2472" w:type="dxa"/>
+          </w:tcPr>
+          <w:p>
+            <w:pPr>
+              <w:rPr>
+                <w:rFonts w:ascii="Arial" w:hAnsi="Arial" w:cs="Arial"/>
+                <w:b/>
+                <w:sz w:val="18"/>
+                <w:szCs w:val="18"/>
+                <w:lang w:val="es-MX"/>
+              </w:rPr>
+            </w:pPr>
+            <w:r>
+              <w:rPr>
+                <w:rFonts w:ascii="Arial" w:hAnsi="Arial" w:cs="Arial"/>
+                <w:b/>
+                <w:sz w:val="18"/>
+                <w:szCs w:val="18"/>
+                <w:lang w:val="es-MX"/>
+              </w:rPr>
+              <w:t>Puesto</w:t>
+            </w:r>
+          </w:p>
+          <w:p>
+            <w:pPr>
+              <w:rPr>
+                <w:rFonts w:ascii="Arial" w:hAnsi="Arial" w:cs="Arial"/>
+                <w:bCs/>
+                <w:sz w:val="18"/>
+                <w:szCs w:val="18"/>
+                <w:lang w:val="es-MX"/>
+              </w:rPr>
+            </w:pPr>
+            <w:r>
+              <w:rPr>
+                <w:rFonts w:ascii="Arial" w:hAnsi="Arial" w:cs="Arial"/>
+                <w:sz w:val="18"/>
+                <w:szCs w:val="18"/>
+                <w:lang w:val="es-MX"/>
+              </w:rPr>
+              <w:t>Ingeniero de Desarrollo</w:t>
+            </w:r>
+          </w:p>
+        </w:tc>
+        <w:tc>
+          <w:tcPr>
+            <w:tcW w:w="2472" w:type="dxa"/>
+          </w:tcPr>
+          <w:p>
+            <w:pPr>
+              <w:rPr>
+                <w:rFonts w:ascii="Arial" w:hAnsi="Arial" w:cs="Arial"/>
+                <w:b/>
+                <w:sz w:val="18"/>
+                <w:szCs w:val="18"/>
+                <w:lang w:val="es-MX"/>
+              </w:rPr>
+            </w:pPr>
+            <w:r>
+              <w:rPr>
+                <w:rFonts w:ascii="Arial" w:hAnsi="Arial" w:cs="Arial"/>
+                <w:b/>
+                <w:sz w:val="18"/>
+                <w:szCs w:val="18"/>
+                <w:lang w:val="es-MX"/>
+              </w:rPr>
+              <w:t>Desde:</w:t>
+            </w:r>
+          </w:p>
+          <w:p>
+            <w:pPr>
+              <w:rPr>
+                <w:rFonts w:ascii="Arial" w:hAnsi="Arial" w:cs="Arial"/>
+                <w:bCs/>
+                <w:sz w:val="18"/>
+                <w:szCs w:val="18"/>
+                <w:lang w:val="es-MX"/>
+              </w:rPr>
+            </w:pPr>
+            <w:r>
+              <w:rPr>
+                <w:rFonts w:ascii="Arial" w:hAnsi="Arial" w:cs="Arial"/>
+                <w:sz w:val="18"/>
+                <w:szCs w:val="18"/>
+                <w:lang w:val="es-MX"/>
+              </w:rPr>
+              <w:t>1 enero 2020</w:t>
+            </w:r>
+          </w:p>
+        </w:tc>
+        <w:tc>
+          <w:tcPr>
+            <w:tcW w:w="2475" w:type="dxa"/>
+          </w:tcPr>
+          <w:p>
+            <w:pPr>
+              <w:pStyle w:val="Heading2"/>
+              <w:rPr>
+                <w:bCs w:val="0"/>
+                <w:szCs w:val="18"/>
+                <w:lang w:val="es-MX"/>
+              </w:rPr>
+            </w:pPr>
+            <w:r>
+              <w:rPr>
+                <w:bCs w:val="0"/>
+                <w:szCs w:val="18"/>
+                <w:lang w:val="es-MX"/>
+              </w:rPr>
+              <w:t xml:space="preserve">Hasta: </w:t>
+            </w:r>
+          </w:p>
+          <w:p>
+            <w:pPr>
+              <w:rPr>
+                <w:rFonts w:ascii="Arial" w:hAnsi="Arial" w:cs="Arial"/>
+                <w:sz w:val="18"/>
+                <w:szCs w:val="18"/>
+                <w:lang w:val="es-MX"/>
+              </w:rPr>
+            </w:pPr>
+            <w:r>
+              <w:rPr>
+                <w:rFonts w:ascii="Arial" w:hAnsi="Arial" w:cs="Arial"/>
+                <w:sz w:val="18"/>
+                <w:szCs w:val="18"/>
+                <w:lang w:val="es-MX"/>
+              </w:rPr>
+              <w:t>31 marzo 2021</w:t>
+            </w:r>
+          </w:p>
+        </w:tc>
+      </w:tr>
+    </w:tbl>
+    <w:p>
+      <w:pPr>
+        <w:rPr>
+          <w:rFonts w:ascii="Arial" w:hAnsi="Arial" w:cs="Arial"/>
+          <w:bCs/>
+          <w:sz w:val="18"/>
+          <w:szCs w:val="18"/>
+          <w:lang w:val="en-US"/>
+        </w:rPr>
+      </w:pPr>
+    </w:p>
+    <w:tbl>
+      <w:tblPr>
+        <w:tblW w:w="0" w:type="auto"/>
+        <w:tblInd w:w="-75" w:type="dxa"/>
+        <w:tblBorders>
+          <w:top w:val="single" w:sz="4" w:space="0" w:color="auto"/>
+          <w:left w:val="single" w:sz="4" w:space="0" w:color="auto"/>
+          <w:bottom w:val="single" w:sz="4" w:space="0" w:color="auto"/>
+          <w:right w:val="single" w:sz="4" w:space="0" w:color="auto"/>
+          <w:insideH w:val="single" w:sz="4" w:space="0" w:color="auto"/>
+          <w:insideV w:val="single" w:sz="4" w:space="0" w:color="auto"/>
+        </w:tblBorders>
+        <w:tblLayout w:type="fixed"/>
+        <w:tblCellMar>
+          <w:left w:w="105" w:type="dxa"/>
+          <w:right w:w="105" w:type="dxa"/>
+        </w:tblCellMar>
+        <w:tblLook w:val="0000" w:firstRow="0" w:lastRow="0" w:firstColumn="0" w:lastColumn="0" w:noHBand="0" w:noVBand="0"/>
+      </w:tblPr>
+      <w:tblGrid>
+        <w:gridCol w:w="2070"/>
+        <w:gridCol w:w="7821"/>
+      </w:tblGrid>
+      <w:tr>
+        <w:tc>
+          <w:tcPr>
+            <w:tcW w:w="2070" w:type="dxa"/>
+          </w:tcPr>
+          <w:p>
+            <w:pPr>
+              <w:rPr>
+                <w:rFonts w:ascii="Arial" w:hAnsi="Arial" w:cs="Arial"/>
+                <w:b/>
+                <w:bCs/>
+                <w:sz w:val="18"/>
+                <w:szCs w:val="18"/>
+              </w:rPr>
+            </w:pPr>
+            <w:r>
+              <w:rPr>
+                <w:rFonts w:ascii="Arial" w:hAnsi="Arial" w:cs="Arial"/>
+                <w:b/>
+                <w:bCs/>
+                <w:sz w:val="18"/>
+                <w:szCs w:val="18"/>
+                <w:lang w:val="es-MX"/>
+              </w:rPr>
+              <w:t>Actividades Principales</w:t>
+            </w:r>
+          </w:p>
+        </w:tc>
+        <w:tc>
+          <w:tcPr>
+            <w:tcW w:w="7821" w:type="dxa"/>
+          </w:tcPr>
+          <w:p>
+            <w:pPr>
+              <w:pStyle w:val="NoSpacing"/>
+              <w:ind w:left="0"/>
+              <w:jc w:val="both"/>
+              <w:rPr>
+                <w:sz w:val="18"/>
+                <w:szCs w:val="20"/>
+                <w:lang w:val="es-MX"/>
+              </w:rPr>
+            </w:pPr>
+            <w:r>
+              <w:rPr>
+                <w:sz w:val="18"/>
+                <w:szCs w:val="20"/>
+                <w:lang w:val="es-MX"/>
+              </w:rPr>
+              <w:t>• Participé en equipos de desarrollo de aplicaciones de logística de viajes, producto interno de seguimiento vía satelital de viajes de los productos del cliente, reportes y envío de correos con .NET.</w:t>
+            </w:r>
+          </w:p>
+          <w:p>
+            <w:pPr>
+              <w:pStyle w:val="NoSpacing"/>
+              <w:ind w:left="0"/>
+              <w:jc w:val="both"/>
+              <w:rPr>
+                <w:szCs w:val="22"/>
+                <w:lang w:val="es-MX"/>
+              </w:rPr>
+            </w:pPr>
+            <w:r>
+              <w:rPr>
+                <w:sz w:val="18"/>
+                <w:szCs w:val="20"/>
+                <w:lang w:val="es-MX"/>
+              </w:rPr>
+              <w:t>• Participé en equipos de desarrollo de aplicaciones de logística de aduanas, cliente local de servicio aduanero, reportes administrativos con .NET.</w:t>
+            </w:r>
+          </w:p>
+          <w:p>
+            <w:pPr>
+              <w:pStyle w:val="NoSpacing"/>
+              <w:ind w:left="0"/>
+              <w:jc w:val="both"/>
+              <w:rPr>
+                <w:szCs w:val="22"/>
+                <w:lang w:val="es-MX"/>
+              </w:rPr>
+            </w:pPr>
+            <w:r>
+              <w:rPr>
+                <w:sz w:val="18"/>
+                <w:szCs w:val="20"/>
+                <w:lang w:val="es-MX"/>
+              </w:rPr>
+              <w:t>• Participé en el desarrollo de un microservicio de obtención de datos de sensores para un equipo multinacional con cliente USA, usando Java (Lenguaje de programación para desarrollo de aplicaciones), Spring Boot y Spring Batch.</w:t>
+            </w:r>
+          </w:p>
+          <w:p>
+            <w:pPr>
+              <w:pStyle w:val="NoSpacing"/>
+              <w:ind w:left="0"/>
+              <w:jc w:val="both"/>
+              <w:rPr>
+                <w:szCs w:val="22"/>
+                <w:lang w:val="es-MX"/>
+              </w:rPr>
+            </w:pPr>
+            <w:r>
+              <w:rPr>
+                <w:sz w:val="18"/>
+                <w:szCs w:val="20"/>
+                <w:lang w:val="es-MX"/>
+              </w:rPr>
+              <w:t xml:space="preserve">• Realicé investigación para aplicación de normas de seguridad para el ambiente Microsoft Azure (Plataforma </w:t>
+            </w:r>
+            <w:proofErr w:type="spellStart"/>
+            <w:r>
+              <w:rPr>
+                <w:sz w:val="18"/>
+                <w:szCs w:val="20"/>
+                <w:lang w:val="es-MX"/>
+              </w:rPr>
+              <w:t>cloud</w:t>
+            </w:r>
+            <w:proofErr w:type="spellEnd"/>
+            <w:r>
+              <w:rPr>
+                <w:sz w:val="18"/>
+                <w:szCs w:val="20"/>
+                <w:lang w:val="es-MX"/>
+              </w:rPr>
+              <w:t xml:space="preserve"> para desarrollo e infraestructura) de la gestión de aplicaciones en Giga Tech (</w:t>
+            </w:r>
+            <w:proofErr w:type="spellStart"/>
+            <w:r>
+              <w:rPr>
+                <w:sz w:val="18"/>
+                <w:szCs w:val="20"/>
+                <w:lang w:val="es-MX"/>
+              </w:rPr>
+              <w:t>Caps</w:t>
+            </w:r>
+            <w:proofErr w:type="spellEnd"/>
+            <w:r>
+              <w:rPr>
+                <w:sz w:val="18"/>
+                <w:szCs w:val="20"/>
+                <w:lang w:val="es-MX"/>
+              </w:rPr>
+              <w:t>).</w:t>
+            </w:r>
+          </w:p>
+          <w:p>
+            <w:pPr>
+              <w:pStyle w:val="NoSpacing"/>
+              <w:ind w:left="0"/>
+              <w:jc w:val="both"/>
+              <w:rPr>
+                <w:szCs w:val="22"/>
+                <w:lang w:val="es-MX"/>
+              </w:rPr>
+            </w:pPr>
+          </w:p>
+        </w:tc>
+      </w:tr>
+    </w:tbl>
+    <w:p>
+      <w:pPr>
+        <w:rPr>
+          <w:rFonts w:ascii="Arial" w:hAnsi="Arial" w:cs="Arial"/>
+          <w:bCs/>
+          <w:sz w:val="18"/>
+          <w:szCs w:val="18"/>
+          <w:lang w:val="es-419"/>
+        </w:rPr>
+      </w:pPr>
+    </w:p>
+    <w:p>
+      <w:pPr>
+        <w:jc w:val="both"/>
         <w:rPr>
           <w:rFonts w:ascii="Arial" w:hAnsi="Arial" w:cs="Arial"/>
           <w:bCs/>
@@ -1258,8 +3464,7 @@
           <w:szCs w:val="18"/>
           <w:lang w:val="es-MX"/>
         </w:rPr>
-        <w:t xml:space="preserve"/>
-      </w:r>
+      </w:pPr>
     </w:p>
     <w:p>
       <w:pPr>
@@ -1269,18 +3474,17 @@
           <w:sz w:val="18"/>
           <w:szCs w:val="18"/>
           <w:u w:val="single"/>
-          <w:lang w:val="en-US"/>
         </w:rPr>
       </w:pPr>
       <w:r>
         <w:rPr>
           <w:rFonts w:ascii="Arial" w:hAnsi="Arial" w:cs="Arial"/>
-          <w:bCs/>
+          <w:b/>
           <w:sz w:val="18"/>
           <w:szCs w:val="18"/>
-          <w:lang w:val="en-US"/>
+          <w:u w:val="single"/>
         </w:rPr>
-        <w:t xml:space="preserve"/>
+        <w:t xml:space="preserve">HERRAMIENTAS </w:t>
       </w:r>
       <w:r>
         <w:rPr>
@@ -1289,381 +3493,18 @@
           <w:sz w:val="18"/>
           <w:szCs w:val="18"/>
           <w:u w:val="single"/>
-          <w:lang w:val="en-US"/>
         </w:rPr>
-        <w:t xml:space="preserve">HISTORIAL</w:t>
+        <w:t>UTILIZADAS EN EL DESEMPEÑO DE SUS FUNCIONES</w:t>
       </w:r>
-      <w:proofErr w:type="gramEnd"/>
-      <w:r>
+    </w:p>
+    <w:p>
+      <w:pPr>
         <w:rPr>
           <w:rFonts w:ascii="Arial" w:hAnsi="Arial" w:cs="Arial"/>
           <w:b/>
           <w:sz w:val="18"/>
           <w:szCs w:val="18"/>
           <w:u w:val="single"/>
-          <w:lang w:val="en-US"/>
-        </w:rPr>
-        <w:t xml:space="preserve"> PROFESIONAL ADICIONAL</w:t>
-      </w:r>
-    </w:p>
-    <w:p>
-      <w:pPr>
-        <w:rPr>
-          <w:rFonts w:ascii="Arial" w:hAnsi="Arial" w:cs="Arial"/>
-          <w:bCs/>
-          <w:sz w:val="18"/>
-          <w:szCs w:val="18"/>
-          <w:lang w:val="en-US"/>
-        </w:rPr>
-      </w:pPr>
-    </w:p>
-    <w:p>
-      <w:pPr>
-        <w:rPr>
-          <w:rFonts w:ascii="Arial" w:hAnsi="Arial" w:cs="Arial"/>
-          <w:bCs/>
-          <w:sz w:val="18"/>
-          <w:szCs w:val="18"/>
-          <w:lang w:val="es-MX"/>
-        </w:rPr>
-      </w:pPr>
-      <w:proofErr w:type="gramStart"/>
-      <w:r>
-        <w:rPr>
-          <w:rFonts w:ascii="Arial" w:hAnsi="Arial" w:cs="Arial"/>
-          <w:bCs/>
-          <w:sz w:val="18"/>
-          <w:szCs w:val="18"/>
-          <w:lang w:val="es-MX"/>
-        </w:rPr>
-        <w:t xml:space="preserve">La experiencia abarca desde mayo de 2003 hasta diciembre de 2019</w:t>
-      </w:r>
-    </w:p>
-    <w:p>
-      <w:pPr>
-        <w:rPr>
-          <w:rFonts w:ascii="Arial" w:hAnsi="Arial" w:cs="Arial"/>
-          <w:bCs/>
-          <w:sz w:val="16"/>
-          <w:szCs w:val="16"/>
-          <w:lang w:val="es-MX"/>
-        </w:rPr>
-      </w:pPr>
-    </w:p>
-    <w:p>
-      <w:pPr>
-        <w:jc w:val="both"/>
-        <w:rPr>
-          <w:rFonts w:ascii="Arial" w:hAnsi="Arial" w:cs="Arial"/>
-          <w:bCs/>
-          <w:sz w:val="18"/>
-          <w:szCs w:val="18"/>
-          <w:lang w:val="es-MX"/>
-        </w:rPr>
-      </w:pPr>
-      <w:proofErr w:type="gramStart"/>
-      <w:r>
-        <w:rPr>
-          <w:rFonts w:ascii="Arial" w:hAnsi="Arial" w:cs="Arial"/>
-          <w:bCs/>
-          <w:sz w:val="18"/>
-          <w:szCs w:val="18"/>
-          <w:lang w:val="es-MX"/>
-        </w:rPr>
-        <w:t xml:space="preserve">Durante este período se desempeñaron funciones como Analista Técnico Programador, Coordinador del Servicio Informático, Supervisor Sr., Responsable de Programación de Lenguajes y Freelance. Se asumieron responsabilidades de coordinación operativa, administración de servidores y soporte a la continuidad del servicio, así como gestión de mantenimiento y mejora de procesos internos. Además, se participó en la implementación de procedimientos y en la generación de soluciones para optimizar operación y facilitar la toma de decisiones del área técnica.</w:t>
-      </w:r>
-    </w:p>
-    <w:p>
-      <w:pPr>
-        <w:jc w:val="both"/>
-        <w:rPr>
-          <w:rFonts w:ascii="Arial" w:hAnsi="Arial" w:cs="Arial"/>
-          <w:bCs/>
-          <w:sz w:val="18"/>
-          <w:szCs w:val="18"/>
-          <w:lang w:val="es-MX"/>
-        </w:rPr>
-      </w:pPr>
-    </w:p>
-    <w:p>
-      <w:pPr>
-        <w:jc w:val="both"/>
-        <w:rPr>
-          <w:rFonts w:ascii="Arial" w:hAnsi="Arial" w:cs="Arial"/>
-          <w:bCs/>
-          <w:sz w:val="18"/>
-          <w:szCs w:val="18"/>
-          <w:lang w:val="en-US"/>
-        </w:rPr>
-      </w:pPr>
-      <w:r>
-        <w:rPr>
-          <w:rFonts w:ascii="Arial" w:hAnsi="Arial" w:cs="Arial"/>
-          <w:bCs/>
-          <w:sz w:val="18"/>
-          <w:szCs w:val="18"/>
-          <w:lang w:val="en-US"/>
-        </w:rPr>
-        <w:t xml:space="preserve"/>
-      </w:r>
-    </w:p>
-    <w:p>
-      <w:pPr>
-        <w:rPr>
-          <w:rFonts w:ascii="Arial" w:hAnsi="Arial" w:cs="Arial"/>
-          <w:b/>
-          <w:sz w:val="18"/>
-          <w:szCs w:val="18"/>
-          <w:lang w:val="en-US"/>
-        </w:rPr>
-      </w:pPr>
-      <w:r>
-        <w:rPr>
-          <w:rFonts w:ascii="Arial" w:hAnsi="Arial" w:cs="Arial"/>
-          <w:b/>
-          <w:sz w:val="18"/>
-          <w:szCs w:val="18"/>
-          <w:u w:val="single"/>
-          <w:lang w:val="en-US"/>
-        </w:rPr>
-        <w:br w:type="page"/>
-      </w:r>
-      <w:r>
-        <w:rPr>
-          <w:rFonts w:ascii="Arial" w:hAnsi="Arial" w:cs="Arial"/>
-          <w:b/>
-          <w:sz w:val="18"/>
-          <w:szCs w:val="18"/>
-          <w:lang w:val="en-US"/>
-        </w:rPr>
-        <w:lastRenderedPageBreak/>
-        <w:t xml:space="preserve"> </w:t>
-      </w:r>
-    </w:p>
-    <w:p>
-      <w:pPr>
-        <w:rPr>
-          <w:rFonts w:ascii="Arial" w:hAnsi="Arial" w:cs="Arial"/>
-          <w:b/>
-          <w:sz w:val="18"/>
-          <w:szCs w:val="18"/>
-          <w:u w:val="single"/>
-          <w:lang w:val="es-MX"/>
-        </w:rPr>
-      </w:pPr>
-      <w:r>
-        <w:rPr>
-          <w:rFonts w:ascii="Arial" w:hAnsi="Arial" w:cs="Arial"/>
-          <w:b/>
-          <w:sz w:val="18"/>
-          <w:szCs w:val="18"/>
-          <w:u w:val="single"/>
-          <w:lang w:val="es-MX"/>
-        </w:rPr>
-        <w:t xml:space="preserve">NIVEL DE ESTUDIOS:</w:t>
-      </w:r>
-    </w:p>
-    <w:p>
-      <w:pPr>
-        <w:rPr>
-          <w:rFonts w:ascii="Arial" w:hAnsi="Arial" w:cs="Arial"/>
-          <w:b/>
-          <w:sz w:val="18"/>
-          <w:szCs w:val="18"/>
-          <w:u w:val="single"/>
-          <w:lang w:val="es-MX"/>
-        </w:rPr>
-      </w:pPr>
-    </w:p>
-    <w:tbl>
-      <w:tblPr>
-        <w:tblW w:w="0" w:type="auto"/>
-        <w:tblInd w:w="-72" w:type="dxa"/>
-        <w:tblBorders>
-          <w:top w:val="single" w:sz="4" w:space="0" w:color="auto"/>
-          <w:left w:val="single" w:sz="4" w:space="0" w:color="auto"/>
-          <w:bottom w:val="single" w:sz="4" w:space="0" w:color="auto"/>
-          <w:right w:val="single" w:sz="4" w:space="0" w:color="auto"/>
-          <w:insideH w:val="single" w:sz="4" w:space="0" w:color="auto"/>
-          <w:insideV w:val="single" w:sz="4" w:space="0" w:color="auto"/>
-        </w:tblBorders>
-        <w:tblLook w:val="0000" w:firstRow="0" w:lastRow="0" w:firstColumn="0" w:lastColumn="0" w:noHBand="0" w:noVBand="0"/>
-      </w:tblPr>
-      <w:tblGrid>
-        <w:gridCol w:w="5649"/>
-        <w:gridCol w:w="1975"/>
-        <w:gridCol w:w="2226"/>
-      </w:tblGrid>
-      <w:tr>
-        <w:tc>
-          <w:tcPr>
-            <w:tcW w:w="5649" w:type="dxa"/>
-          </w:tcPr>
-          <w:p>
-            <w:pPr>
-              <w:rPr>
-                <w:rFonts w:ascii="Arial" w:hAnsi="Arial" w:cs="Arial"/>
-                <w:sz w:val="18"/>
-                <w:szCs w:val="18"/>
-                <w:lang w:val="es-MX"/>
-              </w:rPr>
-            </w:pPr>
-            <w:proofErr w:type="gramStart"/>
-            <w:r>
-              <w:rPr>
-                <w:rFonts w:ascii="Arial" w:hAnsi="Arial" w:cs="Arial"/>
-                <w:bCs/>
-                <w:sz w:val="18"/>
-                <w:szCs w:val="18"/>
-                <w:lang w:val="es-MX"/>
-              </w:rPr>
-              <w:t xml:space="preserve">Ingeniero en Sistemas Computacionales</w:t>
-            </w:r>
-          </w:p>
-        </w:tc>
-        <w:tc>
-          <w:tcPr>
-            <w:tcW w:w="1975" w:type="dxa"/>
-          </w:tcPr>
-          <w:p>
-            <w:pPr>
-              <w:rPr>
-                <w:rFonts w:ascii="Arial" w:hAnsi="Arial" w:cs="Arial"/>
-                <w:sz w:val="18"/>
-                <w:szCs w:val="18"/>
-                <w:lang w:val="es-MX"/>
-              </w:rPr>
-            </w:pPr>
-            <w:proofErr w:type="gramStart"/>
-            <w:r>
-              <w:rPr>
-                <w:rFonts w:ascii="Arial" w:hAnsi="Arial" w:cs="Arial"/>
-                <w:bCs/>
-                <w:sz w:val="18"/>
-                <w:szCs w:val="18"/>
-                <w:lang w:val="es-MX"/>
-              </w:rPr>
-              <w:t xml:space="preserve">Instituto TECNOLÓGICO de Veracruz</w:t>
-            </w:r>
-          </w:p>
-          <w:p>
-            <w:pPr>
-              <w:rPr>
-                <w:rFonts w:ascii="Arial" w:hAnsi="Arial" w:cs="Arial"/>
-                <w:bCs/>
-                <w:sz w:val="18"/>
-                <w:szCs w:val="18"/>
-                <w:lang w:val="en-US"/>
-              </w:rPr>
-            </w:pPr>
-          </w:p>
-        </w:tc>
-        <w:tc>
-          <w:tcPr>
-            <w:tcW w:w="2226" w:type="dxa"/>
-          </w:tcPr>
-          <w:p>
-            <w:pPr>
-              <w:rPr>
-                <w:rFonts w:ascii="Arial" w:hAnsi="Arial" w:cs="Arial"/>
-                <w:bCs/>
-                <w:sz w:val="18"/>
-                <w:szCs w:val="18"/>
-                <w:lang w:val="es-MX"/>
-              </w:rPr>
-            </w:pPr>
-            <w:proofErr w:type="gramStart"/>
-            <w:r>
-              <w:rPr>
-                <w:rFonts w:ascii="Arial" w:hAnsi="Arial" w:cs="Arial"/>
-                <w:bCs/>
-                <w:sz w:val="18"/>
-                <w:szCs w:val="18"/>
-                <w:lang w:val="es-MX"/>
-              </w:rPr>
-              <w:t xml:space="preserve">enero 1998 - diciembre 2002</w:t>
-            </w:r>
-          </w:p>
-        </w:tc>
-      </w:tr>
-    </w:tbl>
-    <w:p>
-      <w:pPr>
-        <w:rPr>
-          <w:rFonts w:ascii="Arial" w:hAnsi="Arial" w:cs="Arial"/>
-          <w:bCs/>
-          <w:sz w:val="18"/>
-          <w:szCs w:val="18"/>
-          <w:lang w:val="es-MX"/>
-        </w:rPr>
-      </w:pPr>
-    </w:p>
-    <w:p>
-      <w:pPr>
-        <w:rPr>
-          <w:rFonts w:ascii="Arial" w:hAnsi="Arial" w:cs="Arial"/>
-          <w:bCs/>
-          <w:color w:val="00FF00"/>
-          <w:sz w:val="18"/>
-          <w:szCs w:val="18"/>
-          <w:lang w:val="es-MX"/>
-        </w:rPr>
-      </w:pPr>
-      <w:r>
-        <w:rPr>
-          <w:rFonts w:ascii="Arial" w:hAnsi="Arial" w:cs="Arial"/>
-          <w:bCs/>
-          <w:sz w:val="18"/>
-          <w:szCs w:val="18"/>
-          <w:lang w:val="es-MX"/>
-        </w:rPr>
-        <w:t xml:space="preserve"/>
-      </w:r>
-      <w:r>
-        <w:rPr>
-          <w:rFonts w:ascii="Arial" w:hAnsi="Arial" w:cs="Arial"/>
-          <w:bCs/>
-          <w:sz w:val="18"/>
-          <w:szCs w:val="18"/>
-          <w:lang w:val="en-US"/>
-        </w:rPr>
-        <w:t xml:space="preserve"/>
-      </w:r>
-      <w:r>
-        <w:rPr>
-          <w:rFonts w:ascii="Arial" w:hAnsi="Arial" w:cs="Arial"/>
-          <w:b/>
-          <w:bCs/>
-          <w:sz w:val="18"/>
-          <w:szCs w:val="18"/>
-          <w:u w:val="single"/>
-          <w:lang w:val="es-MX"/>
-        </w:rPr>
-        <w:t>C</w:t>
-      </w:r>
-      <w:r>
-        <w:rPr>
-          <w:rFonts w:ascii="Arial" w:hAnsi="Arial" w:cs="Arial"/>
-          <w:b/>
-          <w:bCs/>
-          <w:sz w:val="18"/>
-          <w:szCs w:val="18"/>
-          <w:u w:val="single"/>
-          <w:lang w:val="es-MX"/>
-        </w:rPr>
-        <w:t>URSOS</w:t>
-      </w:r>
-      <w:proofErr w:type="gramEnd"/>
-    </w:p>
-    <w:p>
-      <w:pPr>
-        <w:jc w:val="both"/>
-        <w:rPr>
-          <w:rFonts w:ascii="Arial" w:hAnsi="Arial" w:cs="Arial"/>
-          <w:bCs/>
-          <w:sz w:val="18"/>
-          <w:szCs w:val="18"/>
-          <w:lang w:val="en-US"/>
         </w:rPr>
       </w:pPr>
     </w:p>
@@ -1696,31 +3537,21 @@
             <w:pPr>
               <w:rPr>
                 <w:rFonts w:ascii="Arial" w:hAnsi="Arial" w:cs="Arial"/>
-                <w:sz w:val="18"/>
-                <w:szCs w:val="18"/>
-                <w:lang w:val="es-MX"/>
-              </w:rPr>
-            </w:pPr>
-            <w:r>
-              <w:rPr>
-                <w:rFonts w:ascii="Arial" w:hAnsi="Arial" w:cs="Arial"/>
-                <w:bCs/>
-                <w:sz w:val="18"/>
-                <w:szCs w:val="18"/>
-                <w:lang w:val="es-MX"/>
-              </w:rPr>
-              <w:t xml:space="preserve">- </w:t>
-            </w:r>
-            <w:proofErr w:type="gramStart"/>
-            <w:r>
-              <w:rPr>
-                <w:rFonts w:ascii="Arial" w:hAnsi="Arial" w:cs="Arial"/>
-                <w:bCs/>
-                <w:sz w:val="18"/>
-                <w:szCs w:val="18"/>
-                <w:lang w:val="es-MX"/>
-              </w:rPr>
-              <w:t xml:space="preserve">Docker for the Absolute Beginner - Hands On - DevOps</w:t>
+                <w:bCs/>
+                <w:sz w:val="18"/>
+                <w:szCs w:val="18"/>
+                <w:lang w:val="en-US"/>
+              </w:rPr>
+            </w:pPr>
+            <w:r>
+              <w:rPr>
+                <w:rFonts w:ascii="Arial" w:hAnsi="Arial" w:cs="Arial"/>
+                <w:bCs/>
+                <w:sz w:val="18"/>
+                <w:szCs w:val="18"/>
+                <w:lang w:val="es-MX"/>
+              </w:rPr>
+              <w:t>- Certified ScrumMaster® (CSM)</w:t>
             </w:r>
           </w:p>
         </w:tc>
@@ -1737,31 +3568,21 @@
             <w:pPr>
               <w:rPr>
                 <w:rFonts w:ascii="Arial" w:hAnsi="Arial" w:cs="Arial"/>
-                <w:sz w:val="18"/>
-                <w:szCs w:val="18"/>
-                <w:lang w:val="es-MX"/>
-              </w:rPr>
-            </w:pPr>
-            <w:r>
-              <w:rPr>
-                <w:rFonts w:ascii="Arial" w:hAnsi="Arial" w:cs="Arial"/>
-                <w:bCs/>
-                <w:sz w:val="18"/>
-                <w:szCs w:val="18"/>
-                <w:lang w:val="es-MX"/>
-              </w:rPr>
-              <w:t xml:space="preserve">- </w:t>
-            </w:r>
-            <w:proofErr w:type="gramStart"/>
-            <w:r>
-              <w:rPr>
-                <w:rFonts w:ascii="Arial" w:hAnsi="Arial" w:cs="Arial"/>
-                <w:bCs/>
-                <w:sz w:val="18"/>
-                <w:szCs w:val="18"/>
-                <w:lang w:val="es-MX"/>
-              </w:rPr>
-              <w:t xml:space="preserve">HTML5</w:t>
+                <w:bCs/>
+                <w:sz w:val="18"/>
+                <w:szCs w:val="18"/>
+                <w:lang w:val="en-US"/>
+              </w:rPr>
+            </w:pPr>
+            <w:r>
+              <w:rPr>
+                <w:rFonts w:ascii="Arial" w:hAnsi="Arial" w:cs="Arial"/>
+                <w:bCs/>
+                <w:sz w:val="18"/>
+                <w:szCs w:val="18"/>
+                <w:lang w:val="en-US"/>
+              </w:rPr>
+              <w:t>- Docker for the Absolute Beginner – Hands On – DevOps</w:t>
             </w:r>
           </w:p>
         </w:tc>
@@ -1778,20 +3599,21 @@
             <w:pPr>
               <w:rPr>
                 <w:rFonts w:ascii="Arial" w:hAnsi="Arial" w:cs="Arial"/>
-                <w:sz w:val="18"/>
-                <w:szCs w:val="18"/>
-                <w:lang w:val="es-MX"/>
-              </w:rPr>
-            </w:pPr>
-            <w:r>
-              <w:rPr>
-                <w:rFonts w:ascii="Arial" w:hAnsi="Arial" w:cs="Arial"/>
-                <w:bCs/>
-                <w:sz w:val="18"/>
-                <w:szCs w:val="18"/>
-                <w:lang w:val="es-MX"/>
-              </w:rPr>
-              <w:t xml:space="preserve">- </w:t>
+                <w:bCs/>
+                <w:sz w:val="18"/>
+                <w:szCs w:val="18"/>
+                <w:lang w:val="es-MX"/>
+              </w:rPr>
+            </w:pPr>
+            <w:r>
+              <w:rPr>
+                <w:rFonts w:ascii="Arial" w:hAnsi="Arial" w:cs="Arial"/>
+                <w:bCs/>
+                <w:sz w:val="18"/>
+                <w:szCs w:val="18"/>
+                <w:lang w:val="es-MX"/>
+              </w:rPr>
+              <w:t xml:space="preserve">- Curso de HTML5 desde cero: El más completo en </w:t>
             </w:r>
             <w:proofErr w:type="gramStart"/>
             <w:r>
@@ -1802,8 +3624,9 @@
                 <w:szCs w:val="18"/>
                 <w:lang w:val="es-MX"/>
               </w:rPr>
-              <w:t xml:space="preserve">Master SQL</w:t>
-            </w:r>
+              <w:t>Español</w:t>
+            </w:r>
+            <w:proofErr w:type="gramEnd"/>
           </w:p>
         </w:tc>
       </w:tr>
@@ -1819,6 +3642,7 @@
             <w:pPr>
               <w:rPr>
                 <w:rFonts w:ascii="Arial" w:hAnsi="Arial" w:cs="Arial"/>
+                <w:bCs/>
                 <w:sz w:val="18"/>
                 <w:szCs w:val="18"/>
                 <w:lang w:val="es-MX"/>
@@ -1843,7 +3667,18 @@
                 <w:szCs w:val="18"/>
                 <w:lang w:val="es-MX"/>
               </w:rPr>
-              <w:t xml:space="preserve">MongoDB</w:t>
+              <w:t>Master</w:t>
+            </w:r>
+            <w:proofErr w:type="gramEnd"/>
+            <w:r>
+              <w:rPr>
+                <w:rFonts w:ascii="Arial" w:hAnsi="Arial" w:cs="Arial"/>
+                <w:bCs/>
+                <w:sz w:val="18"/>
+                <w:szCs w:val="18"/>
+                <w:lang w:val="es-MX"/>
+              </w:rPr>
+              <w:t xml:space="preserve"> SQL: De cero a experto en Bases de Datos</w:t>
             </w:r>
           </w:p>
         </w:tc>
@@ -1860,31 +3695,21 @@
             <w:pPr>
               <w:rPr>
                 <w:rFonts w:ascii="Arial" w:hAnsi="Arial" w:cs="Arial"/>
-                <w:sz w:val="18"/>
-                <w:szCs w:val="18"/>
-                <w:lang w:val="es-MX"/>
-              </w:rPr>
-            </w:pPr>
-            <w:r>
-              <w:rPr>
-                <w:rFonts w:ascii="Arial" w:hAnsi="Arial" w:cs="Arial"/>
-                <w:bCs/>
-                <w:sz w:val="18"/>
-                <w:szCs w:val="18"/>
-                <w:lang w:val="es-MX"/>
-              </w:rPr>
-              <w:t xml:space="preserve">- </w:t>
-            </w:r>
-            <w:proofErr w:type="gramStart"/>
-            <w:r>
-              <w:rPr>
-                <w:rFonts w:ascii="Arial" w:hAnsi="Arial" w:cs="Arial"/>
-                <w:bCs/>
-                <w:sz w:val="18"/>
-                <w:szCs w:val="18"/>
-                <w:lang w:val="es-MX"/>
-              </w:rPr>
-              <w:t xml:space="preserve">Openshift 4</w:t>
+                <w:bCs/>
+                <w:sz w:val="18"/>
+                <w:szCs w:val="18"/>
+                <w:lang w:val="es-MX"/>
+              </w:rPr>
+            </w:pPr>
+            <w:r>
+              <w:rPr>
+                <w:rFonts w:ascii="Arial" w:hAnsi="Arial" w:cs="Arial"/>
+                <w:bCs/>
+                <w:sz w:val="18"/>
+                <w:szCs w:val="18"/>
+                <w:lang w:val="es-MX"/>
+              </w:rPr>
+              <w:t>- Comienza con MongoDB: Curso de MongoDB desde cero</w:t>
             </w:r>
           </w:p>
         </w:tc>
@@ -1901,31 +3726,21 @@
             <w:pPr>
               <w:rPr>
                 <w:rFonts w:ascii="Arial" w:hAnsi="Arial" w:cs="Arial"/>
-                <w:sz w:val="18"/>
-                <w:szCs w:val="18"/>
-                <w:lang w:val="es-MX"/>
-              </w:rPr>
-            </w:pPr>
-            <w:r>
-              <w:rPr>
-                <w:rFonts w:ascii="Arial" w:hAnsi="Arial" w:cs="Arial"/>
-                <w:bCs/>
-                <w:sz w:val="18"/>
-                <w:szCs w:val="18"/>
-                <w:lang w:val="es-MX"/>
-              </w:rPr>
-              <w:t xml:space="preserve">- </w:t>
-            </w:r>
-            <w:proofErr w:type="gramStart"/>
-            <w:r>
-              <w:rPr>
-                <w:rFonts w:ascii="Arial" w:hAnsi="Arial" w:cs="Arial"/>
-                <w:bCs/>
-                <w:sz w:val="18"/>
-                <w:szCs w:val="18"/>
-                <w:lang w:val="es-MX"/>
-              </w:rPr>
-              <w:t xml:space="preserve">PostgreSQL de Cero a Avanzado (pgAdmin4 y Shell)</w:t>
+                <w:bCs/>
+                <w:sz w:val="18"/>
+                <w:szCs w:val="18"/>
+                <w:lang w:val="en-US"/>
+              </w:rPr>
+            </w:pPr>
+            <w:r>
+              <w:rPr>
+                <w:rFonts w:ascii="Arial" w:hAnsi="Arial" w:cs="Arial"/>
+                <w:bCs/>
+                <w:sz w:val="18"/>
+                <w:szCs w:val="18"/>
+                <w:lang w:val="es-MX"/>
+              </w:rPr>
+              <w:t>- OpenShift 4 desde cero</w:t>
             </w:r>
           </w:p>
         </w:tc>
@@ -1942,31 +3757,21 @@
             <w:pPr>
               <w:rPr>
                 <w:rFonts w:ascii="Arial" w:hAnsi="Arial" w:cs="Arial"/>
-                <w:sz w:val="18"/>
-                <w:szCs w:val="18"/>
-                <w:lang w:val="es-MX"/>
-              </w:rPr>
-            </w:pPr>
-            <w:r>
-              <w:rPr>
-                <w:rFonts w:ascii="Arial" w:hAnsi="Arial" w:cs="Arial"/>
-                <w:bCs/>
-                <w:sz w:val="18"/>
-                <w:szCs w:val="18"/>
-                <w:lang w:val="es-MX"/>
-              </w:rPr>
-              <w:t xml:space="preserve">- </w:t>
-            </w:r>
-            <w:proofErr w:type="gramStart"/>
-            <w:r>
-              <w:rPr>
-                <w:rFonts w:ascii="Arial" w:hAnsi="Arial" w:cs="Arial"/>
-                <w:bCs/>
-                <w:sz w:val="18"/>
-                <w:szCs w:val="18"/>
-                <w:lang w:val="es-MX"/>
-              </w:rPr>
-              <w:t xml:space="preserve">Principios SOLID y Clean Code</w:t>
+                <w:bCs/>
+                <w:sz w:val="18"/>
+                <w:szCs w:val="18"/>
+                <w:lang w:val="es-MX"/>
+              </w:rPr>
+            </w:pPr>
+            <w:r>
+              <w:rPr>
+                <w:rFonts w:ascii="Arial" w:hAnsi="Arial" w:cs="Arial"/>
+                <w:bCs/>
+                <w:sz w:val="18"/>
+                <w:szCs w:val="18"/>
+                <w:lang w:val="es-MX"/>
+              </w:rPr>
+              <w:t>- PostgreSQL de Cero a Avanzado (pgAdmin4 y Shell)</w:t>
             </w:r>
           </w:p>
         </w:tc>
@@ -1983,31 +3788,2360 @@
             <w:pPr>
               <w:rPr>
                 <w:rFonts w:ascii="Arial" w:hAnsi="Arial" w:cs="Arial"/>
-                <w:sz w:val="18"/>
-                <w:szCs w:val="18"/>
-                <w:lang w:val="es-MX"/>
-              </w:rPr>
-            </w:pPr>
-            <w:r>
-              <w:rPr>
-                <w:rFonts w:ascii="Arial" w:hAnsi="Arial" w:cs="Arial"/>
-                <w:bCs/>
-                <w:sz w:val="18"/>
-                <w:szCs w:val="18"/>
-                <w:lang w:val="es-MX"/>
-              </w:rPr>
-              <w:t xml:space="preserve">- </w:t>
-            </w:r>
-            <w:proofErr w:type="gramStart"/>
-            <w:r>
-              <w:rPr>
-                <w:rFonts w:ascii="Arial" w:hAnsi="Arial" w:cs="Arial"/>
-                <w:bCs/>
-                <w:sz w:val="18"/>
-                <w:szCs w:val="18"/>
-                <w:lang w:val="es-MX"/>
-              </w:rPr>
-              <w:t xml:space="preserve">Privileged Access Management (PAM) with CyberArk</w:t>
+                <w:bCs/>
+                <w:sz w:val="18"/>
+                <w:szCs w:val="18"/>
+                <w:lang w:val="es-MX"/>
+              </w:rPr>
+            </w:pPr>
+            <w:r>
+              <w:rPr>
+                <w:rFonts w:ascii="Arial" w:hAnsi="Arial" w:cs="Arial"/>
+                <w:bCs/>
+                <w:sz w:val="18"/>
+                <w:szCs w:val="18"/>
+                <w:lang w:val="es-MX"/>
+              </w:rPr>
+              <w:t xml:space="preserve">- Principios SOLID y </w:t>
+            </w:r>
+            <w:proofErr w:type="spellStart"/>
+            <w:r>
+              <w:rPr>
+                <w:rFonts w:ascii="Arial" w:hAnsi="Arial" w:cs="Arial"/>
+                <w:bCs/>
+                <w:sz w:val="18"/>
+                <w:szCs w:val="18"/>
+                <w:lang w:val="es-MX"/>
+              </w:rPr>
+              <w:t>Clean</w:t>
+            </w:r>
+            <w:proofErr w:type="spellEnd"/>
+            <w:r>
+              <w:rPr>
+                <w:rFonts w:ascii="Arial" w:hAnsi="Arial" w:cs="Arial"/>
+                <w:bCs/>
+                <w:sz w:val="18"/>
+                <w:szCs w:val="18"/>
+                <w:lang w:val="es-MX"/>
+              </w:rPr>
+              <w:t xml:space="preserve"> Code</w:t>
+            </w:r>
+          </w:p>
+        </w:tc>
+      </w:tr>
+      <w:tr>
+        <w:trPr>
+          <w:trHeight w:val="300"/>
+        </w:trPr>
+        <w:tc>
+          <w:tcPr>
+            <w:tcW w:w="9850" w:type="dxa"/>
+          </w:tcPr>
+          <w:p>
+            <w:pPr>
+              <w:rPr>
+                <w:rFonts w:ascii="Arial" w:hAnsi="Arial" w:cs="Arial"/>
+                <w:bCs/>
+                <w:sz w:val="18"/>
+                <w:szCs w:val="18"/>
+                <w:lang w:val="en-US"/>
+              </w:rPr>
+            </w:pPr>
+            <w:r>
+              <w:rPr>
+                <w:rFonts w:ascii="Arial" w:hAnsi="Arial" w:cs="Arial"/>
+                <w:bCs/>
+                <w:sz w:val="18"/>
+                <w:szCs w:val="18"/>
+                <w:lang w:val="en-US"/>
+              </w:rPr>
+              <w:lastRenderedPageBreak/>
+              <w:t>- Privileged Access Management (PAM) with CyberArk</w:t>
+            </w:r>
+          </w:p>
+        </w:tc>
+      </w:tr>
+      <w:tr>
+        <w:trPr>
+          <w:trHeight w:val="300"/>
+        </w:trPr>
+        <w:tc>
+          <w:tcPr>
+            <w:tcW w:w="9850" w:type="dxa"/>
+          </w:tcPr>
+          <w:p>
+            <w:pPr>
+              <w:rPr>
+                <w:rFonts w:ascii="Arial" w:hAnsi="Arial" w:cs="Arial"/>
+                <w:sz w:val="18"/>
+                <w:szCs w:val="18"/>
+                <w:lang w:val="es-MX"/>
+              </w:rPr>
+            </w:pPr>
+            <w:r>
+              <w:rPr>
+                <w:rFonts w:ascii="Arial" w:hAnsi="Arial" w:cs="Arial"/>
+                <w:bCs/>
+                <w:sz w:val="18"/>
+                <w:szCs w:val="18"/>
+                <w:lang w:val="es-MX"/>
+              </w:rPr>
+              <w:t>- .NET Core Framework</w:t>
+            </w:r>
+          </w:p>
+        </w:tc>
+      </w:tr>
+      <w:tr>
+        <w:trPr>
+          <w:trHeight w:val="300"/>
+        </w:trPr>
+        <w:tc>
+          <w:tcPr>
+            <w:tcW w:w="9850" w:type="dxa"/>
+          </w:tcPr>
+          <w:p>
+            <w:pPr>
+              <w:rPr>
+                <w:rFonts w:ascii="Arial" w:hAnsi="Arial" w:cs="Arial"/>
+                <w:sz w:val="18"/>
+                <w:szCs w:val="18"/>
+                <w:lang w:val="es-MX"/>
+              </w:rPr>
+            </w:pPr>
+            <w:r>
+              <w:rPr>
+                <w:rFonts w:ascii="Arial" w:hAnsi="Arial" w:cs="Arial"/>
+                <w:bCs/>
+                <w:sz w:val="18"/>
+                <w:szCs w:val="18"/>
+                <w:lang w:val="es-MX"/>
+              </w:rPr>
+              <w:t>- .NET Framework 4</w:t>
+            </w:r>
+          </w:p>
+        </w:tc>
+      </w:tr>
+      <w:tr>
+        <w:trPr>
+          <w:trHeight w:val="300"/>
+        </w:trPr>
+        <w:tc>
+          <w:tcPr>
+            <w:tcW w:w="9850" w:type="dxa"/>
+          </w:tcPr>
+          <w:p>
+            <w:pPr>
+              <w:rPr>
+                <w:rFonts w:ascii="Arial" w:hAnsi="Arial" w:cs="Arial"/>
+                <w:sz w:val="18"/>
+                <w:szCs w:val="18"/>
+                <w:lang w:val="es-MX"/>
+              </w:rPr>
+            </w:pPr>
+            <w:r>
+              <w:rPr>
+                <w:rFonts w:ascii="Arial" w:hAnsi="Arial" w:cs="Arial"/>
+                <w:bCs/>
+                <w:sz w:val="18"/>
+                <w:szCs w:val="18"/>
+                <w:lang w:val="es-MX"/>
+              </w:rPr>
+              <w:t>- ABAP para SAP R/3 ECC</w:t>
+            </w:r>
+          </w:p>
+        </w:tc>
+      </w:tr>
+      <w:tr>
+        <w:trPr>
+          <w:trHeight w:val="300"/>
+        </w:trPr>
+        <w:tc>
+          <w:tcPr>
+            <w:tcW w:w="9850" w:type="dxa"/>
+          </w:tcPr>
+          <w:p>
+            <w:pPr>
+              <w:rPr>
+                <w:rFonts w:ascii="Arial" w:hAnsi="Arial" w:cs="Arial"/>
+                <w:sz w:val="18"/>
+                <w:szCs w:val="18"/>
+                <w:lang w:val="es-MX"/>
+              </w:rPr>
+            </w:pPr>
+            <w:r>
+              <w:rPr>
+                <w:rFonts w:ascii="Arial" w:hAnsi="Arial" w:cs="Arial"/>
+                <w:bCs/>
+                <w:sz w:val="18"/>
+                <w:szCs w:val="18"/>
+                <w:lang w:val="es-MX"/>
+              </w:rPr>
+              <w:t>- Angular 2+</w:t>
+            </w:r>
+          </w:p>
+        </w:tc>
+      </w:tr>
+      <w:tr>
+        <w:trPr>
+          <w:trHeight w:val="300"/>
+        </w:trPr>
+        <w:tc>
+          <w:tcPr>
+            <w:tcW w:w="9850" w:type="dxa"/>
+          </w:tcPr>
+          <w:p>
+            <w:pPr>
+              <w:rPr>
+                <w:rFonts w:ascii="Arial" w:hAnsi="Arial" w:cs="Arial"/>
+                <w:sz w:val="18"/>
+                <w:szCs w:val="18"/>
+                <w:lang w:val="es-MX"/>
+              </w:rPr>
+            </w:pPr>
+            <w:r>
+              <w:rPr>
+                <w:rFonts w:ascii="Arial" w:hAnsi="Arial" w:cs="Arial"/>
+                <w:bCs/>
+                <w:sz w:val="18"/>
+                <w:szCs w:val="18"/>
+                <w:lang w:val="es-MX"/>
+              </w:rPr>
+              <w:t>- Coldfusion</w:t>
+            </w:r>
+          </w:p>
+        </w:tc>
+      </w:tr>
+      <w:tr>
+        <w:trPr>
+          <w:trHeight w:val="300"/>
+        </w:trPr>
+        <w:tc>
+          <w:tcPr>
+            <w:tcW w:w="9850" w:type="dxa"/>
+          </w:tcPr>
+          <w:p>
+            <w:pPr>
+              <w:rPr>
+                <w:rFonts w:ascii="Arial" w:hAnsi="Arial" w:cs="Arial"/>
+                <w:sz w:val="18"/>
+                <w:szCs w:val="18"/>
+                <w:lang w:val="es-MX"/>
+              </w:rPr>
+            </w:pPr>
+            <w:r>
+              <w:rPr>
+                <w:rFonts w:ascii="Arial" w:hAnsi="Arial" w:cs="Arial"/>
+                <w:bCs/>
+                <w:sz w:val="18"/>
+                <w:szCs w:val="18"/>
+                <w:lang w:val="es-MX"/>
+              </w:rPr>
+              <w:t>- Delphi</w:t>
+            </w:r>
+          </w:p>
+        </w:tc>
+      </w:tr>
+      <w:tr>
+        <w:trPr>
+          <w:trHeight w:val="300"/>
+        </w:trPr>
+        <w:tc>
+          <w:tcPr>
+            <w:tcW w:w="9850" w:type="dxa"/>
+          </w:tcPr>
+          <w:p>
+            <w:pPr>
+              <w:rPr>
+                <w:rFonts w:ascii="Arial" w:hAnsi="Arial" w:cs="Arial"/>
+                <w:sz w:val="18"/>
+                <w:szCs w:val="18"/>
+                <w:lang w:val="es-MX"/>
+              </w:rPr>
+            </w:pPr>
+            <w:r>
+              <w:rPr>
+                <w:rFonts w:ascii="Arial" w:hAnsi="Arial" w:cs="Arial"/>
+                <w:bCs/>
+                <w:sz w:val="18"/>
+                <w:szCs w:val="18"/>
+                <w:lang w:val="es-MX"/>
+              </w:rPr>
+              <w:t>- Hibernate</w:t>
+            </w:r>
+          </w:p>
+        </w:tc>
+      </w:tr>
+      <w:tr>
+        <w:trPr>
+          <w:trHeight w:val="300"/>
+        </w:trPr>
+        <w:tc>
+          <w:tcPr>
+            <w:tcW w:w="9850" w:type="dxa"/>
+          </w:tcPr>
+          <w:p>
+            <w:pPr>
+              <w:rPr>
+                <w:rFonts w:ascii="Arial" w:hAnsi="Arial" w:cs="Arial"/>
+                <w:sz w:val="18"/>
+                <w:szCs w:val="18"/>
+                <w:lang w:val="es-MX"/>
+              </w:rPr>
+            </w:pPr>
+            <w:r>
+              <w:rPr>
+                <w:rFonts w:ascii="Arial" w:hAnsi="Arial" w:cs="Arial"/>
+                <w:bCs/>
+                <w:sz w:val="18"/>
+                <w:szCs w:val="18"/>
+                <w:lang w:val="es-MX"/>
+              </w:rPr>
+              <w:t>- Informix</w:t>
+            </w:r>
+          </w:p>
+        </w:tc>
+      </w:tr>
+      <w:tr>
+        <w:trPr>
+          <w:trHeight w:val="300"/>
+        </w:trPr>
+        <w:tc>
+          <w:tcPr>
+            <w:tcW w:w="9850" w:type="dxa"/>
+          </w:tcPr>
+          <w:p>
+            <w:pPr>
+              <w:rPr>
+                <w:rFonts w:ascii="Arial" w:hAnsi="Arial" w:cs="Arial"/>
+                <w:sz w:val="18"/>
+                <w:szCs w:val="18"/>
+                <w:lang w:val="es-MX"/>
+              </w:rPr>
+            </w:pPr>
+            <w:r>
+              <w:rPr>
+                <w:rFonts w:ascii="Arial" w:hAnsi="Arial" w:cs="Arial"/>
+                <w:bCs/>
+                <w:sz w:val="18"/>
+                <w:szCs w:val="18"/>
+                <w:lang w:val="es-MX"/>
+              </w:rPr>
+              <w:t>- Java</w:t>
+            </w:r>
+          </w:p>
+        </w:tc>
+      </w:tr>
+      <w:tr>
+        <w:trPr>
+          <w:trHeight w:val="300"/>
+        </w:trPr>
+        <w:tc>
+          <w:tcPr>
+            <w:tcW w:w="9850" w:type="dxa"/>
+          </w:tcPr>
+          <w:p>
+            <w:pPr>
+              <w:rPr>
+                <w:rFonts w:ascii="Arial" w:hAnsi="Arial" w:cs="Arial"/>
+                <w:sz w:val="18"/>
+                <w:szCs w:val="18"/>
+                <w:lang w:val="es-MX"/>
+              </w:rPr>
+            </w:pPr>
+            <w:r>
+              <w:rPr>
+                <w:rFonts w:ascii="Arial" w:hAnsi="Arial" w:cs="Arial"/>
+                <w:bCs/>
+                <w:sz w:val="18"/>
+                <w:szCs w:val="18"/>
+                <w:lang w:val="es-MX"/>
+              </w:rPr>
+              <w:t>- Java 8</w:t>
+            </w:r>
+          </w:p>
+        </w:tc>
+      </w:tr>
+      <w:tr>
+        <w:trPr>
+          <w:trHeight w:val="300"/>
+        </w:trPr>
+        <w:tc>
+          <w:tcPr>
+            <w:tcW w:w="9850" w:type="dxa"/>
+          </w:tcPr>
+          <w:p>
+            <w:pPr>
+              <w:rPr>
+                <w:rFonts w:ascii="Arial" w:hAnsi="Arial" w:cs="Arial"/>
+                <w:sz w:val="18"/>
+                <w:szCs w:val="18"/>
+                <w:lang w:val="es-MX"/>
+              </w:rPr>
+            </w:pPr>
+            <w:r>
+              <w:rPr>
+                <w:rFonts w:ascii="Arial" w:hAnsi="Arial" w:cs="Arial"/>
+                <w:bCs/>
+                <w:sz w:val="18"/>
+                <w:szCs w:val="18"/>
+                <w:lang w:val="es-MX"/>
+              </w:rPr>
+              <w:t>- Java 11</w:t>
+            </w:r>
+          </w:p>
+        </w:tc>
+      </w:tr>
+      <w:tr>
+        <w:trPr>
+          <w:trHeight w:val="300"/>
+        </w:trPr>
+        <w:tc>
+          <w:tcPr>
+            <w:tcW w:w="9850" w:type="dxa"/>
+          </w:tcPr>
+          <w:p>
+            <w:pPr>
+              <w:rPr>
+                <w:rFonts w:ascii="Arial" w:hAnsi="Arial" w:cs="Arial"/>
+                <w:sz w:val="18"/>
+                <w:szCs w:val="18"/>
+                <w:lang w:val="es-MX"/>
+              </w:rPr>
+            </w:pPr>
+            <w:r>
+              <w:rPr>
+                <w:rFonts w:ascii="Arial" w:hAnsi="Arial" w:cs="Arial"/>
+                <w:bCs/>
+                <w:sz w:val="18"/>
+                <w:szCs w:val="18"/>
+                <w:lang w:val="es-MX"/>
+              </w:rPr>
+              <w:t>- JBoss</w:t>
+            </w:r>
+          </w:p>
+        </w:tc>
+      </w:tr>
+      <w:tr>
+        <w:trPr>
+          <w:trHeight w:val="300"/>
+        </w:trPr>
+        <w:tc>
+          <w:tcPr>
+            <w:tcW w:w="9850" w:type="dxa"/>
+          </w:tcPr>
+          <w:p>
+            <w:pPr>
+              <w:rPr>
+                <w:rFonts w:ascii="Arial" w:hAnsi="Arial" w:cs="Arial"/>
+                <w:sz w:val="18"/>
+                <w:szCs w:val="18"/>
+                <w:lang w:val="es-MX"/>
+              </w:rPr>
+            </w:pPr>
+            <w:r>
+              <w:rPr>
+                <w:rFonts w:ascii="Arial" w:hAnsi="Arial" w:cs="Arial"/>
+                <w:bCs/>
+                <w:sz w:val="18"/>
+                <w:szCs w:val="18"/>
+                <w:lang w:val="es-MX"/>
+              </w:rPr>
+              <w:t>- JSON</w:t>
+            </w:r>
+          </w:p>
+        </w:tc>
+      </w:tr>
+      <w:tr>
+        <w:trPr>
+          <w:trHeight w:val="300"/>
+        </w:trPr>
+        <w:tc>
+          <w:tcPr>
+            <w:tcW w:w="9850" w:type="dxa"/>
+          </w:tcPr>
+          <w:p>
+            <w:pPr>
+              <w:rPr>
+                <w:rFonts w:ascii="Arial" w:hAnsi="Arial" w:cs="Arial"/>
+                <w:sz w:val="18"/>
+                <w:szCs w:val="18"/>
+                <w:lang w:val="es-MX"/>
+              </w:rPr>
+            </w:pPr>
+            <w:r>
+              <w:rPr>
+                <w:rFonts w:ascii="Arial" w:hAnsi="Arial" w:cs="Arial"/>
+                <w:bCs/>
+                <w:sz w:val="18"/>
+                <w:szCs w:val="18"/>
+                <w:lang w:val="es-MX"/>
+              </w:rPr>
+              <w:t>- OAuth</w:t>
+            </w:r>
+          </w:p>
+        </w:tc>
+      </w:tr>
+      <w:tr>
+        <w:trPr>
+          <w:trHeight w:val="300"/>
+        </w:trPr>
+        <w:tc>
+          <w:tcPr>
+            <w:tcW w:w="9850" w:type="dxa"/>
+          </w:tcPr>
+          <w:p>
+            <w:pPr>
+              <w:rPr>
+                <w:rFonts w:ascii="Arial" w:hAnsi="Arial" w:cs="Arial"/>
+                <w:sz w:val="18"/>
+                <w:szCs w:val="18"/>
+                <w:lang w:val="es-MX"/>
+              </w:rPr>
+            </w:pPr>
+            <w:r>
+              <w:rPr>
+                <w:rFonts w:ascii="Arial" w:hAnsi="Arial" w:cs="Arial"/>
+                <w:bCs/>
+                <w:sz w:val="18"/>
+                <w:szCs w:val="18"/>
+                <w:lang w:val="es-MX"/>
+              </w:rPr>
+              <w:t>- PostgreSQL</w:t>
+            </w:r>
+          </w:p>
+        </w:tc>
+      </w:tr>
+      <w:tr>
+        <w:trPr>
+          <w:trHeight w:val="300"/>
+        </w:trPr>
+        <w:tc>
+          <w:tcPr>
+            <w:tcW w:w="9850" w:type="dxa"/>
+          </w:tcPr>
+          <w:p>
+            <w:pPr>
+              <w:rPr>
+                <w:rFonts w:ascii="Arial" w:hAnsi="Arial" w:cs="Arial"/>
+                <w:sz w:val="18"/>
+                <w:szCs w:val="18"/>
+                <w:lang w:val="es-MX"/>
+              </w:rPr>
+            </w:pPr>
+            <w:r>
+              <w:rPr>
+                <w:rFonts w:ascii="Arial" w:hAnsi="Arial" w:cs="Arial"/>
+                <w:bCs/>
+                <w:sz w:val="18"/>
+                <w:szCs w:val="18"/>
+                <w:lang w:val="es-MX"/>
+              </w:rPr>
+              <w:t>- Postman</w:t>
+            </w:r>
+          </w:p>
+        </w:tc>
+      </w:tr>
+      <w:tr>
+        <w:trPr>
+          <w:trHeight w:val="300"/>
+        </w:trPr>
+        <w:tc>
+          <w:tcPr>
+            <w:tcW w:w="9850" w:type="dxa"/>
+          </w:tcPr>
+          <w:p>
+            <w:pPr>
+              <w:rPr>
+                <w:rFonts w:ascii="Arial" w:hAnsi="Arial" w:cs="Arial"/>
+                <w:sz w:val="18"/>
+                <w:szCs w:val="18"/>
+                <w:lang w:val="es-MX"/>
+              </w:rPr>
+            </w:pPr>
+            <w:r>
+              <w:rPr>
+                <w:rFonts w:ascii="Arial" w:hAnsi="Arial" w:cs="Arial"/>
+                <w:bCs/>
+                <w:sz w:val="18"/>
+                <w:szCs w:val="18"/>
+                <w:lang w:val="es-MX"/>
+              </w:rPr>
+              <w:t>- REST</w:t>
+            </w:r>
+          </w:p>
+        </w:tc>
+      </w:tr>
+      <w:tr>
+        <w:trPr>
+          <w:trHeight w:val="300"/>
+        </w:trPr>
+        <w:tc>
+          <w:tcPr>
+            <w:tcW w:w="9850" w:type="dxa"/>
+          </w:tcPr>
+          <w:p>
+            <w:pPr>
+              <w:rPr>
+                <w:rFonts w:ascii="Arial" w:hAnsi="Arial" w:cs="Arial"/>
+                <w:sz w:val="18"/>
+                <w:szCs w:val="18"/>
+                <w:lang w:val="es-MX"/>
+              </w:rPr>
+            </w:pPr>
+            <w:r>
+              <w:rPr>
+                <w:rFonts w:ascii="Arial" w:hAnsi="Arial" w:cs="Arial"/>
+                <w:bCs/>
+                <w:sz w:val="18"/>
+                <w:szCs w:val="18"/>
+                <w:lang w:val="es-MX"/>
+              </w:rPr>
+              <w:t>- Eclipse</w:t>
+            </w:r>
+          </w:p>
+        </w:tc>
+      </w:tr>
+      <w:tr>
+        <w:trPr>
+          <w:trHeight w:val="300"/>
+        </w:trPr>
+        <w:tc>
+          <w:tcPr>
+            <w:tcW w:w="9850" w:type="dxa"/>
+          </w:tcPr>
+          <w:p>
+            <w:pPr>
+              <w:rPr>
+                <w:rFonts w:ascii="Arial" w:hAnsi="Arial" w:cs="Arial"/>
+                <w:sz w:val="18"/>
+                <w:szCs w:val="18"/>
+                <w:lang w:val="es-MX"/>
+              </w:rPr>
+            </w:pPr>
+            <w:r>
+              <w:rPr>
+                <w:rFonts w:ascii="Arial" w:hAnsi="Arial" w:cs="Arial"/>
+                <w:bCs/>
+                <w:sz w:val="18"/>
+                <w:szCs w:val="18"/>
+                <w:lang w:val="es-MX"/>
+              </w:rPr>
+              <w:t>- Lombok</w:t>
+            </w:r>
+          </w:p>
+        </w:tc>
+      </w:tr>
+      <w:tr>
+        <w:trPr>
+          <w:trHeight w:val="300"/>
+        </w:trPr>
+        <w:tc>
+          <w:tcPr>
+            <w:tcW w:w="9850" w:type="dxa"/>
+          </w:tcPr>
+          <w:p>
+            <w:pPr>
+              <w:rPr>
+                <w:rFonts w:ascii="Arial" w:hAnsi="Arial" w:cs="Arial"/>
+                <w:sz w:val="18"/>
+                <w:szCs w:val="18"/>
+                <w:lang w:val="es-MX"/>
+              </w:rPr>
+            </w:pPr>
+            <w:r>
+              <w:rPr>
+                <w:rFonts w:ascii="Arial" w:hAnsi="Arial" w:cs="Arial"/>
+                <w:bCs/>
+                <w:sz w:val="18"/>
+                <w:szCs w:val="18"/>
+                <w:lang w:val="es-MX"/>
+              </w:rPr>
+              <w:t>- Apache Tomcat</w:t>
+            </w:r>
+          </w:p>
+        </w:tc>
+      </w:tr>
+      <w:tr>
+        <w:trPr>
+          <w:trHeight w:val="300"/>
+        </w:trPr>
+        <w:tc>
+          <w:tcPr>
+            <w:tcW w:w="9850" w:type="dxa"/>
+          </w:tcPr>
+          <w:p>
+            <w:pPr>
+              <w:rPr>
+                <w:rFonts w:ascii="Arial" w:hAnsi="Arial" w:cs="Arial"/>
+                <w:sz w:val="18"/>
+                <w:szCs w:val="18"/>
+                <w:lang w:val="es-MX"/>
+              </w:rPr>
+            </w:pPr>
+            <w:r>
+              <w:rPr>
+                <w:rFonts w:ascii="Arial" w:hAnsi="Arial" w:cs="Arial"/>
+                <w:bCs/>
+                <w:sz w:val="18"/>
+                <w:szCs w:val="18"/>
+                <w:lang w:val="es-MX"/>
+              </w:rPr>
+              <w:t>- Red Hat</w:t>
+            </w:r>
+          </w:p>
+        </w:tc>
+      </w:tr>
+      <w:tr>
+        <w:trPr>
+          <w:trHeight w:val="300"/>
+        </w:trPr>
+        <w:tc>
+          <w:tcPr>
+            <w:tcW w:w="9850" w:type="dxa"/>
+          </w:tcPr>
+          <w:p>
+            <w:pPr>
+              <w:rPr>
+                <w:rFonts w:ascii="Arial" w:hAnsi="Arial" w:cs="Arial"/>
+                <w:sz w:val="18"/>
+                <w:szCs w:val="18"/>
+                <w:lang w:val="es-MX"/>
+              </w:rPr>
+            </w:pPr>
+            <w:r>
+              <w:rPr>
+                <w:rFonts w:ascii="Arial" w:hAnsi="Arial" w:cs="Arial"/>
+                <w:bCs/>
+                <w:sz w:val="18"/>
+                <w:szCs w:val="18"/>
+                <w:lang w:val="es-MX"/>
+              </w:rPr>
+              <w:t>- Primavera Project Planner</w:t>
+            </w:r>
+          </w:p>
+        </w:tc>
+      </w:tr>
+      <w:tr>
+        <w:trPr>
+          <w:trHeight w:val="300"/>
+        </w:trPr>
+        <w:tc>
+          <w:tcPr>
+            <w:tcW w:w="9850" w:type="dxa"/>
+          </w:tcPr>
+          <w:p>
+            <w:pPr>
+              <w:rPr>
+                <w:rFonts w:ascii="Arial" w:hAnsi="Arial" w:cs="Arial"/>
+                <w:sz w:val="18"/>
+                <w:szCs w:val="18"/>
+                <w:lang w:val="es-MX"/>
+              </w:rPr>
+            </w:pPr>
+            <w:r>
+              <w:rPr>
+                <w:rFonts w:ascii="Arial" w:hAnsi="Arial" w:cs="Arial"/>
+                <w:bCs/>
+                <w:sz w:val="18"/>
+                <w:szCs w:val="18"/>
+                <w:lang w:val="es-MX"/>
+              </w:rPr>
+              <w:t>- Swagger</w:t>
+            </w:r>
+          </w:p>
+        </w:tc>
+      </w:tr>
+      <w:tr>
+        <w:trPr>
+          <w:trHeight w:val="300"/>
+        </w:trPr>
+        <w:tc>
+          <w:tcPr>
+            <w:tcW w:w="9850" w:type="dxa"/>
+          </w:tcPr>
+          <w:p>
+            <w:pPr>
+              <w:rPr>
+                <w:rFonts w:ascii="Arial" w:hAnsi="Arial" w:cs="Arial"/>
+                <w:sz w:val="18"/>
+                <w:szCs w:val="18"/>
+                <w:lang w:val="es-MX"/>
+              </w:rPr>
+            </w:pPr>
+            <w:r>
+              <w:rPr>
+                <w:rFonts w:ascii="Arial" w:hAnsi="Arial" w:cs="Arial"/>
+                <w:bCs/>
+                <w:sz w:val="18"/>
+                <w:szCs w:val="18"/>
+                <w:lang w:val="es-MX"/>
+              </w:rPr>
+              <w:t>- Feign</w:t>
+            </w:r>
+          </w:p>
+        </w:tc>
+      </w:tr>
+      <w:tr>
+        <w:trPr>
+          <w:trHeight w:val="300"/>
+        </w:trPr>
+        <w:tc>
+          <w:tcPr>
+            <w:tcW w:w="9850" w:type="dxa"/>
+          </w:tcPr>
+          <w:p>
+            <w:pPr>
+              <w:rPr>
+                <w:rFonts w:ascii="Arial" w:hAnsi="Arial" w:cs="Arial"/>
+                <w:sz w:val="18"/>
+                <w:szCs w:val="18"/>
+                <w:lang w:val="es-MX"/>
+              </w:rPr>
+            </w:pPr>
+            <w:r>
+              <w:rPr>
+                <w:rFonts w:ascii="Arial" w:hAnsi="Arial" w:cs="Arial"/>
+                <w:bCs/>
+                <w:sz w:val="18"/>
+                <w:szCs w:val="18"/>
+                <w:lang w:val="es-MX"/>
+              </w:rPr>
+              <w:t>- Suite Atlassian</w:t>
+            </w:r>
+          </w:p>
+        </w:tc>
+      </w:tr>
+      <w:tr>
+        <w:trPr>
+          <w:trHeight w:val="300"/>
+        </w:trPr>
+        <w:tc>
+          <w:tcPr>
+            <w:tcW w:w="9850" w:type="dxa"/>
+          </w:tcPr>
+          <w:p>
+            <w:pPr>
+              <w:rPr>
+                <w:rFonts w:ascii="Arial" w:hAnsi="Arial" w:cs="Arial"/>
+                <w:sz w:val="18"/>
+                <w:szCs w:val="18"/>
+                <w:lang w:val="es-MX"/>
+              </w:rPr>
+            </w:pPr>
+            <w:r>
+              <w:rPr>
+                <w:rFonts w:ascii="Arial" w:hAnsi="Arial" w:cs="Arial"/>
+                <w:bCs/>
+                <w:sz w:val="18"/>
+                <w:szCs w:val="18"/>
+                <w:lang w:val="es-MX"/>
+              </w:rPr>
+              <w:t>- Visual Studio Code</w:t>
+            </w:r>
+          </w:p>
+        </w:tc>
+      </w:tr>
+      <w:tr>
+        <w:trPr>
+          <w:trHeight w:val="300"/>
+        </w:trPr>
+        <w:tc>
+          <w:tcPr>
+            <w:tcW w:w="9850" w:type="dxa"/>
+          </w:tcPr>
+          <w:p>
+            <w:pPr>
+              <w:rPr>
+                <w:rFonts w:ascii="Arial" w:hAnsi="Arial" w:cs="Arial"/>
+                <w:sz w:val="18"/>
+                <w:szCs w:val="18"/>
+                <w:lang w:val="es-MX"/>
+              </w:rPr>
+            </w:pPr>
+            <w:r>
+              <w:rPr>
+                <w:rFonts w:ascii="Arial" w:hAnsi="Arial" w:cs="Arial"/>
+                <w:bCs/>
+                <w:sz w:val="18"/>
+                <w:szCs w:val="18"/>
+                <w:lang w:val="es-MX"/>
+              </w:rPr>
+              <w:t>- Oracle</w:t>
+            </w:r>
+          </w:p>
+        </w:tc>
+      </w:tr>
+      <w:tr>
+        <w:trPr>
+          <w:trHeight w:val="300"/>
+        </w:trPr>
+        <w:tc>
+          <w:tcPr>
+            <w:tcW w:w="9850" w:type="dxa"/>
+          </w:tcPr>
+          <w:p>
+            <w:pPr>
+              <w:rPr>
+                <w:rFonts w:ascii="Arial" w:hAnsi="Arial" w:cs="Arial"/>
+                <w:sz w:val="18"/>
+                <w:szCs w:val="18"/>
+                <w:lang w:val="es-MX"/>
+              </w:rPr>
+            </w:pPr>
+            <w:r>
+              <w:rPr>
+                <w:rFonts w:ascii="Arial" w:hAnsi="Arial" w:cs="Arial"/>
+                <w:bCs/>
+                <w:sz w:val="18"/>
+                <w:szCs w:val="18"/>
+                <w:lang w:val="es-MX"/>
+              </w:rPr>
+              <w:t>- Oracle Database</w:t>
+            </w:r>
+          </w:p>
+        </w:tc>
+      </w:tr>
+      <w:tr>
+        <w:trPr>
+          <w:trHeight w:val="300"/>
+        </w:trPr>
+        <w:tc>
+          <w:tcPr>
+            <w:tcW w:w="9850" w:type="dxa"/>
+          </w:tcPr>
+          <w:p>
+            <w:pPr>
+              <w:rPr>
+                <w:rFonts w:ascii="Arial" w:hAnsi="Arial" w:cs="Arial"/>
+                <w:sz w:val="18"/>
+                <w:szCs w:val="18"/>
+                <w:lang w:val="es-MX"/>
+              </w:rPr>
+            </w:pPr>
+            <w:r>
+              <w:rPr>
+                <w:rFonts w:ascii="Arial" w:hAnsi="Arial" w:cs="Arial"/>
+                <w:bCs/>
+                <w:sz w:val="18"/>
+                <w:szCs w:val="18"/>
+                <w:lang w:val="es-MX"/>
+              </w:rPr>
+              <w:t>- SAP PM</w:t>
+            </w:r>
+          </w:p>
+        </w:tc>
+      </w:tr>
+      <w:tr>
+        <w:trPr>
+          <w:trHeight w:val="300"/>
+        </w:trPr>
+        <w:tc>
+          <w:tcPr>
+            <w:tcW w:w="9850" w:type="dxa"/>
+          </w:tcPr>
+          <w:p>
+            <w:pPr>
+              <w:rPr>
+                <w:rFonts w:ascii="Arial" w:hAnsi="Arial" w:cs="Arial"/>
+                <w:sz w:val="18"/>
+                <w:szCs w:val="18"/>
+                <w:lang w:val="es-MX"/>
+              </w:rPr>
+            </w:pPr>
+            <w:r>
+              <w:rPr>
+                <w:rFonts w:ascii="Arial" w:hAnsi="Arial" w:cs="Arial"/>
+                <w:bCs/>
+                <w:sz w:val="18"/>
+                <w:szCs w:val="18"/>
+                <w:lang w:val="es-MX"/>
+              </w:rPr>
+              <w:t>- SAP MM</w:t>
+            </w:r>
+          </w:p>
+        </w:tc>
+      </w:tr>
+      <w:tr>
+        <w:trPr>
+          <w:trHeight w:val="300"/>
+        </w:trPr>
+        <w:tc>
+          <w:tcPr>
+            <w:tcW w:w="9850" w:type="dxa"/>
+          </w:tcPr>
+          <w:p>
+            <w:pPr>
+              <w:rPr>
+                <w:rFonts w:ascii="Arial" w:hAnsi="Arial" w:cs="Arial"/>
+                <w:sz w:val="18"/>
+                <w:szCs w:val="18"/>
+                <w:lang w:val="es-MX"/>
+              </w:rPr>
+            </w:pPr>
+            <w:r>
+              <w:rPr>
+                <w:rFonts w:ascii="Arial" w:hAnsi="Arial" w:cs="Arial"/>
+                <w:bCs/>
+                <w:sz w:val="18"/>
+                <w:szCs w:val="18"/>
+                <w:lang w:val="es-MX"/>
+              </w:rPr>
+              <w:t>- Alfresco</w:t>
+            </w:r>
+          </w:p>
+        </w:tc>
+      </w:tr>
+      <w:tr>
+        <w:trPr>
+          <w:trHeight w:val="300"/>
+        </w:trPr>
+        <w:tc>
+          <w:tcPr>
+            <w:tcW w:w="9850" w:type="dxa"/>
+          </w:tcPr>
+          <w:p>
+            <w:pPr>
+              <w:rPr>
+                <w:rFonts w:ascii="Arial" w:hAnsi="Arial" w:cs="Arial"/>
+                <w:sz w:val="18"/>
+                <w:szCs w:val="18"/>
+                <w:lang w:val="es-MX"/>
+              </w:rPr>
+            </w:pPr>
+            <w:r>
+              <w:rPr>
+                <w:rFonts w:ascii="Arial" w:hAnsi="Arial" w:cs="Arial"/>
+                <w:bCs/>
+                <w:sz w:val="18"/>
+                <w:szCs w:val="18"/>
+                <w:lang w:val="es-MX"/>
+              </w:rPr>
+              <w:t>- PrimeFaces</w:t>
+            </w:r>
+          </w:p>
+        </w:tc>
+      </w:tr>
+      <w:tr>
+        <w:trPr>
+          <w:trHeight w:val="300"/>
+        </w:trPr>
+        <w:tc>
+          <w:tcPr>
+            <w:tcW w:w="9850" w:type="dxa"/>
+          </w:tcPr>
+          <w:p>
+            <w:pPr>
+              <w:rPr>
+                <w:rFonts w:ascii="Arial" w:hAnsi="Arial" w:cs="Arial"/>
+                <w:sz w:val="18"/>
+                <w:szCs w:val="18"/>
+                <w:lang w:val="es-MX"/>
+              </w:rPr>
+            </w:pPr>
+            <w:r>
+              <w:rPr>
+                <w:rFonts w:ascii="Arial" w:hAnsi="Arial" w:cs="Arial"/>
+                <w:bCs/>
+                <w:sz w:val="18"/>
+                <w:szCs w:val="18"/>
+                <w:lang w:val="es-MX"/>
+              </w:rPr>
+              <w:t>- Apache Maven</w:t>
+            </w:r>
+          </w:p>
+        </w:tc>
+      </w:tr>
+      <w:tr>
+        <w:trPr>
+          <w:trHeight w:val="300"/>
+        </w:trPr>
+        <w:tc>
+          <w:tcPr>
+            <w:tcW w:w="9850" w:type="dxa"/>
+          </w:tcPr>
+          <w:p>
+            <w:pPr>
+              <w:rPr>
+                <w:rFonts w:ascii="Arial" w:hAnsi="Arial" w:cs="Arial"/>
+                <w:sz w:val="18"/>
+                <w:szCs w:val="18"/>
+                <w:lang w:val="es-MX"/>
+              </w:rPr>
+            </w:pPr>
+            <w:r>
+              <w:rPr>
+                <w:rFonts w:ascii="Arial" w:hAnsi="Arial" w:cs="Arial"/>
+                <w:bCs/>
+                <w:sz w:val="18"/>
+                <w:szCs w:val="18"/>
+                <w:lang w:val="es-MX"/>
+              </w:rPr>
+              <w:t>- Java Persistence API</w:t>
+            </w:r>
+          </w:p>
+        </w:tc>
+      </w:tr>
+      <w:tr>
+        <w:trPr>
+          <w:trHeight w:val="300"/>
+        </w:trPr>
+        <w:tc>
+          <w:tcPr>
+            <w:tcW w:w="9850" w:type="dxa"/>
+          </w:tcPr>
+          <w:p>
+            <w:pPr>
+              <w:rPr>
+                <w:rFonts w:ascii="Arial" w:hAnsi="Arial" w:cs="Arial"/>
+                <w:sz w:val="18"/>
+                <w:szCs w:val="18"/>
+                <w:lang w:val="es-MX"/>
+              </w:rPr>
+            </w:pPr>
+            <w:r>
+              <w:rPr>
+                <w:rFonts w:ascii="Arial" w:hAnsi="Arial" w:cs="Arial"/>
+                <w:bCs/>
+                <w:sz w:val="18"/>
+                <w:szCs w:val="18"/>
+                <w:lang w:val="es-MX"/>
+              </w:rPr>
+              <w:t>- JBoss Application Server</w:t>
+            </w:r>
+          </w:p>
+        </w:tc>
+      </w:tr>
+      <w:tr>
+        <w:trPr>
+          <w:trHeight w:val="300"/>
+        </w:trPr>
+        <w:tc>
+          <w:tcPr>
+            <w:tcW w:w="9850" w:type="dxa"/>
+          </w:tcPr>
+          <w:p>
+            <w:pPr>
+              <w:rPr>
+                <w:rFonts w:ascii="Arial" w:hAnsi="Arial" w:cs="Arial"/>
+                <w:sz w:val="18"/>
+                <w:szCs w:val="18"/>
+                <w:lang w:val="es-MX"/>
+              </w:rPr>
+            </w:pPr>
+            <w:r>
+              <w:rPr>
+                <w:rFonts w:ascii="Arial" w:hAnsi="Arial" w:cs="Arial"/>
+                <w:bCs/>
+                <w:sz w:val="18"/>
+                <w:szCs w:val="18"/>
+                <w:lang w:val="es-MX"/>
+              </w:rPr>
+              <w:t>- Red Hat Enterprise Linux</w:t>
+            </w:r>
+          </w:p>
+        </w:tc>
+      </w:tr>
+      <w:tr>
+        <w:trPr>
+          <w:trHeight w:val="300"/>
+        </w:trPr>
+        <w:tc>
+          <w:tcPr>
+            <w:tcW w:w="9850" w:type="dxa"/>
+          </w:tcPr>
+          <w:p>
+            <w:pPr>
+              <w:rPr>
+                <w:rFonts w:ascii="Arial" w:hAnsi="Arial" w:cs="Arial"/>
+                <w:sz w:val="18"/>
+                <w:szCs w:val="18"/>
+                <w:lang w:val="es-MX"/>
+              </w:rPr>
+            </w:pPr>
+            <w:r>
+              <w:rPr>
+                <w:rFonts w:ascii="Arial" w:hAnsi="Arial" w:cs="Arial"/>
+                <w:bCs/>
+                <w:sz w:val="18"/>
+                <w:szCs w:val="18"/>
+                <w:lang w:val="es-MX"/>
+              </w:rPr>
+              <w:t>- CSS</w:t>
+            </w:r>
+          </w:p>
+        </w:tc>
+      </w:tr>
+      <w:tr>
+        <w:trPr>
+          <w:trHeight w:val="300"/>
+        </w:trPr>
+        <w:tc>
+          <w:tcPr>
+            <w:tcW w:w="9850" w:type="dxa"/>
+          </w:tcPr>
+          <w:p>
+            <w:pPr>
+              <w:rPr>
+                <w:rFonts w:ascii="Arial" w:hAnsi="Arial" w:cs="Arial"/>
+                <w:sz w:val="18"/>
+                <w:szCs w:val="18"/>
+                <w:lang w:val="es-MX"/>
+              </w:rPr>
+            </w:pPr>
+            <w:r>
+              <w:rPr>
+                <w:rFonts w:ascii="Arial" w:hAnsi="Arial" w:cs="Arial"/>
+                <w:bCs/>
+                <w:sz w:val="18"/>
+                <w:szCs w:val="18"/>
+                <w:lang w:val="es-MX"/>
+              </w:rPr>
+              <w:t>- API RESTful</w:t>
+            </w:r>
+          </w:p>
+        </w:tc>
+      </w:tr>
+      <w:tr>
+        <w:trPr>
+          <w:trHeight w:val="300"/>
+        </w:trPr>
+        <w:tc>
+          <w:tcPr>
+            <w:tcW w:w="9850" w:type="dxa"/>
+          </w:tcPr>
+          <w:p>
+            <w:pPr>
+              <w:rPr>
+                <w:rFonts w:ascii="Arial" w:hAnsi="Arial" w:cs="Arial"/>
+                <w:sz w:val="18"/>
+                <w:szCs w:val="18"/>
+                <w:lang w:val="es-MX"/>
+              </w:rPr>
+            </w:pPr>
+            <w:r>
+              <w:rPr>
+                <w:rFonts w:ascii="Arial" w:hAnsi="Arial" w:cs="Arial"/>
+                <w:bCs/>
+                <w:sz w:val="18"/>
+                <w:szCs w:val="18"/>
+                <w:lang w:val="es-MX"/>
+              </w:rPr>
+              <w:t>- Desarrollo de Microservicios</w:t>
+            </w:r>
+          </w:p>
+        </w:tc>
+      </w:tr>
+      <w:tr>
+        <w:trPr>
+          <w:trHeight w:val="300"/>
+        </w:trPr>
+        <w:tc>
+          <w:tcPr>
+            <w:tcW w:w="9850" w:type="dxa"/>
+          </w:tcPr>
+          <w:p>
+            <w:pPr>
+              <w:rPr>
+                <w:rFonts w:ascii="Arial" w:hAnsi="Arial" w:cs="Arial"/>
+                <w:sz w:val="18"/>
+                <w:szCs w:val="18"/>
+                <w:lang w:val="es-MX"/>
+              </w:rPr>
+            </w:pPr>
+            <w:r>
+              <w:rPr>
+                <w:rFonts w:ascii="Arial" w:hAnsi="Arial" w:cs="Arial"/>
+                <w:bCs/>
+                <w:sz w:val="18"/>
+                <w:szCs w:val="18"/>
+                <w:lang w:val="es-MX"/>
+              </w:rPr>
+              <w:t>- Java Spring Boot</w:t>
+            </w:r>
+          </w:p>
+        </w:tc>
+      </w:tr>
+      <w:tr>
+        <w:trPr>
+          <w:trHeight w:val="300"/>
+        </w:trPr>
+        <w:tc>
+          <w:tcPr>
+            <w:tcW w:w="9850" w:type="dxa"/>
+          </w:tcPr>
+          <w:p>
+            <w:pPr>
+              <w:rPr>
+                <w:rFonts w:ascii="Arial" w:hAnsi="Arial" w:cs="Arial"/>
+                <w:sz w:val="18"/>
+                <w:szCs w:val="18"/>
+                <w:lang w:val="es-MX"/>
+              </w:rPr>
+            </w:pPr>
+            <w:r>
+              <w:rPr>
+                <w:rFonts w:ascii="Arial" w:hAnsi="Arial" w:cs="Arial"/>
+                <w:bCs/>
+                <w:sz w:val="18"/>
+                <w:szCs w:val="18"/>
+                <w:lang w:val="es-MX"/>
+              </w:rPr>
+              <w:t>- Spring Batch</w:t>
+            </w:r>
+          </w:p>
+        </w:tc>
+      </w:tr>
+      <w:tr>
+        <w:trPr>
+          <w:trHeight w:val="300"/>
+        </w:trPr>
+        <w:tc>
+          <w:tcPr>
+            <w:tcW w:w="9850" w:type="dxa"/>
+          </w:tcPr>
+          <w:p>
+            <w:pPr>
+              <w:rPr>
+                <w:rFonts w:ascii="Arial" w:hAnsi="Arial" w:cs="Arial"/>
+                <w:sz w:val="18"/>
+                <w:szCs w:val="18"/>
+                <w:lang w:val="es-MX"/>
+              </w:rPr>
+            </w:pPr>
+            <w:r>
+              <w:rPr>
+                <w:rFonts w:ascii="Arial" w:hAnsi="Arial" w:cs="Arial"/>
+                <w:bCs/>
+                <w:sz w:val="18"/>
+                <w:szCs w:val="18"/>
+                <w:lang w:val="es-MX"/>
+              </w:rPr>
+              <w:lastRenderedPageBreak/>
+              <w:t>- Bootstrap</w:t>
+            </w:r>
+          </w:p>
+        </w:tc>
+      </w:tr>
+      <w:tr>
+        <w:trPr>
+          <w:trHeight w:val="300"/>
+        </w:trPr>
+        <w:tc>
+          <w:tcPr>
+            <w:tcW w:w="9850" w:type="dxa"/>
+          </w:tcPr>
+          <w:p>
+            <w:pPr>
+              <w:rPr>
+                <w:rFonts w:ascii="Arial" w:hAnsi="Arial" w:cs="Arial"/>
+                <w:sz w:val="18"/>
+                <w:szCs w:val="18"/>
+                <w:lang w:val="es-MX"/>
+              </w:rPr>
+            </w:pPr>
+            <w:r>
+              <w:rPr>
+                <w:rFonts w:ascii="Arial" w:hAnsi="Arial" w:cs="Arial"/>
+                <w:bCs/>
+                <w:sz w:val="18"/>
+                <w:szCs w:val="18"/>
+                <w:lang w:val="es-MX"/>
+              </w:rPr>
+              <w:t>- Git</w:t>
+            </w:r>
+          </w:p>
+        </w:tc>
+      </w:tr>
+      <w:tr>
+        <w:trPr>
+          <w:trHeight w:val="300"/>
+        </w:trPr>
+        <w:tc>
+          <w:tcPr>
+            <w:tcW w:w="9850" w:type="dxa"/>
+          </w:tcPr>
+          <w:p>
+            <w:pPr>
+              <w:rPr>
+                <w:rFonts w:ascii="Arial" w:hAnsi="Arial" w:cs="Arial"/>
+                <w:sz w:val="18"/>
+                <w:szCs w:val="18"/>
+                <w:lang w:val="es-MX"/>
+              </w:rPr>
+            </w:pPr>
+            <w:r>
+              <w:rPr>
+                <w:rFonts w:ascii="Arial" w:hAnsi="Arial" w:cs="Arial"/>
+                <w:bCs/>
+                <w:sz w:val="18"/>
+                <w:szCs w:val="18"/>
+                <w:lang w:val="es-MX"/>
+              </w:rPr>
+              <w:t>- HTML5</w:t>
+            </w:r>
+          </w:p>
+        </w:tc>
+      </w:tr>
+      <w:tr>
+        <w:trPr>
+          <w:trHeight w:val="300"/>
+        </w:trPr>
+        <w:tc>
+          <w:tcPr>
+            <w:tcW w:w="9850" w:type="dxa"/>
+          </w:tcPr>
+          <w:p>
+            <w:pPr>
+              <w:rPr>
+                <w:rFonts w:ascii="Arial" w:hAnsi="Arial" w:cs="Arial"/>
+                <w:sz w:val="18"/>
+                <w:szCs w:val="18"/>
+                <w:lang w:val="es-MX"/>
+              </w:rPr>
+            </w:pPr>
+            <w:r>
+              <w:rPr>
+                <w:rFonts w:ascii="Arial" w:hAnsi="Arial" w:cs="Arial"/>
+                <w:bCs/>
+                <w:sz w:val="18"/>
+                <w:szCs w:val="18"/>
+                <w:lang w:val="es-MX"/>
+              </w:rPr>
+              <w:t>- JDBC</w:t>
+            </w:r>
+          </w:p>
+        </w:tc>
+      </w:tr>
+      <w:tr>
+        <w:trPr>
+          <w:trHeight w:val="300"/>
+        </w:trPr>
+        <w:tc>
+          <w:tcPr>
+            <w:tcW w:w="9850" w:type="dxa"/>
+          </w:tcPr>
+          <w:p>
+            <w:pPr>
+              <w:rPr>
+                <w:rFonts w:ascii="Arial" w:hAnsi="Arial" w:cs="Arial"/>
+                <w:sz w:val="18"/>
+                <w:szCs w:val="18"/>
+                <w:lang w:val="es-MX"/>
+              </w:rPr>
+            </w:pPr>
+            <w:r>
+              <w:rPr>
+                <w:rFonts w:ascii="Arial" w:hAnsi="Arial" w:cs="Arial"/>
+                <w:bCs/>
+                <w:sz w:val="18"/>
+                <w:szCs w:val="18"/>
+                <w:lang w:val="es-MX"/>
+              </w:rPr>
+              <w:t>- JUnit</w:t>
+            </w:r>
+          </w:p>
+        </w:tc>
+      </w:tr>
+      <w:tr>
+        <w:trPr>
+          <w:trHeight w:val="300"/>
+        </w:trPr>
+        <w:tc>
+          <w:tcPr>
+            <w:tcW w:w="9850" w:type="dxa"/>
+          </w:tcPr>
+          <w:p>
+            <w:pPr>
+              <w:rPr>
+                <w:rFonts w:ascii="Arial" w:hAnsi="Arial" w:cs="Arial"/>
+                <w:sz w:val="18"/>
+                <w:szCs w:val="18"/>
+                <w:lang w:val="es-MX"/>
+              </w:rPr>
+            </w:pPr>
+            <w:r>
+              <w:rPr>
+                <w:rFonts w:ascii="Arial" w:hAnsi="Arial" w:cs="Arial"/>
+                <w:bCs/>
+                <w:sz w:val="18"/>
+                <w:szCs w:val="18"/>
+                <w:lang w:val="es-MX"/>
+              </w:rPr>
+              <w:t>- Enterprise Java Beans (EJB)</w:t>
+            </w:r>
+          </w:p>
+        </w:tc>
+      </w:tr>
+      <w:tr>
+        <w:trPr>
+          <w:trHeight w:val="300"/>
+        </w:trPr>
+        <w:tc>
+          <w:tcPr>
+            <w:tcW w:w="9850" w:type="dxa"/>
+          </w:tcPr>
+          <w:p>
+            <w:pPr>
+              <w:rPr>
+                <w:rFonts w:ascii="Arial" w:hAnsi="Arial" w:cs="Arial"/>
+                <w:sz w:val="18"/>
+                <w:szCs w:val="18"/>
+                <w:lang w:val="es-MX"/>
+              </w:rPr>
+            </w:pPr>
+            <w:r>
+              <w:rPr>
+                <w:rFonts w:ascii="Arial" w:hAnsi="Arial" w:cs="Arial"/>
+                <w:bCs/>
+                <w:sz w:val="18"/>
+                <w:szCs w:val="18"/>
+                <w:lang w:val="es-MX"/>
+              </w:rPr>
+              <w:t>- Java Message Service (JMS)</w:t>
+            </w:r>
+          </w:p>
+        </w:tc>
+      </w:tr>
+      <w:tr>
+        <w:trPr>
+          <w:trHeight w:val="300"/>
+        </w:trPr>
+        <w:tc>
+          <w:tcPr>
+            <w:tcW w:w="9850" w:type="dxa"/>
+          </w:tcPr>
+          <w:p>
+            <w:pPr>
+              <w:rPr>
+                <w:rFonts w:ascii="Arial" w:hAnsi="Arial" w:cs="Arial"/>
+                <w:sz w:val="18"/>
+                <w:szCs w:val="18"/>
+                <w:lang w:val="es-MX"/>
+              </w:rPr>
+            </w:pPr>
+            <w:r>
+              <w:rPr>
+                <w:rFonts w:ascii="Arial" w:hAnsi="Arial" w:cs="Arial"/>
+                <w:bCs/>
+                <w:sz w:val="18"/>
+                <w:szCs w:val="18"/>
+                <w:lang w:val="es-MX"/>
+              </w:rPr>
+              <w:t>- Java Servlets</w:t>
+            </w:r>
+          </w:p>
+        </w:tc>
+      </w:tr>
+      <w:tr>
+        <w:trPr>
+          <w:trHeight w:val="300"/>
+        </w:trPr>
+        <w:tc>
+          <w:tcPr>
+            <w:tcW w:w="9850" w:type="dxa"/>
+          </w:tcPr>
+          <w:p>
+            <w:pPr>
+              <w:rPr>
+                <w:rFonts w:ascii="Arial" w:hAnsi="Arial" w:cs="Arial"/>
+                <w:sz w:val="18"/>
+                <w:szCs w:val="18"/>
+                <w:lang w:val="es-MX"/>
+              </w:rPr>
+            </w:pPr>
+            <w:r>
+              <w:rPr>
+                <w:rFonts w:ascii="Arial" w:hAnsi="Arial" w:cs="Arial"/>
+                <w:bCs/>
+                <w:sz w:val="18"/>
+                <w:szCs w:val="18"/>
+                <w:lang w:val="es-MX"/>
+              </w:rPr>
+              <w:t>- JavaServer Faces (JSF)</w:t>
+            </w:r>
+          </w:p>
+        </w:tc>
+      </w:tr>
+      <w:tr>
+        <w:trPr>
+          <w:trHeight w:val="300"/>
+        </w:trPr>
+        <w:tc>
+          <w:tcPr>
+            <w:tcW w:w="9850" w:type="dxa"/>
+          </w:tcPr>
+          <w:p>
+            <w:pPr>
+              <w:rPr>
+                <w:rFonts w:ascii="Arial" w:hAnsi="Arial" w:cs="Arial"/>
+                <w:sz w:val="18"/>
+                <w:szCs w:val="18"/>
+                <w:lang w:val="es-MX"/>
+              </w:rPr>
+            </w:pPr>
+            <w:r>
+              <w:rPr>
+                <w:rFonts w:ascii="Arial" w:hAnsi="Arial" w:cs="Arial"/>
+                <w:bCs/>
+                <w:sz w:val="18"/>
+                <w:szCs w:val="18"/>
+                <w:lang w:val="es-MX"/>
+              </w:rPr>
+              <w:t>- JavaServer Pages (JSP)</w:t>
+            </w:r>
+          </w:p>
+        </w:tc>
+      </w:tr>
+      <w:tr>
+        <w:trPr>
+          <w:trHeight w:val="300"/>
+        </w:trPr>
+        <w:tc>
+          <w:tcPr>
+            <w:tcW w:w="9850" w:type="dxa"/>
+          </w:tcPr>
+          <w:p>
+            <w:pPr>
+              <w:rPr>
+                <w:rFonts w:ascii="Arial" w:hAnsi="Arial" w:cs="Arial"/>
+                <w:sz w:val="18"/>
+                <w:szCs w:val="18"/>
+                <w:lang w:val="es-MX"/>
+              </w:rPr>
+            </w:pPr>
+            <w:r>
+              <w:rPr>
+                <w:rFonts w:ascii="Arial" w:hAnsi="Arial" w:cs="Arial"/>
+                <w:bCs/>
+                <w:sz w:val="18"/>
+                <w:szCs w:val="18"/>
+                <w:lang w:val="es-MX"/>
+              </w:rPr>
+              <w:t>- JavaScript</w:t>
+            </w:r>
+          </w:p>
+        </w:tc>
+      </w:tr>
+      <w:tr>
+        <w:trPr>
+          <w:trHeight w:val="300"/>
+        </w:trPr>
+        <w:tc>
+          <w:tcPr>
+            <w:tcW w:w="9850" w:type="dxa"/>
+          </w:tcPr>
+          <w:p>
+            <w:pPr>
+              <w:rPr>
+                <w:rFonts w:ascii="Arial" w:hAnsi="Arial" w:cs="Arial"/>
+                <w:sz w:val="18"/>
+                <w:szCs w:val="18"/>
+                <w:lang w:val="es-MX"/>
+              </w:rPr>
+            </w:pPr>
+            <w:r>
+              <w:rPr>
+                <w:rFonts w:ascii="Arial" w:hAnsi="Arial" w:cs="Arial"/>
+                <w:bCs/>
+                <w:sz w:val="18"/>
+                <w:szCs w:val="18"/>
+                <w:lang w:val="es-MX"/>
+              </w:rPr>
+              <w:t>- MySQL</w:t>
+            </w:r>
+          </w:p>
+        </w:tc>
+      </w:tr>
+      <w:tr>
+        <w:trPr>
+          <w:trHeight w:val="300"/>
+        </w:trPr>
+        <w:tc>
+          <w:tcPr>
+            <w:tcW w:w="9850" w:type="dxa"/>
+          </w:tcPr>
+          <w:p>
+            <w:pPr>
+              <w:rPr>
+                <w:rFonts w:ascii="Arial" w:hAnsi="Arial" w:cs="Arial"/>
+                <w:sz w:val="18"/>
+                <w:szCs w:val="18"/>
+                <w:lang w:val="es-MX"/>
+              </w:rPr>
+            </w:pPr>
+            <w:r>
+              <w:rPr>
+                <w:rFonts w:ascii="Arial" w:hAnsi="Arial" w:cs="Arial"/>
+                <w:bCs/>
+                <w:sz w:val="18"/>
+                <w:szCs w:val="18"/>
+                <w:lang w:val="es-MX"/>
+              </w:rPr>
+              <w:t>- Programación Orientada a Objetos</w:t>
+            </w:r>
+          </w:p>
+        </w:tc>
+      </w:tr>
+      <w:tr>
+        <w:trPr>
+          <w:trHeight w:val="300"/>
+        </w:trPr>
+        <w:tc>
+          <w:tcPr>
+            <w:tcW w:w="9850" w:type="dxa"/>
+          </w:tcPr>
+          <w:p>
+            <w:pPr>
+              <w:rPr>
+                <w:rFonts w:ascii="Arial" w:hAnsi="Arial" w:cs="Arial"/>
+                <w:sz w:val="18"/>
+                <w:szCs w:val="18"/>
+                <w:lang w:val="es-MX"/>
+              </w:rPr>
+            </w:pPr>
+            <w:r>
+              <w:rPr>
+                <w:rFonts w:ascii="Arial" w:hAnsi="Arial" w:cs="Arial"/>
+                <w:bCs/>
+                <w:sz w:val="18"/>
+                <w:szCs w:val="18"/>
+                <w:lang w:val="es-MX"/>
+              </w:rPr>
+              <w:t>- WebLogic Server</w:t>
+            </w:r>
+          </w:p>
+        </w:tc>
+      </w:tr>
+      <w:tr>
+        <w:trPr>
+          <w:trHeight w:val="300"/>
+        </w:trPr>
+        <w:tc>
+          <w:tcPr>
+            <w:tcW w:w="9850" w:type="dxa"/>
+          </w:tcPr>
+          <w:p>
+            <w:pPr>
+              <w:rPr>
+                <w:rFonts w:ascii="Arial" w:hAnsi="Arial" w:cs="Arial"/>
+                <w:sz w:val="18"/>
+                <w:szCs w:val="18"/>
+                <w:lang w:val="es-MX"/>
+              </w:rPr>
+            </w:pPr>
+            <w:r>
+              <w:rPr>
+                <w:rFonts w:ascii="Arial" w:hAnsi="Arial" w:cs="Arial"/>
+                <w:bCs/>
+                <w:sz w:val="18"/>
+                <w:szCs w:val="18"/>
+                <w:lang w:val="es-MX"/>
+              </w:rPr>
+              <w:t>- WebSphere Server</w:t>
+            </w:r>
+          </w:p>
+        </w:tc>
+      </w:tr>
+      <w:tr>
+        <w:trPr>
+          <w:trHeight w:val="300"/>
+        </w:trPr>
+        <w:tc>
+          <w:tcPr>
+            <w:tcW w:w="9850" w:type="dxa"/>
+          </w:tcPr>
+          <w:p>
+            <w:pPr>
+              <w:rPr>
+                <w:rFonts w:ascii="Arial" w:hAnsi="Arial" w:cs="Arial"/>
+                <w:sz w:val="18"/>
+                <w:szCs w:val="18"/>
+                <w:lang w:val="es-MX"/>
+              </w:rPr>
+            </w:pPr>
+            <w:r>
+              <w:rPr>
+                <w:rFonts w:ascii="Arial" w:hAnsi="Arial" w:cs="Arial"/>
+                <w:bCs/>
+                <w:sz w:val="18"/>
+                <w:szCs w:val="18"/>
+                <w:lang w:val="es-MX"/>
+              </w:rPr>
+              <w:t>- Spring Framework</w:t>
+            </w:r>
+          </w:p>
+        </w:tc>
+      </w:tr>
+      <w:tr>
+        <w:trPr>
+          <w:trHeight w:val="300"/>
+        </w:trPr>
+        <w:tc>
+          <w:tcPr>
+            <w:tcW w:w="9850" w:type="dxa"/>
+          </w:tcPr>
+          <w:p>
+            <w:pPr>
+              <w:rPr>
+                <w:rFonts w:ascii="Arial" w:hAnsi="Arial" w:cs="Arial"/>
+                <w:sz w:val="18"/>
+                <w:szCs w:val="18"/>
+                <w:lang w:val="es-MX"/>
+              </w:rPr>
+            </w:pPr>
+            <w:r>
+              <w:rPr>
+                <w:rFonts w:ascii="Arial" w:hAnsi="Arial" w:cs="Arial"/>
+                <w:bCs/>
+                <w:sz w:val="18"/>
+                <w:szCs w:val="18"/>
+                <w:lang w:val="es-MX"/>
+              </w:rPr>
+              <w:t>- Azure</w:t>
+            </w:r>
+          </w:p>
+        </w:tc>
+      </w:tr>
+    </w:tbl>
+    <w:p>
+      <w:pPr>
+        <w:rPr>
+          <w:rFonts w:ascii="Arial" w:hAnsi="Arial" w:cs="Arial"/>
+          <w:b/>
+          <w:sz w:val="18"/>
+          <w:szCs w:val="18"/>
+          <w:u w:val="single"/>
+        </w:rPr>
+      </w:pPr>
+    </w:p>
+    <w:p>
+      <w:pPr>
+        <w:jc w:val="both"/>
+        <w:rPr>
+          <w:rFonts w:ascii="Arial" w:hAnsi="Arial" w:cs="Arial"/>
+          <w:bCs/>
+          <w:sz w:val="18"/>
+          <w:szCs w:val="18"/>
+          <w:lang w:val="es-MX"/>
+        </w:rPr>
+      </w:pPr>
+    </w:p>
+    <w:p>
+      <w:pPr>
+        <w:rPr>
+          <w:rFonts w:ascii="Arial" w:hAnsi="Arial" w:cs="Arial"/>
+          <w:b/>
+          <w:sz w:val="18"/>
+          <w:szCs w:val="18"/>
+          <w:u w:val="single"/>
+          <w:lang w:val="es-MX"/>
+        </w:rPr>
+      </w:pPr>
+      <w:r>
+        <w:rPr>
+          <w:rFonts w:ascii="Arial" w:hAnsi="Arial" w:cs="Arial"/>
+          <w:b/>
+          <w:sz w:val="18"/>
+          <w:szCs w:val="18"/>
+          <w:u w:val="single"/>
+          <w:lang w:val="es-MX"/>
+        </w:rPr>
+        <w:t>HISTORIAL PROFESIONAL ADICIONAL</w:t>
+      </w:r>
+    </w:p>
+    <w:p>
+      <w:pPr>
+        <w:rPr>
+          <w:rFonts w:ascii="Arial" w:hAnsi="Arial" w:cs="Arial"/>
+          <w:bCs/>
+          <w:sz w:val="18"/>
+          <w:szCs w:val="18"/>
+          <w:lang w:val="es-MX"/>
+        </w:rPr>
+      </w:pPr>
+    </w:p>
+    <w:p>
+      <w:pPr>
+        <w:rPr>
+          <w:rFonts w:ascii="Arial" w:hAnsi="Arial" w:cs="Arial"/>
+          <w:bCs/>
+          <w:sz w:val="18"/>
+          <w:szCs w:val="18"/>
+          <w:lang w:val="es-MX"/>
+        </w:rPr>
+      </w:pPr>
+      <w:r>
+        <w:rPr>
+          <w:rFonts w:ascii="Arial" w:hAnsi="Arial" w:cs="Arial"/>
+          <w:bCs/>
+          <w:sz w:val="18"/>
+          <w:szCs w:val="18"/>
+          <w:lang w:val="es-MX"/>
+        </w:rPr>
+        <w:t>La experiencia abarca desde 01 mayo de 2003 hasta 31 diciembre de 2019</w:t>
+      </w:r>
+    </w:p>
+    <w:p>
+      <w:pPr>
+        <w:rPr>
+          <w:rFonts w:ascii="Arial" w:hAnsi="Arial" w:cs="Arial"/>
+          <w:bCs/>
+          <w:sz w:val="16"/>
+          <w:szCs w:val="16"/>
+          <w:lang w:val="es-MX"/>
+        </w:rPr>
+      </w:pPr>
+    </w:p>
+    <w:p>
+      <w:pPr>
+        <w:jc w:val="both"/>
+        <w:rPr>
+          <w:rFonts w:ascii="Arial" w:hAnsi="Arial" w:cs="Arial"/>
+          <w:bCs/>
+          <w:sz w:val="18"/>
+          <w:szCs w:val="18"/>
+          <w:lang w:val="es-MX"/>
+        </w:rPr>
+      </w:pPr>
+      <w:r>
+        <w:rPr>
+          <w:rFonts w:ascii="Arial" w:hAnsi="Arial" w:cs="Arial"/>
+          <w:bCs/>
+          <w:sz w:val="18"/>
+          <w:szCs w:val="18"/>
+          <w:lang w:val="es-MX"/>
+        </w:rPr>
+        <w:t>Durante este período me desempeñé como Analista Técnico Programador, Coordinador del Servicio Informático, Supervisor Sr., Responsable de Programación de Lenguajes y Freelance, asumiendo funciones de desarrollo, mantenimiento, coordinación operativa y atención a necesidades internas de distintas áreas. También participé en la supervisión de servicios informáticos, soporte a la operación, mejora de procesos, administración de plataformas y construcción de aplicaciones administrativas. Esta etapa fortaleció mi capacidad para colaborar con usuarios, organizar actividades, dar continuidad a servicios y atender requerimientos institucionales y operativos.</w:t>
+      </w:r>
+    </w:p>
+    <w:p>
+      <w:pPr>
+        <w:jc w:val="both"/>
+        <w:rPr>
+          <w:rFonts w:ascii="Arial" w:hAnsi="Arial" w:cs="Arial"/>
+          <w:bCs/>
+          <w:sz w:val="18"/>
+          <w:szCs w:val="18"/>
+          <w:lang w:val="es-MX"/>
+        </w:rPr>
+      </w:pPr>
+    </w:p>
+    <w:p>
+      <w:pPr>
+        <w:rPr>
+          <w:rFonts w:ascii="Arial" w:hAnsi="Arial" w:cs="Arial"/>
+          <w:b/>
+          <w:sz w:val="18"/>
+          <w:szCs w:val="18"/>
+          <w:lang w:val="es-MX"/>
+        </w:rPr>
+      </w:pPr>
+      <w:r>
+        <w:rPr>
+          <w:rFonts w:ascii="Arial" w:hAnsi="Arial" w:cs="Arial"/>
+          <w:b/>
+          <w:sz w:val="18"/>
+          <w:szCs w:val="18"/>
+          <w:lang w:val="es-MX"/>
+        </w:rPr>
+        <w:t xml:space="preserve"> </w:t>
+      </w:r>
+    </w:p>
+    <w:p>
+      <w:pPr>
+        <w:rPr>
+          <w:rFonts w:ascii="Arial" w:hAnsi="Arial" w:cs="Arial"/>
+          <w:b/>
+          <w:sz w:val="18"/>
+          <w:szCs w:val="18"/>
+          <w:u w:val="single"/>
+          <w:lang w:val="es-MX"/>
+        </w:rPr>
+      </w:pPr>
+      <w:r>
+        <w:rPr>
+          <w:rFonts w:ascii="Arial" w:hAnsi="Arial" w:cs="Arial"/>
+          <w:b/>
+          <w:sz w:val="18"/>
+          <w:szCs w:val="18"/>
+          <w:u w:val="single"/>
+          <w:lang w:val="es-MX"/>
+        </w:rPr>
+        <w:t>FORMACIÓN ACADÉMICA</w:t>
+      </w:r>
+      <w:r>
+        <w:rPr>
+          <w:rFonts w:ascii="Arial" w:hAnsi="Arial" w:cs="Arial"/>
+          <w:b/>
+          <w:sz w:val="18"/>
+          <w:szCs w:val="18"/>
+          <w:u w:val="single"/>
+          <w:lang w:val="es-MX"/>
+        </w:rPr>
+        <w:t xml:space="preserve"> (COMPETENCIA)</w:t>
+      </w:r>
+      <w:r>
+        <w:rPr>
+          <w:rFonts w:ascii="Arial" w:hAnsi="Arial" w:cs="Arial"/>
+          <w:b/>
+          <w:sz w:val="18"/>
+          <w:szCs w:val="18"/>
+          <w:u w:val="single"/>
+          <w:lang w:val="es-MX"/>
+        </w:rPr>
+        <w:t>:</w:t>
+      </w:r>
+    </w:p>
+    <w:p>
+      <w:pPr>
+        <w:rPr>
+          <w:rFonts w:ascii="Arial" w:hAnsi="Arial" w:cs="Arial"/>
+          <w:b/>
+          <w:sz w:val="18"/>
+          <w:szCs w:val="18"/>
+          <w:u w:val="single"/>
+          <w:lang w:val="es-MX"/>
+        </w:rPr>
+      </w:pPr>
+    </w:p>
+    <w:tbl>
+      <w:tblPr>
+        <w:tblW w:w="0" w:type="auto"/>
+        <w:tblInd w:w="-72" w:type="dxa"/>
+        <w:tblBorders>
+          <w:top w:val="single" w:sz="4" w:space="0" w:color="auto"/>
+          <w:left w:val="single" w:sz="4" w:space="0" w:color="auto"/>
+          <w:bottom w:val="single" w:sz="4" w:space="0" w:color="auto"/>
+          <w:right w:val="single" w:sz="4" w:space="0" w:color="auto"/>
+          <w:insideH w:val="single" w:sz="4" w:space="0" w:color="auto"/>
+          <w:insideV w:val="single" w:sz="4" w:space="0" w:color="auto"/>
+        </w:tblBorders>
+        <w:tblLook w:val="0000" w:firstRow="0" w:lastRow="0" w:firstColumn="0" w:lastColumn="0" w:noHBand="0" w:noVBand="0"/>
+      </w:tblPr>
+      <w:tblGrid>
+        <w:gridCol w:w="5649"/>
+        <w:gridCol w:w="1975"/>
+        <w:gridCol w:w="2226"/>
+      </w:tblGrid>
+      <w:tr>
+        <w:tc>
+          <w:tcPr>
+            <w:tcW w:w="5649" w:type="dxa"/>
+          </w:tcPr>
+          <w:p>
+            <w:pPr>
+              <w:rPr>
+                <w:rFonts w:ascii="Arial" w:hAnsi="Arial" w:cs="Arial"/>
+                <w:bCs/>
+                <w:sz w:val="18"/>
+                <w:szCs w:val="18"/>
+                <w:lang w:val="es-MX"/>
+              </w:rPr>
+            </w:pPr>
+            <w:r>
+              <w:rPr>
+                <w:rFonts w:ascii="Arial" w:hAnsi="Arial" w:cs="Arial"/>
+                <w:bCs/>
+                <w:sz w:val="18"/>
+                <w:szCs w:val="18"/>
+                <w:lang w:val="es-MX"/>
+              </w:rPr>
+              <w:t>Ingeniero en Sistemas Computacionales</w:t>
+            </w:r>
+            <w:r>
+              <w:rPr>
+                <w:rFonts w:ascii="Arial" w:hAnsi="Arial" w:cs="Arial"/>
+                <w:bCs/>
+                <w:sz w:val="18"/>
+                <w:szCs w:val="18"/>
+                <w:lang w:val="es-MX"/>
+              </w:rPr>
+              <w:t xml:space="preserve"> - </w:t>
+            </w:r>
+            <w:r>
+              <w:rPr>
+                <w:rFonts w:ascii="Arial" w:hAnsi="Arial" w:cs="Arial"/>
+                <w:bCs/>
+                <w:sz w:val="18"/>
+                <w:szCs w:val="18"/>
+                <w:lang w:val="es-MX"/>
+              </w:rPr>
+              <w:t>enero 1998 - diciembre 2002</w:t>
+            </w:r>
+          </w:p>
+          <w:p>
+            <w:pPr>
+              <w:rPr>
+                <w:rFonts w:ascii="Arial" w:hAnsi="Arial" w:cs="Arial"/>
+                <w:sz w:val="18"/>
+                <w:szCs w:val="18"/>
+                <w:lang w:val="es-MX"/>
+              </w:rPr>
+            </w:pPr>
+          </w:p>
+        </w:tc>
+        <w:tc>
+          <w:tcPr>
+            <w:tcW w:w="1975" w:type="dxa"/>
+          </w:tcPr>
+          <w:p>
+            <w:pPr>
+              <w:rPr>
+                <w:rFonts w:ascii="Arial" w:hAnsi="Arial" w:cs="Arial"/>
+                <w:sz w:val="18"/>
+                <w:szCs w:val="18"/>
+                <w:lang w:val="es-MX"/>
+              </w:rPr>
+            </w:pPr>
+            <w:r>
+              <w:rPr>
+                <w:rFonts w:ascii="Arial" w:hAnsi="Arial" w:cs="Arial"/>
+                <w:bCs/>
+                <w:sz w:val="18"/>
+                <w:szCs w:val="18"/>
+                <w:lang w:val="es-MX"/>
+              </w:rPr>
+              <w:t>Instituto Tecnológico de Veracruz</w:t>
+            </w:r>
+          </w:p>
+          <w:p>
+            <w:pPr>
+              <w:rPr>
+                <w:rFonts w:ascii="Arial" w:hAnsi="Arial" w:cs="Arial"/>
+                <w:bCs/>
+                <w:sz w:val="18"/>
+                <w:szCs w:val="18"/>
+                <w:lang w:val="en-US"/>
+              </w:rPr>
+            </w:pPr>
+          </w:p>
+        </w:tc>
+        <w:tc>
+          <w:tcPr>
+            <w:tcW w:w="2226" w:type="dxa"/>
+          </w:tcPr>
+          <w:p>
+            <w:pPr>
+              <w:rPr>
+                <w:rFonts w:ascii="Arial" w:hAnsi="Arial" w:cs="Arial"/>
+                <w:bCs/>
+                <w:sz w:val="18"/>
+                <w:szCs w:val="18"/>
+                <w:lang w:val="es-MX"/>
+              </w:rPr>
+            </w:pPr>
+            <w:r>
+              <w:rPr>
+                <w:rFonts w:ascii="Arial" w:hAnsi="Arial" w:cs="Arial"/>
+                <w:bCs/>
+                <w:sz w:val="18"/>
+                <w:szCs w:val="18"/>
+                <w:lang w:val="es-MX"/>
+              </w:rPr>
+              <w:t>Cédula Profesional</w:t>
+            </w:r>
+          </w:p>
+          <w:p>
+            <w:pPr>
+              <w:rPr>
+                <w:rFonts w:ascii="Arial" w:hAnsi="Arial" w:cs="Arial"/>
+                <w:bCs/>
+                <w:sz w:val="18"/>
+                <w:szCs w:val="18"/>
+                <w:lang w:val="es-MX"/>
+              </w:rPr>
+            </w:pPr>
+            <w:r>
+              <w:rPr>
+                <w:rFonts w:ascii="Arial" w:hAnsi="Arial" w:cs="Arial"/>
+                <w:bCs/>
+                <w:sz w:val="18"/>
+                <w:szCs w:val="18"/>
+                <w:lang w:val="es-MX"/>
+              </w:rPr>
+              <w:t>3939746</w:t>
+            </w:r>
+          </w:p>
+          <w:p>
+            <w:pPr>
+              <w:rPr>
+                <w:rFonts w:ascii="Arial" w:hAnsi="Arial" w:cs="Arial"/>
+                <w:bCs/>
+                <w:sz w:val="18"/>
+                <w:szCs w:val="18"/>
+                <w:lang w:val="es-MX"/>
+              </w:rPr>
+            </w:pPr>
+            <w:r>
+              <w:rPr>
+                <w:rFonts w:ascii="Arial" w:hAnsi="Arial" w:cs="Arial"/>
+                <w:bCs/>
+                <w:sz w:val="18"/>
+                <w:szCs w:val="18"/>
+                <w:lang w:val="es-MX"/>
+              </w:rPr>
+              <w:t>09/09/2003</w:t>
+            </w:r>
+          </w:p>
+        </w:tc>
+      </w:tr>
+    </w:tbl>
+    <w:p>
+      <w:pPr>
+        <w:rPr>
+          <w:rFonts w:ascii="Arial" w:hAnsi="Arial" w:cs="Arial"/>
+          <w:bCs/>
+          <w:sz w:val="18"/>
+          <w:szCs w:val="18"/>
+          <w:lang w:val="es-MX"/>
+        </w:rPr>
+      </w:pPr>
+    </w:p>
+    <w:p>
+      <w:pPr>
+        <w:rPr>
+          <w:rFonts w:ascii="Arial" w:hAnsi="Arial" w:cs="Arial"/>
+          <w:b/>
+          <w:sz w:val="18"/>
+          <w:szCs w:val="18"/>
+          <w:lang w:val="es-MX"/>
+        </w:rPr>
+      </w:pPr>
+      <w:r>
+        <w:rPr>
+          <w:rFonts w:ascii="Arial" w:hAnsi="Arial" w:cs="Arial"/>
+          <w:b/>
+          <w:sz w:val="18"/>
+          <w:szCs w:val="18"/>
+          <w:lang w:val="es-MX"/>
+        </w:rPr>
+        <w:t>DOMINIO DE HERRAMIENTAS (CERTIFICACIONES Y CURSOS)</w:t>
+      </w:r>
+      <w:r>
+        <w:rPr>
+          <w:rFonts w:ascii="Arial" w:hAnsi="Arial" w:cs="Arial"/>
+          <w:b/>
+          <w:sz w:val="18"/>
+          <w:szCs w:val="18"/>
+          <w:lang w:val="es-MX"/>
+        </w:rPr>
+        <w:t>:</w:t>
+      </w:r>
+    </w:p>
+    <w:p>
+      <w:pPr>
+        <w:rPr>
+          <w:rFonts w:ascii="Arial" w:hAnsi="Arial" w:cs="Arial"/>
+          <w:bCs/>
+          <w:sz w:val="18"/>
+          <w:szCs w:val="18"/>
+          <w:lang w:val="es-MX"/>
+        </w:rPr>
+      </w:pPr>
+    </w:p>
+    <w:p>
+      <w:pPr>
+        <w:rPr>
+          <w:rFonts w:ascii="Arial" w:hAnsi="Arial" w:cs="Arial"/>
+          <w:bCs/>
+          <w:color w:val="00FF00"/>
+          <w:sz w:val="18"/>
+          <w:szCs w:val="18"/>
+          <w:lang w:val="es-MX"/>
+        </w:rPr>
+      </w:pPr>
+      <w:r>
+        <w:rPr>
+          <w:rFonts w:ascii="Arial" w:hAnsi="Arial" w:cs="Arial"/>
+          <w:b/>
+          <w:bCs/>
+          <w:sz w:val="18"/>
+          <w:szCs w:val="18"/>
+          <w:u w:val="single"/>
+          <w:lang w:val="es-MX"/>
+        </w:rPr>
+        <w:t>CERTIFICACIONES</w:t>
+      </w:r>
+    </w:p>
+    <w:p>
+      <w:pPr>
+        <w:rPr>
+          <w:lang w:val="es-MX"/>
+        </w:rPr>
+      </w:pPr>
+    </w:p>
+    <w:tbl>
+      <w:tblPr>
+        <w:tblW w:w="0" w:type="auto"/>
+        <w:tblInd w:w="-72" w:type="dxa"/>
+        <w:tblBorders>
+          <w:top w:val="single" w:sz="4" w:space="0" w:color="auto"/>
+          <w:left w:val="single" w:sz="4" w:space="0" w:color="auto"/>
+          <w:bottom w:val="single" w:sz="4" w:space="0" w:color="auto"/>
+          <w:right w:val="single" w:sz="4" w:space="0" w:color="auto"/>
+          <w:insideH w:val="single" w:sz="4" w:space="0" w:color="auto"/>
+          <w:insideV w:val="single" w:sz="4" w:space="0" w:color="auto"/>
+        </w:tblBorders>
+        <w:tblLook w:val="0000" w:firstRow="0" w:lastRow="0" w:firstColumn="0" w:lastColumn="0" w:noHBand="0" w:noVBand="0"/>
+      </w:tblPr>
+      <w:tblGrid>
+        <w:gridCol w:w="7602"/>
+        <w:gridCol w:w="2248"/>
+      </w:tblGrid>
+      <w:tr>
+        <w:trPr>
+          <w:trHeight w:val="300"/>
+        </w:trPr>
+        <w:tc>
+          <w:tcPr>
+            <w:tcW w:w="7602" w:type="dxa"/>
+          </w:tcPr>
+          <w:p>
+            <w:pPr>
+              <w:pStyle w:val="BodyText3"/>
+              <w:spacing w:after="40"/>
+              <w:ind w:right="51"/>
+              <w:rPr>
+                <w:rFonts w:ascii="Arial" w:eastAsia="Times New Roman" w:hAnsi="Arial" w:cs="Arial"/>
+                <w:bCs/>
+                <w:sz w:val="18"/>
+                <w:szCs w:val="18"/>
+                <w:lang w:val="es-MX" w:eastAsia="es-ES"/>
+              </w:rPr>
+            </w:pPr>
+            <w:r>
+              <w:rPr>
+                <w:rFonts w:ascii="Arial" w:eastAsia="Times New Roman" w:hAnsi="Arial" w:cs="Arial"/>
+                <w:bCs/>
+                <w:sz w:val="18"/>
+                <w:szCs w:val="18"/>
+                <w:lang w:val="es-MX" w:eastAsia="es-ES"/>
+              </w:rPr>
+              <w:t>- Certified ScrumMaster® (CSM)</w:t>
+            </w:r>
+          </w:p>
+        </w:tc>
+        <w:tc>
+          <w:tcPr>
+            <w:tcW w:w="2248" w:type="dxa"/>
+          </w:tcPr>
+          <w:p>
+            <w:pPr>
+              <w:rPr>
+                <w:rFonts w:ascii="Arial" w:hAnsi="Arial" w:cs="Arial"/>
+                <w:sz w:val="18"/>
+                <w:szCs w:val="18"/>
+                <w:lang w:val="es-MX"/>
+              </w:rPr>
+            </w:pPr>
+            <w:r>
+              <w:rPr>
+                <w:rFonts w:ascii="Arial" w:hAnsi="Arial" w:cs="Arial"/>
+                <w:sz w:val="18"/>
+                <w:szCs w:val="18"/>
+                <w:lang w:val="es-MX"/>
+              </w:rPr>
+              <w:t>2026-2028</w:t>
             </w:r>
           </w:p>
         </w:tc>
@@ -2024,7 +6158,10 @@
           <w:lang w:val="en-US"/>
         </w:rPr>
       </w:pPr>
-      <w:r>
+    </w:p>
+    <w:p>
+      <w:pPr>
+        <w:jc w:val="both"/>
         <w:rPr>
           <w:rFonts w:ascii="Arial" w:hAnsi="Arial" w:cs="Arial"/>
           <w:bCs/>
@@ -2032,49 +6169,614 @@
           <w:szCs w:val="18"/>
           <w:lang w:val="en-US"/>
         </w:rPr>
-        <w:t xml:space="preserve"/>
+      </w:pPr>
+      <w:r>
+        <w:rPr>
+          <w:rFonts w:ascii="Arial" w:hAnsi="Arial" w:cs="Arial"/>
+          <w:b/>
+          <w:bCs/>
+          <w:sz w:val="18"/>
+          <w:szCs w:val="18"/>
+          <w:u w:val="single"/>
+          <w:lang w:val="es-MX"/>
+        </w:rPr>
+        <w:t>CURSOS</w:t>
       </w:r>
     </w:p>
     <w:p>
-      <w:r>
-        <w:br w:type="page"/>
-      </w:r>
+      <w:pPr>
+        <w:jc w:val="both"/>
+        <w:rPr>
+          <w:rFonts w:ascii="Arial" w:hAnsi="Arial" w:cs="Arial"/>
+          <w:bCs/>
+          <w:sz w:val="18"/>
+          <w:szCs w:val="18"/>
+          <w:lang w:val="en-US"/>
+        </w:rPr>
+      </w:pPr>
+    </w:p>
+    <w:tbl>
+      <w:tblPr>
+        <w:tblW w:w="0" w:type="auto"/>
+        <w:tblInd w:w="-72" w:type="dxa"/>
+        <w:tblBorders>
+          <w:top w:val="single" w:sz="4" w:space="0" w:color="auto"/>
+          <w:left w:val="single" w:sz="4" w:space="0" w:color="auto"/>
+          <w:bottom w:val="single" w:sz="4" w:space="0" w:color="auto"/>
+          <w:right w:val="single" w:sz="4" w:space="0" w:color="auto"/>
+          <w:insideH w:val="single" w:sz="4" w:space="0" w:color="auto"/>
+          <w:insideV w:val="single" w:sz="4" w:space="0" w:color="auto"/>
+        </w:tblBorders>
+        <w:tblLook w:val="0000" w:firstRow="0" w:lastRow="0" w:firstColumn="0" w:lastColumn="0" w:noHBand="0" w:noVBand="0"/>
+      </w:tblPr>
+      <w:tblGrid>
+        <w:gridCol w:w="9850"/>
+      </w:tblGrid>
+      <w:tr>
+        <w:trPr>
+          <w:trHeight w:val="300"/>
+        </w:trPr>
+        <w:tc>
+          <w:tcPr>
+            <w:tcW w:w="9850" w:type="dxa"/>
+          </w:tcPr>
+          <w:p>
+            <w:pPr>
+              <w:rPr>
+                <w:rFonts w:ascii="Arial" w:hAnsi="Arial" w:cs="Arial"/>
+                <w:sz w:val="18"/>
+                <w:szCs w:val="18"/>
+                <w:lang w:val="en-US"/>
+              </w:rPr>
+            </w:pPr>
+            <w:r>
+              <w:rPr>
+                <w:rFonts w:ascii="Arial" w:hAnsi="Arial" w:cs="Arial"/>
+                <w:bCs/>
+                <w:sz w:val="18"/>
+                <w:szCs w:val="18"/>
+                <w:lang w:val="en-US"/>
+              </w:rPr>
+              <w:t>- Docker for the Absolute Beginner – Hands On – DevOps</w:t>
+            </w:r>
+          </w:p>
+        </w:tc>
+      </w:tr>
+      <w:tr>
+        <w:trPr>
+          <w:trHeight w:val="300"/>
+        </w:trPr>
+        <w:tc>
+          <w:tcPr>
+            <w:tcW w:w="9850" w:type="dxa"/>
+          </w:tcPr>
+          <w:p>
+            <w:pPr>
+              <w:rPr>
+                <w:rFonts w:ascii="Arial" w:hAnsi="Arial" w:cs="Arial"/>
+                <w:sz w:val="18"/>
+                <w:szCs w:val="18"/>
+                <w:lang w:val="es-MX"/>
+              </w:rPr>
+            </w:pPr>
+            <w:r>
+              <w:rPr>
+                <w:rFonts w:ascii="Arial" w:hAnsi="Arial" w:cs="Arial"/>
+                <w:bCs/>
+                <w:sz w:val="18"/>
+                <w:szCs w:val="18"/>
+                <w:lang w:val="es-MX"/>
+              </w:rPr>
+              <w:t xml:space="preserve">- Curso de HTML5 desde cero: El más completo en </w:t>
+            </w:r>
+            <w:proofErr w:type="gramStart"/>
+            <w:r>
+              <w:rPr>
+                <w:rFonts w:ascii="Arial" w:hAnsi="Arial" w:cs="Arial"/>
+                <w:bCs/>
+                <w:sz w:val="18"/>
+                <w:szCs w:val="18"/>
+                <w:lang w:val="es-MX"/>
+              </w:rPr>
+              <w:t>Español</w:t>
+            </w:r>
+            <w:proofErr w:type="gramEnd"/>
+          </w:p>
+        </w:tc>
+      </w:tr>
+      <w:tr>
+        <w:trPr>
+          <w:trHeight w:val="300"/>
+        </w:trPr>
+        <w:tc>
+          <w:tcPr>
+            <w:tcW w:w="9850" w:type="dxa"/>
+          </w:tcPr>
+          <w:p>
+            <w:pPr>
+              <w:rPr>
+                <w:rFonts w:ascii="Arial" w:hAnsi="Arial" w:cs="Arial"/>
+                <w:sz w:val="18"/>
+                <w:szCs w:val="18"/>
+                <w:lang w:val="es-MX"/>
+              </w:rPr>
+            </w:pPr>
+            <w:r>
+              <w:rPr>
+                <w:rFonts w:ascii="Arial" w:hAnsi="Arial" w:cs="Arial"/>
+                <w:bCs/>
+                <w:sz w:val="18"/>
+                <w:szCs w:val="18"/>
+                <w:lang w:val="es-MX"/>
+              </w:rPr>
+              <w:t>- Master SQL: De cero a experto en Bases de Datos</w:t>
+            </w:r>
+          </w:p>
+        </w:tc>
+      </w:tr>
+      <w:tr>
+        <w:trPr>
+          <w:trHeight w:val="300"/>
+        </w:trPr>
+        <w:tc>
+          <w:tcPr>
+            <w:tcW w:w="9850" w:type="dxa"/>
+          </w:tcPr>
+          <w:p>
+            <w:pPr>
+              <w:rPr>
+                <w:rFonts w:ascii="Arial" w:hAnsi="Arial" w:cs="Arial"/>
+                <w:sz w:val="18"/>
+                <w:szCs w:val="18"/>
+                <w:lang w:val="es-MX"/>
+              </w:rPr>
+            </w:pPr>
+            <w:r>
+              <w:rPr>
+                <w:rFonts w:ascii="Arial" w:hAnsi="Arial" w:cs="Arial"/>
+                <w:bCs/>
+                <w:sz w:val="18"/>
+                <w:szCs w:val="18"/>
+                <w:lang w:val="es-MX"/>
+              </w:rPr>
+              <w:t>- Comienza con MongoDB: Curso de MongoDB desde cero</w:t>
+            </w:r>
+          </w:p>
+        </w:tc>
+      </w:tr>
+      <w:tr>
+        <w:trPr>
+          <w:trHeight w:val="300"/>
+        </w:trPr>
+        <w:tc>
+          <w:tcPr>
+            <w:tcW w:w="9850" w:type="dxa"/>
+          </w:tcPr>
+          <w:p>
+            <w:pPr>
+              <w:rPr>
+                <w:rFonts w:ascii="Arial" w:hAnsi="Arial" w:cs="Arial"/>
+                <w:sz w:val="18"/>
+                <w:szCs w:val="18"/>
+                <w:lang w:val="es-MX"/>
+              </w:rPr>
+            </w:pPr>
+            <w:r>
+              <w:rPr>
+                <w:rFonts w:ascii="Arial" w:hAnsi="Arial" w:cs="Arial"/>
+                <w:bCs/>
+                <w:sz w:val="18"/>
+                <w:szCs w:val="18"/>
+                <w:lang w:val="es-MX"/>
+              </w:rPr>
+              <w:t>- OpenShift 4 desde cero</w:t>
+            </w:r>
+          </w:p>
+        </w:tc>
+      </w:tr>
+      <w:tr>
+        <w:trPr>
+          <w:trHeight w:val="300"/>
+        </w:trPr>
+        <w:tc>
+          <w:tcPr>
+            <w:tcW w:w="9850" w:type="dxa"/>
+          </w:tcPr>
+          <w:p>
+            <w:pPr>
+              <w:rPr>
+                <w:rFonts w:ascii="Arial" w:hAnsi="Arial" w:cs="Arial"/>
+                <w:sz w:val="18"/>
+                <w:szCs w:val="18"/>
+                <w:lang w:val="es-MX"/>
+              </w:rPr>
+            </w:pPr>
+            <w:r>
+              <w:rPr>
+                <w:rFonts w:ascii="Arial" w:hAnsi="Arial" w:cs="Arial"/>
+                <w:bCs/>
+                <w:sz w:val="18"/>
+                <w:szCs w:val="18"/>
+                <w:lang w:val="es-MX"/>
+              </w:rPr>
+              <w:t>- PostgreSQL de Cero a Avanzado (pgAdmin4 y Shell)</w:t>
+            </w:r>
+          </w:p>
+        </w:tc>
+      </w:tr>
+      <w:tr>
+        <w:trPr>
+          <w:trHeight w:val="300"/>
+        </w:trPr>
+        <w:tc>
+          <w:tcPr>
+            <w:tcW w:w="9850" w:type="dxa"/>
+          </w:tcPr>
+          <w:p>
+            <w:pPr>
+              <w:rPr>
+                <w:rFonts w:ascii="Arial" w:hAnsi="Arial" w:cs="Arial"/>
+                <w:sz w:val="18"/>
+                <w:szCs w:val="18"/>
+                <w:lang w:val="es-MX"/>
+              </w:rPr>
+            </w:pPr>
+            <w:r>
+              <w:rPr>
+                <w:rFonts w:ascii="Arial" w:hAnsi="Arial" w:cs="Arial"/>
+                <w:bCs/>
+                <w:sz w:val="18"/>
+                <w:szCs w:val="18"/>
+                <w:lang w:val="es-MX"/>
+              </w:rPr>
+              <w:lastRenderedPageBreak/>
+              <w:t>- Principios SOLID y Clean Code</w:t>
+            </w:r>
+          </w:p>
+        </w:tc>
+      </w:tr>
+      <w:tr>
+        <w:trPr>
+          <w:trHeight w:val="300"/>
+        </w:trPr>
+        <w:tc>
+          <w:tcPr>
+            <w:tcW w:w="9850" w:type="dxa"/>
+          </w:tcPr>
+          <w:p>
+            <w:pPr>
+              <w:rPr>
+                <w:rFonts w:ascii="Arial" w:hAnsi="Arial" w:cs="Arial"/>
+                <w:sz w:val="18"/>
+                <w:szCs w:val="18"/>
+                <w:lang w:val="en-US"/>
+              </w:rPr>
+            </w:pPr>
+            <w:r>
+              <w:rPr>
+                <w:rFonts w:ascii="Arial" w:hAnsi="Arial" w:cs="Arial"/>
+                <w:bCs/>
+                <w:sz w:val="18"/>
+                <w:szCs w:val="18"/>
+                <w:lang w:val="en-US"/>
+              </w:rPr>
+              <w:t>- Privileged Access Management (PAM) with CyberArk</w:t>
+            </w:r>
+          </w:p>
+        </w:tc>
+      </w:tr>
+    </w:tbl>
+    <w:p>
+      <w:pPr>
+        <w:jc w:val="both"/>
+        <w:rPr>
+          <w:rFonts w:ascii="Arial" w:hAnsi="Arial" w:cs="Arial"/>
+          <w:bCs/>
+          <w:sz w:val="18"/>
+          <w:szCs w:val="18"/>
+          <w:lang w:val="en-US"/>
+        </w:rPr>
+      </w:pPr>
     </w:p>
     <w:p>
-      <w:r>
-        <w:drawing>
-          <wp:inline xmlns:a="http://schemas.openxmlformats.org/drawingml/2006/main" xmlns:pic="http://schemas.openxmlformats.org/drawingml/2006/picture">
-            <wp:extent cx="5486400" cy="7758579"/>
-            <wp:docPr id="1" name="Picture 1"/>
-            <wp:cNvGraphicFramePr>
-              <a:graphicFrameLocks noChangeAspect="1"/>
-            </wp:cNvGraphicFramePr>
-            <a:graphic>
-              <a:graphicData uri="http://schemas.openxmlformats.org/drawingml/2006/picture">
-                <pic:pic>
-                  <pic:nvPicPr>
-                    <pic:cNvPr id="0" name="Cesar Omar Subirie Hernandez_Cedula_page1_temp.png"/>
-                    <pic:cNvPicPr/>
-                  </pic:nvPicPr>
-                  <pic:blipFill>
-                    <a:blip r:embed="rId15"/>
-                    <a:stretch>
-                      <a:fillRect/>
-                    </a:stretch>
-                  </pic:blipFill>
-                  <pic:spPr>
-                    <a:xfrm>
-                      <a:off x="0" y="0"/>
-                      <a:ext cx="5486400" cy="7758579"/>
-                    </a:xfrm>
-                    <a:prstGeom prst="rect"/>
-                  </pic:spPr>
-                </pic:pic>
-              </a:graphicData>
-            </a:graphic>
-          </wp:inline>
-        </w:drawing>
-      </w:r>
+      <w:pPr>
+        <w:jc w:val="both"/>
+        <w:rPr>
+          <w:rFonts w:ascii="Arial" w:hAnsi="Arial" w:cs="Arial"/>
+          <w:bCs/>
+          <w:sz w:val="18"/>
+          <w:szCs w:val="18"/>
+          <w:lang w:val="en-US"/>
+        </w:rPr>
+      </w:pPr>
+    </w:p>
+    <w:p>
+      <w:pPr>
+        <w:jc w:val="both"/>
+        <w:rPr>
+          <w:rFonts w:ascii="Arial" w:hAnsi="Arial" w:cs="Arial"/>
+          <w:bCs/>
+          <w:sz w:val="18"/>
+          <w:szCs w:val="18"/>
+          <w:lang w:val="en-US"/>
+        </w:rPr>
+      </w:pPr>
+    </w:p>
+    <w:p>
+      <w:pPr>
+        <w:jc w:val="both"/>
+        <w:rPr>
+          <w:rFonts w:ascii="Arial" w:hAnsi="Arial" w:cs="Arial"/>
+          <w:bCs/>
+          <w:sz w:val="18"/>
+          <w:szCs w:val="18"/>
+          <w:lang w:val="en-US"/>
+        </w:rPr>
+      </w:pPr>
+    </w:p>
+    <w:p>
+      <w:pPr>
+        <w:jc w:val="both"/>
+        <w:rPr>
+          <w:rFonts w:ascii="Arial" w:hAnsi="Arial" w:cs="Arial"/>
+          <w:bCs/>
+          <w:sz w:val="18"/>
+          <w:szCs w:val="18"/>
+          <w:lang w:val="en-US"/>
+        </w:rPr>
+      </w:pPr>
+    </w:p>
+    <w:p>
+      <w:pPr>
+        <w:jc w:val="both"/>
+        <w:rPr>
+          <w:rFonts w:ascii="Arial" w:hAnsi="Arial" w:cs="Arial"/>
+          <w:bCs/>
+          <w:sz w:val="18"/>
+          <w:szCs w:val="18"/>
+          <w:lang w:val="en-US"/>
+        </w:rPr>
+      </w:pPr>
+    </w:p>
+    <w:p>
+      <w:pPr>
+        <w:jc w:val="both"/>
+        <w:rPr>
+          <w:rFonts w:ascii="Arial" w:hAnsi="Arial" w:cs="Arial"/>
+          <w:bCs/>
+          <w:sz w:val="18"/>
+          <w:szCs w:val="18"/>
+          <w:lang w:val="en-US"/>
+        </w:rPr>
+      </w:pPr>
+    </w:p>
+    <w:tbl>
+      <w:tblPr>
+        <w:tblW w:w="0" w:type="auto"/>
+        <w:tblLook w:val="04A0" w:firstRow="1" w:lastRow="0" w:firstColumn="1" w:lastColumn="0" w:noHBand="0" w:noVBand="1"/>
+      </w:tblPr>
+      <w:tblGrid>
+        <w:gridCol w:w="4889"/>
+        <w:gridCol w:w="4889"/>
+      </w:tblGrid>
+      <w:tr>
+        <w:tc>
+          <w:tcPr>
+            <w:tcW w:w="4889" w:type="dxa"/>
+            <w:vAlign w:val="center"/>
+          </w:tcPr>
+          <w:p>
+            <w:pPr>
+              <w:ind w:left="708" w:hanging="708"/>
+              <w:jc w:val="center"/>
+              <w:rPr>
+                <w:rFonts w:ascii="Arial" w:hAnsi="Arial" w:cs="Arial"/>
+                <w:bCs/>
+                <w:sz w:val="18"/>
+                <w:szCs w:val="18"/>
+                <w:lang w:val="es-MX"/>
+              </w:rPr>
+            </w:pPr>
+            <w:r>
+              <w:rPr>
+                <w:rFonts w:ascii="Arial" w:hAnsi="Arial" w:cs="Arial"/>
+                <w:bCs/>
+                <w:sz w:val="18"/>
+                <w:szCs w:val="18"/>
+                <w:lang w:val="es-MX"/>
+              </w:rPr>
+              <w:t>______________________________________</w:t>
+            </w:r>
+          </w:p>
+          <w:p>
+            <w:pPr>
+              <w:pStyle w:val="Title"/>
+              <w:ind w:left="708" w:hanging="708"/>
+              <w:rPr>
+                <w:b/>
+                <w:bCs/>
+                <w:sz w:val="18"/>
+                <w:szCs w:val="18"/>
+                <w:lang w:val="es-MX"/>
+              </w:rPr>
+            </w:pPr>
+            <w:r>
+              <w:rPr>
+                <w:b/>
+                <w:bCs/>
+                <w:sz w:val="18"/>
+                <w:szCs w:val="18"/>
+                <w:lang w:val="es-MX"/>
+              </w:rPr>
+              <w:t>Cesar Omar Subirie Hernandez</w:t>
+            </w:r>
+          </w:p>
+          <w:p>
+            <w:pPr>
+              <w:pStyle w:val="Title"/>
+              <w:rPr>
+                <w:b/>
+                <w:bCs/>
+                <w:sz w:val="18"/>
+                <w:szCs w:val="18"/>
+                <w:lang w:val="es-MX"/>
+              </w:rPr>
+            </w:pPr>
+            <w:r>
+              <w:rPr>
+                <w:b/>
+                <w:bCs/>
+                <w:sz w:val="18"/>
+                <w:szCs w:val="18"/>
+                <w:lang w:val="es-MX"/>
+              </w:rPr>
+              <w:t>Desarrollador Senior</w:t>
+            </w:r>
+          </w:p>
+          <w:p>
+            <w:pPr>
+              <w:pStyle w:val="Title"/>
+              <w:jc w:val="left"/>
+              <w:rPr>
+                <w:b/>
+                <w:bCs/>
+                <w:color w:val="0070C0"/>
+                <w:sz w:val="18"/>
+                <w:szCs w:val="18"/>
+                <w:lang w:val="es-MX"/>
+              </w:rPr>
+            </w:pPr>
+          </w:p>
+        </w:tc>
+        <w:tc>
+          <w:tcPr>
+            <w:tcW w:w="4889" w:type="dxa"/>
+            <w:vAlign w:val="center"/>
+          </w:tcPr>
+          <w:p>
+            <w:pPr>
+              <w:jc w:val="center"/>
+              <w:rPr>
+                <w:rFonts w:ascii="Arial" w:hAnsi="Arial" w:cs="Arial"/>
+                <w:bCs/>
+                <w:sz w:val="18"/>
+                <w:szCs w:val="18"/>
+                <w:lang w:val="es-MX"/>
+              </w:rPr>
+            </w:pPr>
+            <w:r>
+              <w:rPr>
+                <w:rFonts w:ascii="Arial" w:hAnsi="Arial" w:cs="Arial"/>
+                <w:bCs/>
+                <w:sz w:val="18"/>
+                <w:szCs w:val="18"/>
+                <w:lang w:val="es-MX"/>
+              </w:rPr>
+              <w:t>______________________________________</w:t>
+            </w:r>
+          </w:p>
+          <w:p>
+            <w:pPr>
+              <w:jc w:val="center"/>
+              <w:rPr>
+                <w:rFonts w:ascii="Arial" w:hAnsi="Arial" w:cs="Arial"/>
+                <w:b/>
+                <w:sz w:val="18"/>
+                <w:szCs w:val="18"/>
+                <w:lang w:val="es-MX"/>
+              </w:rPr>
+            </w:pPr>
+            <w:r>
+              <w:rPr>
+                <w:rFonts w:ascii="Arial" w:hAnsi="Arial" w:cs="Arial"/>
+                <w:b/>
+                <w:sz w:val="18"/>
+                <w:szCs w:val="18"/>
+                <w:lang w:val="es-MX"/>
+              </w:rPr>
+              <w:t>Ángel Eduardo Guerrero García</w:t>
+            </w:r>
+          </w:p>
+          <w:p>
+            <w:pPr>
+              <w:jc w:val="center"/>
+              <w:rPr>
+                <w:rFonts w:ascii="Arial" w:hAnsi="Arial" w:cs="Arial"/>
+                <w:b/>
+                <w:sz w:val="18"/>
+                <w:szCs w:val="18"/>
+                <w:lang w:val="es-MX"/>
+              </w:rPr>
+            </w:pPr>
+            <w:r>
+              <w:rPr>
+                <w:rFonts w:ascii="Arial" w:hAnsi="Arial" w:cs="Arial"/>
+                <w:b/>
+                <w:sz w:val="18"/>
+                <w:szCs w:val="18"/>
+                <w:lang w:val="es-MX"/>
+              </w:rPr>
+              <w:t>Representante legal</w:t>
+            </w:r>
+          </w:p>
+          <w:p>
+            <w:pPr>
+              <w:jc w:val="center"/>
+              <w:rPr>
+                <w:rFonts w:ascii="Arial" w:hAnsi="Arial" w:cs="Arial"/>
+                <w:b/>
+                <w:sz w:val="18"/>
+                <w:szCs w:val="18"/>
+                <w:lang w:val="es-MX"/>
+              </w:rPr>
+            </w:pPr>
+            <w:r>
+              <w:rPr>
+                <w:rFonts w:ascii="Arial" w:hAnsi="Arial" w:cs="Arial"/>
+                <w:b/>
+                <w:sz w:val="18"/>
+                <w:szCs w:val="18"/>
+                <w:lang w:val="es-MX"/>
+              </w:rPr>
+              <w:t>BFS Ingeniería Aplicada S. A. de C. V.</w:t>
+            </w:r>
+          </w:p>
+        </w:tc>
+      </w:tr>
+    </w:tbl>
+    <w:p>
+      <w:pPr>
+        <w:jc w:val="both"/>
+        <w:rPr>
+          <w:rFonts w:ascii="Arial" w:hAnsi="Arial" w:cs="Arial"/>
+          <w:bCs/>
+          <w:sz w:val="18"/>
+          <w:szCs w:val="18"/>
+          <w:lang w:val="es-MX"/>
+        </w:rPr>
+      </w:pPr>
+    </w:p>
+    <w:p>
+      <w:pPr>
+        <w:ind w:left="708" w:hanging="708"/>
+        <w:rPr>
+          <w:b/>
+          <w:bCs/>
+          <w:color w:val="0070C0"/>
+          <w:lang w:val="es-MX"/>
+        </w:rPr>
+      </w:pPr>
+    </w:p>
+    <w:p>
+      <w:pPr>
+        <w:rPr>
+          <w:rFonts w:ascii="Arial" w:hAnsi="Arial" w:cs="Arial"/>
+          <w:bCs/>
+          <w:sz w:val="18"/>
+          <w:szCs w:val="18"/>
+          <w:lang w:val="es-MX"/>
+        </w:rPr>
+      </w:pPr>
     </w:p>
     <w:sectPr>
       <w:headerReference w:type="default" r:id="rId11"/>
@@ -2110,46 +6812,6 @@
 <w:ftr xmlns:wpc="http://schemas.microsoft.com/office/word/2010/wordprocessingCanvas" xmlns:cx="http://schemas.microsoft.com/office/drawing/2014/chartex" xmlns:cx1="http://schemas.microsoft.com/office/drawing/2015/9/8/chartex" xmlns:cx2="http://schemas.microsoft.com/office/drawing/2015/10/21/chartex" xmlns:cx3="http://schemas.microsoft.com/office/drawing/2016/5/9/chartex" xmlns:cx4="http://schemas.microsoft.com/office/drawing/2016/5/10/chartex" xmlns:cx5="http://schemas.microsoft.com/office/drawing/2016/5/11/chartex" xmlns:cx6="http://schemas.microsoft.com/office/drawing/2016/5/12/chartex" xmlns:cx7="http://schemas.microsoft.com/office/drawing/2016/5/13/chartex" xmlns:cx8="http://schemas.microsoft.com/office/drawing/2016/5/14/chartex" xmlns:mc="http://schemas.openxmlformats.org/markup-compatibility/2006" xmlns:aink="http://schemas.microsoft.com/office/drawing/2016/ink" xmlns:am3d="http://schemas.microsoft.com/office/drawing/2017/model3d" xmlns:o="urn:schemas-microsoft-com:office:office" xmlns:oel="http://schemas.microsoft.com/office/2019/extlst" xmlns:r="http://schemas.openxmlformats.org/officeDocument/2006/relationships" xmlns:m="http://schemas.openxmlformats.org/officeDocument/2006/math" xmlns:v="urn:schemas-microsoft-com:vml" xmlns:wp14="http://schemas.microsoft.com/office/word/2010/wordprocessingDrawing" xmlns:wp="http://schemas.openxmlformats.org/drawingml/2006/wordprocessingDrawing" xmlns:w10="urn:schemas-microsoft-com:office:word" xmlns:w="http://schemas.openxmlformats.org/wordprocessingml/2006/main" xmlns:w14="http://schemas.microsoft.com/office/word/2010/wordml" xmlns:w15="http://schemas.microsoft.com/office/word/2012/wordml" xmlns:w16cex="http://schemas.microsoft.com/office/word/2018/wordml/cex" xmlns:w16cid="http://schemas.microsoft.com/office/word/2016/wordml/cid" xmlns:w16="http://schemas.microsoft.com/office/word/2018/wordml" xmlns:w16du="http://schemas.microsoft.com/office/word/2023/wordml/word16du" xmlns:w16sdtdh="http://schemas.microsoft.com/office/word/2020/wordml/sdtdatahash" xmlns:w16sdtfl="http://schemas.microsoft.com/office/word/2024/wordml/sdtformatlock" xmlns:w16se="http://schemas.microsoft.com/office/word/2015/wordml/symex" xmlns:wpg="http://schemas.microsoft.com/office/word/2010/wordprocessingGroup" xmlns:wpi="http://schemas.microsoft.com/office/word/2010/wordprocessingInk" xmlns:wne="http://schemas.microsoft.com/office/word/2006/wordml" xmlns:wps="http://schemas.microsoft.com/office/word/2010/wordprocessingShape" mc:Ignorable="w14 w15 w16se w16cid w16 w16cex w16sdtdh w16sdtfl w16du wp14">
   <w:p>
     <w:pPr>
-      <w:pStyle w:val="Header"/>
-      <w:pBdr>
-        <w:bottom w:val="single" w:sz="12" w:space="1" w:color="0E2841"/>
-      </w:pBdr>
-      <w:rPr>
-        <w:rFonts w:ascii="Tahoma" w:eastAsia="Calibri" w:hAnsi="Tahoma" w:cs="Tahoma"/>
-        <w:sz w:val="18"/>
-        <w:szCs w:val="18"/>
-        <w:lang w:eastAsia="en-US"/>
-      </w:rPr>
-    </w:pPr>
-    <w:r>
-      <w:rPr>
-        <w:noProof/>
-      </w:rPr>
-      <w:pict w14:anchorId="2895A54B">
-        <v:shapetype id="_x0000_t202" coordsize="21600,21600" o:spt="202" path="m,l,21600r21600,l21600,xe">
-          <v:stroke joinstyle="miter"/>
-          <v:path gradientshapeok="t" o:connecttype="rect"/>
-        </v:shapetype>
-        <v:shape id="Text Box 1" o:spid="_x0000_s1034" type="#_x0000_t202" style="position:absolute;margin-left:1.3pt;margin-top:13.6pt;width:518.75pt;height:52.8pt;z-index:3;visibility:visible;mso-width-relative:margin;mso-height-relative:margin" o:gfxdata="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" filled="f" stroked="f" strokeweight=".5pt">
-          <v:textbox style="mso-next-textbox:#Text Box 1">
-            <w:txbxContent>
-              <w:p>
-                <w:pPr>
-                  <w:rPr>
-                    <w:rFonts w:cs="Arial"/>
-                    <w:sz w:val="16"/>
-                    <w:szCs w:val="16"/>
-                  </w:rPr>
-                </w:pPr>
-              </w:p>
-            </w:txbxContent>
-          </v:textbox>
-        </v:shape>
-      </w:pict>
-    </w:r>
-  </w:p>
-  <w:p>
-    <w:pPr>
       <w:pStyle w:val="Footer"/>
       <w:tabs>
         <w:tab w:val="clear" w:pos="4320"/>
@@ -2162,6 +6824,10 @@
         <w:noProof/>
       </w:rPr>
       <w:pict w14:anchorId="0FF2E83E">
+        <v:shapetype id="_x0000_t202" coordsize="21600,21600" o:spt="202" path="m,l,21600r21600,l21600,xe">
+          <v:stroke joinstyle="miter"/>
+          <v:path gradientshapeok="t" o:connecttype="rect"/>
+        </v:shapetype>
         <v:shape id="_x0000_s1029" type="#_x0000_t202" style="position:absolute;margin-left:56.35pt;margin-top:729.7pt;width:154.5pt;height:17.3pt;z-index:2;visibility:visible;mso-height-relative:margin" o:gfxdata="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" stroked="f" strokeweight=".5pt">
           <v:textbox style="mso-next-textbox:#_x0000_s1029">
             <w:txbxContent>
@@ -2250,7 +6916,7 @@
           <v:stroke joinstyle="miter"/>
           <v:path gradientshapeok="t" o:connecttype="rect"/>
         </v:shapetype>
-        <v:shape id="Text Box 3" o:spid="_x0000_s1036" type="#_x0000_t202" style="position:absolute;margin-left:126.85pt;margin-top:-22.45pt;width:338.2pt;height:48.45pt;z-index:4;visibility:visible;mso-position-horizontal-relative:page;mso-width-relative:margin;mso-height-relative:margin" o:gfxdata="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" fillcolor="window" stroked="f" strokeweight=".5pt">
+        <v:shape id="Text Box 3" o:spid="_x0000_s1036" type="#_x0000_t202" style="position:absolute;margin-left:126.85pt;margin-top:-22.45pt;width:338.2pt;height:48.45pt;z-index:3;visibility:visible;mso-position-horizontal-relative:page;mso-width-relative:margin;mso-height-relative:margin" o:gfxdata="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" fillcolor="window" stroked="f" strokeweight=".5pt">
           <v:textbox style="mso-next-textbox:#Text Box 3">
             <w:txbxContent>
               <w:p>
@@ -2307,7 +6973,7 @@
           <v:path o:extrusionok="f" gradientshapeok="t" o:connecttype="rect"/>
           <o:lock v:ext="edit" aspectratio="t"/>
         </v:shapetype>
-        <v:shape id="Imagen 9" o:spid="_x0000_s1035" type="#_x0000_t75" alt="Logo, company name&#10;&#10;Description automatically generated" style="position:absolute;margin-left:401.55pt;margin-top:-13.75pt;width:91.1pt;height:43.5pt;z-index:5;visibility:visible;mso-width-relative:margin;mso-height-relative:margin">
+        <v:shape id="Imagen 9" o:spid="_x0000_s1035" type="#_x0000_t75" alt="Logo, company name&#10;&#10;Description automatically generated" style="position:absolute;margin-left:401.55pt;margin-top:-13.75pt;width:91.1pt;height:43.5pt;z-index:4;visibility:visible;mso-width-relative:margin;mso-height-relative:margin">
           <v:imagedata r:id="rId1" o:title="image001"/>
         </v:shape>
       </w:pict>
@@ -2835,6 +7501,119 @@
     </w:lvl>
   </w:abstractNum>
   <w:abstractNum w:abstractNumId="6" w15:restartNumberingAfterBreak="0">
+    <w:nsid w:val="0C49044B"/>
+    <w:multiLevelType w:val="hybridMultilevel"/>
+    <w:tmpl w:val="9DD810BA"/>
+    <w:lvl w:ilvl="0" w:tplc="04090001">
+      <w:start w:val="1"/>
+      <w:numFmt w:val="bullet"/>
+      <w:lvlText w:val=""/>
+      <w:lvlJc w:val="left"/>
+      <w:pPr>
+        <w:ind w:left="720" w:hanging="360"/>
+      </w:pPr>
+      <w:rPr>
+        <w:rFonts w:ascii="Symbol" w:hAnsi="Symbol" w:hint="default"/>
+      </w:rPr>
+    </w:lvl>
+    <w:lvl w:ilvl="1" w:tplc="04090003" w:tentative="1">
+      <w:start w:val="1"/>
+      <w:numFmt w:val="bullet"/>
+      <w:lvlText w:val="o"/>
+      <w:lvlJc w:val="left"/>
+      <w:pPr>
+        <w:ind w:left="1440" w:hanging="360"/>
+      </w:pPr>
+      <w:rPr>
+        <w:rFonts w:ascii="Courier New" w:hAnsi="Courier New" w:cs="Courier New" w:hint="default"/>
+      </w:rPr>
+    </w:lvl>
+    <w:lvl w:ilvl="2" w:tplc="04090005" w:tentative="1">
+      <w:start w:val="1"/>
+      <w:numFmt w:val="bullet"/>
+      <w:lvlText w:val=""/>
+      <w:lvlJc w:val="left"/>
+      <w:pPr>
+        <w:ind w:left="2160" w:hanging="360"/>
+      </w:pPr>
+      <w:rPr>
+        <w:rFonts w:ascii="Wingdings" w:hAnsi="Wingdings" w:hint="default"/>
+      </w:rPr>
+    </w:lvl>
+    <w:lvl w:ilvl="3" w:tplc="04090001" w:tentative="1">
+      <w:start w:val="1"/>
+      <w:numFmt w:val="bullet"/>
+      <w:lvlText w:val=""/>
+      <w:lvlJc w:val="left"/>
+      <w:pPr>
+        <w:ind w:left="2880" w:hanging="360"/>
+      </w:pPr>
+      <w:rPr>
+        <w:rFonts w:ascii="Symbol" w:hAnsi="Symbol" w:hint="default"/>
+      </w:rPr>
+    </w:lvl>
+    <w:lvl w:ilvl="4" w:tplc="04090003" w:tentative="1">
+      <w:start w:val="1"/>
+      <w:numFmt w:val="bullet"/>
+      <w:lvlText w:val="o"/>
+      <w:lvlJc w:val="left"/>
+      <w:pPr>
+        <w:ind w:left="3600" w:hanging="360"/>
+      </w:pPr>
+      <w:rPr>
+        <w:rFonts w:ascii="Courier New" w:hAnsi="Courier New" w:cs="Courier New" w:hint="default"/>
+      </w:rPr>
+    </w:lvl>
+    <w:lvl w:ilvl="5" w:tplc="04090005" w:tentative="1">
+      <w:start w:val="1"/>
+      <w:numFmt w:val="bullet"/>
+      <w:lvlText w:val=""/>
+      <w:lvlJc w:val="left"/>
+      <w:pPr>
+        <w:ind w:left="4320" w:hanging="360"/>
+      </w:pPr>
+      <w:rPr>
+        <w:rFonts w:ascii="Wingdings" w:hAnsi="Wingdings" w:hint="default"/>
+      </w:rPr>
+    </w:lvl>
+    <w:lvl w:ilvl="6" w:tplc="04090001" w:tentative="1">
+      <w:start w:val="1"/>
+      <w:numFmt w:val="bullet"/>
+      <w:lvlText w:val=""/>
+      <w:lvlJc w:val="left"/>
+      <w:pPr>
+        <w:ind w:left="5040" w:hanging="360"/>
+      </w:pPr>
+      <w:rPr>
+        <w:rFonts w:ascii="Symbol" w:hAnsi="Symbol" w:hint="default"/>
+      </w:rPr>
+    </w:lvl>
+    <w:lvl w:ilvl="7" w:tplc="04090003" w:tentative="1">
+      <w:start w:val="1"/>
+      <w:numFmt w:val="bullet"/>
+      <w:lvlText w:val="o"/>
+      <w:lvlJc w:val="left"/>
+      <w:pPr>
+        <w:ind w:left="5760" w:hanging="360"/>
+      </w:pPr>
+      <w:rPr>
+        <w:rFonts w:ascii="Courier New" w:hAnsi="Courier New" w:cs="Courier New" w:hint="default"/>
+      </w:rPr>
+    </w:lvl>
+    <w:lvl w:ilvl="8" w:tplc="04090005" w:tentative="1">
+      <w:start w:val="1"/>
+      <w:numFmt w:val="bullet"/>
+      <w:lvlText w:val=""/>
+      <w:lvlJc w:val="left"/>
+      <w:pPr>
+        <w:ind w:left="6480" w:hanging="360"/>
+      </w:pPr>
+      <w:rPr>
+        <w:rFonts w:ascii="Wingdings" w:hAnsi="Wingdings" w:hint="default"/>
+      </w:rPr>
+    </w:lvl>
+  </w:abstractNum>
+  <w:abstractNum w:abstractNumId="7" w15:restartNumberingAfterBreak="0">
     <w:nsid w:val="0C8C01C3"/>
     <w:multiLevelType w:val="hybridMultilevel"/>
     <w:tmpl w:val="8646C766"/>
@@ -2947,7 +7726,7 @@
       </w:rPr>
     </w:lvl>
   </w:abstractNum>
-  <w:abstractNum w:abstractNumId="7" w15:restartNumberingAfterBreak="0">
+  <w:abstractNum w:abstractNumId="8" w15:restartNumberingAfterBreak="0">
     <w:nsid w:val="0CE1587F"/>
     <w:multiLevelType w:val="hybridMultilevel"/>
     <w:tmpl w:val="946A100A"/>
@@ -3060,7 +7839,7 @@
       </w:rPr>
     </w:lvl>
   </w:abstractNum>
-  <w:abstractNum w:abstractNumId="8" w15:restartNumberingAfterBreak="0">
+  <w:abstractNum w:abstractNumId="9" w15:restartNumberingAfterBreak="0">
     <w:nsid w:val="11E357D6"/>
     <w:multiLevelType w:val="hybridMultilevel"/>
     <w:tmpl w:val="F6722560"/>
@@ -3172,7 +7951,7 @@
       </w:rPr>
     </w:lvl>
   </w:abstractNum>
-  <w:abstractNum w:abstractNumId="9" w15:restartNumberingAfterBreak="0">
+  <w:abstractNum w:abstractNumId="10" w15:restartNumberingAfterBreak="0">
     <w:nsid w:val="13851046"/>
     <w:multiLevelType w:val="hybridMultilevel"/>
     <w:tmpl w:val="E9CA8056"/>
@@ -3312,7 +8091,7 @@
       </w:rPr>
     </w:lvl>
   </w:abstractNum>
-  <w:abstractNum w:abstractNumId="10" w15:restartNumberingAfterBreak="0">
+  <w:abstractNum w:abstractNumId="11" w15:restartNumberingAfterBreak="0">
     <w:nsid w:val="17097934"/>
     <w:multiLevelType w:val="hybridMultilevel"/>
     <w:tmpl w:val="105CE344"/>
@@ -3453,7 +8232,7 @@
       </w:rPr>
     </w:lvl>
   </w:abstractNum>
-  <w:abstractNum w:abstractNumId="11" w15:restartNumberingAfterBreak="0">
+  <w:abstractNum w:abstractNumId="12" w15:restartNumberingAfterBreak="0">
     <w:nsid w:val="18B50D97"/>
     <w:multiLevelType w:val="hybridMultilevel"/>
     <w:tmpl w:val="1D8C0A72"/>
@@ -3566,7 +8345,7 @@
       </w:rPr>
     </w:lvl>
   </w:abstractNum>
-  <w:abstractNum w:abstractNumId="12" w15:restartNumberingAfterBreak="0">
+  <w:abstractNum w:abstractNumId="13" w15:restartNumberingAfterBreak="0">
     <w:nsid w:val="18F5319E"/>
     <w:multiLevelType w:val="hybridMultilevel"/>
     <w:tmpl w:val="605E84D0"/>
@@ -3706,7 +8485,7 @@
       </w:rPr>
     </w:lvl>
   </w:abstractNum>
-  <w:abstractNum w:abstractNumId="13" w15:restartNumberingAfterBreak="0">
+  <w:abstractNum w:abstractNumId="14" w15:restartNumberingAfterBreak="0">
     <w:nsid w:val="1C8F477D"/>
     <w:multiLevelType w:val="hybridMultilevel"/>
     <w:tmpl w:val="87761AF2"/>
@@ -3818,7 +8597,7 @@
       </w:rPr>
     </w:lvl>
   </w:abstractNum>
-  <w:abstractNum w:abstractNumId="14" w15:restartNumberingAfterBreak="0">
+  <w:abstractNum w:abstractNumId="15" w15:restartNumberingAfterBreak="0">
     <w:nsid w:val="1E320DA9"/>
     <w:multiLevelType w:val="hybridMultilevel"/>
     <w:tmpl w:val="8D080A48"/>
@@ -3931,7 +8710,7 @@
       </w:rPr>
     </w:lvl>
   </w:abstractNum>
-  <w:abstractNum w:abstractNumId="15" w15:restartNumberingAfterBreak="0">
+  <w:abstractNum w:abstractNumId="16" w15:restartNumberingAfterBreak="0">
     <w:nsid w:val="226375E0"/>
     <w:multiLevelType w:val="hybridMultilevel"/>
     <w:tmpl w:val="DF60FCB6"/>
@@ -4044,7 +8823,7 @@
       </w:rPr>
     </w:lvl>
   </w:abstractNum>
-  <w:abstractNum w:abstractNumId="16" w15:restartNumberingAfterBreak="0">
+  <w:abstractNum w:abstractNumId="17" w15:restartNumberingAfterBreak="0">
     <w:nsid w:val="244637EF"/>
     <w:multiLevelType w:val="hybridMultilevel"/>
     <w:tmpl w:val="F69ECD84"/>
@@ -4157,7 +8936,7 @@
       </w:rPr>
     </w:lvl>
   </w:abstractNum>
-  <w:abstractNum w:abstractNumId="17" w15:restartNumberingAfterBreak="0">
+  <w:abstractNum w:abstractNumId="18" w15:restartNumberingAfterBreak="0">
     <w:nsid w:val="25A4433C"/>
     <w:multiLevelType w:val="hybridMultilevel"/>
     <w:tmpl w:val="358810DC"/>
@@ -4270,7 +9049,7 @@
       </w:rPr>
     </w:lvl>
   </w:abstractNum>
-  <w:abstractNum w:abstractNumId="18" w15:restartNumberingAfterBreak="0">
+  <w:abstractNum w:abstractNumId="19" w15:restartNumberingAfterBreak="0">
     <w:nsid w:val="25C23E8D"/>
     <w:multiLevelType w:val="hybridMultilevel"/>
     <w:tmpl w:val="DC6A4BB2"/>
@@ -4383,7 +9162,7 @@
       </w:rPr>
     </w:lvl>
   </w:abstractNum>
-  <w:abstractNum w:abstractNumId="19" w15:restartNumberingAfterBreak="0">
+  <w:abstractNum w:abstractNumId="20" w15:restartNumberingAfterBreak="0">
     <w:nsid w:val="282D7E8B"/>
     <w:multiLevelType w:val="hybridMultilevel"/>
     <w:tmpl w:val="660EC0E0"/>
@@ -4523,7 +9302,7 @@
       </w:rPr>
     </w:lvl>
   </w:abstractNum>
-  <w:abstractNum w:abstractNumId="20" w15:restartNumberingAfterBreak="0">
+  <w:abstractNum w:abstractNumId="21" w15:restartNumberingAfterBreak="0">
     <w:nsid w:val="2A4F6624"/>
     <w:multiLevelType w:val="hybridMultilevel"/>
     <w:tmpl w:val="7F660EF0"/>
@@ -4636,7 +9415,7 @@
       </w:rPr>
     </w:lvl>
   </w:abstractNum>
-  <w:abstractNum w:abstractNumId="21" w15:restartNumberingAfterBreak="0">
+  <w:abstractNum w:abstractNumId="22" w15:restartNumberingAfterBreak="0">
     <w:nsid w:val="2A971943"/>
     <w:multiLevelType w:val="hybridMultilevel"/>
     <w:tmpl w:val="940034D0"/>
@@ -4749,7 +9528,7 @@
       </w:rPr>
     </w:lvl>
   </w:abstractNum>
-  <w:abstractNum w:abstractNumId="22" w15:restartNumberingAfterBreak="0">
+  <w:abstractNum w:abstractNumId="23" w15:restartNumberingAfterBreak="0">
     <w:nsid w:val="36D70E59"/>
     <w:multiLevelType w:val="hybridMultilevel"/>
     <w:tmpl w:val="39304FFA"/>
@@ -4862,7 +9641,7 @@
       </w:rPr>
     </w:lvl>
   </w:abstractNum>
-  <w:abstractNum w:abstractNumId="23" w15:restartNumberingAfterBreak="0">
+  <w:abstractNum w:abstractNumId="24" w15:restartNumberingAfterBreak="0">
     <w:nsid w:val="3BA15D9D"/>
     <w:multiLevelType w:val="hybridMultilevel"/>
     <w:tmpl w:val="F35495EC"/>
@@ -4975,7 +9754,7 @@
       </w:rPr>
     </w:lvl>
   </w:abstractNum>
-  <w:abstractNum w:abstractNumId="24" w15:restartNumberingAfterBreak="0">
+  <w:abstractNum w:abstractNumId="25" w15:restartNumberingAfterBreak="0">
     <w:nsid w:val="3D9F3251"/>
     <w:multiLevelType w:val="hybridMultilevel"/>
     <w:tmpl w:val="ABB24E80"/>
@@ -5087,7 +9866,7 @@
       </w:rPr>
     </w:lvl>
   </w:abstractNum>
-  <w:abstractNum w:abstractNumId="25" w15:restartNumberingAfterBreak="0">
+  <w:abstractNum w:abstractNumId="26" w15:restartNumberingAfterBreak="0">
     <w:nsid w:val="3F224A8F"/>
     <w:multiLevelType w:val="hybridMultilevel"/>
     <w:tmpl w:val="906272EA"/>
@@ -5199,7 +9978,7 @@
       </w:rPr>
     </w:lvl>
   </w:abstractNum>
-  <w:abstractNum w:abstractNumId="26" w15:restartNumberingAfterBreak="0">
+  <w:abstractNum w:abstractNumId="27" w15:restartNumberingAfterBreak="0">
     <w:nsid w:val="40194115"/>
     <w:multiLevelType w:val="hybridMultilevel"/>
     <w:tmpl w:val="038C6204"/>
@@ -5312,7 +10091,7 @@
       </w:rPr>
     </w:lvl>
   </w:abstractNum>
-  <w:abstractNum w:abstractNumId="27" w15:restartNumberingAfterBreak="0">
+  <w:abstractNum w:abstractNumId="28" w15:restartNumberingAfterBreak="0">
     <w:nsid w:val="40FE0E3A"/>
     <w:multiLevelType w:val="hybridMultilevel"/>
     <w:tmpl w:val="105CE344"/>
@@ -5452,7 +10231,7 @@
       </w:rPr>
     </w:lvl>
   </w:abstractNum>
-  <w:abstractNum w:abstractNumId="28" w15:restartNumberingAfterBreak="0">
+  <w:abstractNum w:abstractNumId="29" w15:restartNumberingAfterBreak="0">
     <w:nsid w:val="474570A9"/>
     <w:multiLevelType w:val="hybridMultilevel"/>
     <w:tmpl w:val="C13E10E0"/>
@@ -5592,7 +10371,120 @@
       </w:rPr>
     </w:lvl>
   </w:abstractNum>
-  <w:abstractNum w:abstractNumId="29" w15:restartNumberingAfterBreak="0">
+  <w:abstractNum w:abstractNumId="30" w15:restartNumberingAfterBreak="0">
+    <w:nsid w:val="534B28CA"/>
+    <w:multiLevelType w:val="hybridMultilevel"/>
+    <w:tmpl w:val="607AB3A0"/>
+    <w:lvl w:ilvl="0" w:tplc="0D141BFE">
+      <w:numFmt w:val="bullet"/>
+      <w:lvlText w:val="•"/>
+      <w:lvlJc w:val="left"/>
+      <w:pPr>
+        <w:ind w:left="720" w:hanging="360"/>
+      </w:pPr>
+      <w:rPr>
+        <w:rFonts w:ascii="Arial" w:eastAsia="Times New Roman" w:hAnsi="Arial" w:cs="Arial" w:hint="default"/>
+        <w:sz w:val="18"/>
+      </w:rPr>
+    </w:lvl>
+    <w:lvl w:ilvl="1" w:tplc="04090003" w:tentative="1">
+      <w:start w:val="1"/>
+      <w:numFmt w:val="bullet"/>
+      <w:lvlText w:val="o"/>
+      <w:lvlJc w:val="left"/>
+      <w:pPr>
+        <w:ind w:left="1440" w:hanging="360"/>
+      </w:pPr>
+      <w:rPr>
+        <w:rFonts w:ascii="Courier New" w:hAnsi="Courier New" w:cs="Courier New" w:hint="default"/>
+      </w:rPr>
+    </w:lvl>
+    <w:lvl w:ilvl="2" w:tplc="04090005" w:tentative="1">
+      <w:start w:val="1"/>
+      <w:numFmt w:val="bullet"/>
+      <w:lvlText w:val=""/>
+      <w:lvlJc w:val="left"/>
+      <w:pPr>
+        <w:ind w:left="2160" w:hanging="360"/>
+      </w:pPr>
+      <w:rPr>
+        <w:rFonts w:ascii="Wingdings" w:hAnsi="Wingdings" w:hint="default"/>
+      </w:rPr>
+    </w:lvl>
+    <w:lvl w:ilvl="3" w:tplc="04090001" w:tentative="1">
+      <w:start w:val="1"/>
+      <w:numFmt w:val="bullet"/>
+      <w:lvlText w:val=""/>
+      <w:lvlJc w:val="left"/>
+      <w:pPr>
+        <w:ind w:left="2880" w:hanging="360"/>
+      </w:pPr>
+      <w:rPr>
+        <w:rFonts w:ascii="Symbol" w:hAnsi="Symbol" w:hint="default"/>
+      </w:rPr>
+    </w:lvl>
+    <w:lvl w:ilvl="4" w:tplc="04090003" w:tentative="1">
+      <w:start w:val="1"/>
+      <w:numFmt w:val="bullet"/>
+      <w:lvlText w:val="o"/>
+      <w:lvlJc w:val="left"/>
+      <w:pPr>
+        <w:ind w:left="3600" w:hanging="360"/>
+      </w:pPr>
+      <w:rPr>
+        <w:rFonts w:ascii="Courier New" w:hAnsi="Courier New" w:cs="Courier New" w:hint="default"/>
+      </w:rPr>
+    </w:lvl>
+    <w:lvl w:ilvl="5" w:tplc="04090005" w:tentative="1">
+      <w:start w:val="1"/>
+      <w:numFmt w:val="bullet"/>
+      <w:lvlText w:val=""/>
+      <w:lvlJc w:val="left"/>
+      <w:pPr>
+        <w:ind w:left="4320" w:hanging="360"/>
+      </w:pPr>
+      <w:rPr>
+        <w:rFonts w:ascii="Wingdings" w:hAnsi="Wingdings" w:hint="default"/>
+      </w:rPr>
+    </w:lvl>
+    <w:lvl w:ilvl="6" w:tplc="04090001" w:tentative="1">
+      <w:start w:val="1"/>
+      <w:numFmt w:val="bullet"/>
+      <w:lvlText w:val=""/>
+      <w:lvlJc w:val="left"/>
+      <w:pPr>
+        <w:ind w:left="5040" w:hanging="360"/>
+      </w:pPr>
+      <w:rPr>
+        <w:rFonts w:ascii="Symbol" w:hAnsi="Symbol" w:hint="default"/>
+      </w:rPr>
+    </w:lvl>
+    <w:lvl w:ilvl="7" w:tplc="04090003" w:tentative="1">
+      <w:start w:val="1"/>
+      <w:numFmt w:val="bullet"/>
+      <w:lvlText w:val="o"/>
+      <w:lvlJc w:val="left"/>
+      <w:pPr>
+        <w:ind w:left="5760" w:hanging="360"/>
+      </w:pPr>
+      <w:rPr>
+        <w:rFonts w:ascii="Courier New" w:hAnsi="Courier New" w:cs="Courier New" w:hint="default"/>
+      </w:rPr>
+    </w:lvl>
+    <w:lvl w:ilvl="8" w:tplc="04090005" w:tentative="1">
+      <w:start w:val="1"/>
+      <w:numFmt w:val="bullet"/>
+      <w:lvlText w:val=""/>
+      <w:lvlJc w:val="left"/>
+      <w:pPr>
+        <w:ind w:left="6480" w:hanging="360"/>
+      </w:pPr>
+      <w:rPr>
+        <w:rFonts w:ascii="Wingdings" w:hAnsi="Wingdings" w:hint="default"/>
+      </w:rPr>
+    </w:lvl>
+  </w:abstractNum>
+  <w:abstractNum w:abstractNumId="31" w15:restartNumberingAfterBreak="0">
     <w:nsid w:val="551F5A88"/>
     <w:multiLevelType w:val="hybridMultilevel"/>
     <w:tmpl w:val="99C8193C"/>
@@ -5705,7 +10597,7 @@
       </w:rPr>
     </w:lvl>
   </w:abstractNum>
-  <w:abstractNum w:abstractNumId="30" w15:restartNumberingAfterBreak="0">
+  <w:abstractNum w:abstractNumId="32" w15:restartNumberingAfterBreak="0">
     <w:nsid w:val="575E754A"/>
     <w:multiLevelType w:val="hybridMultilevel"/>
     <w:tmpl w:val="DF125664"/>
@@ -5818,7 +10710,7 @@
       </w:rPr>
     </w:lvl>
   </w:abstractNum>
-  <w:abstractNum w:abstractNumId="31" w15:restartNumberingAfterBreak="0">
+  <w:abstractNum w:abstractNumId="33" w15:restartNumberingAfterBreak="0">
     <w:nsid w:val="604041B9"/>
     <w:multiLevelType w:val="singleLevel"/>
     <w:tmpl w:val="0C0A000B"/>
@@ -5838,7 +10730,7 @@
       </w:rPr>
     </w:lvl>
   </w:abstractNum>
-  <w:abstractNum w:abstractNumId="32" w15:restartNumberingAfterBreak="0">
+  <w:abstractNum w:abstractNumId="34" w15:restartNumberingAfterBreak="0">
     <w:nsid w:val="63FA2877"/>
     <w:multiLevelType w:val="hybridMultilevel"/>
     <w:tmpl w:val="40C661F4"/>
@@ -5951,7 +10843,7 @@
       </w:rPr>
     </w:lvl>
   </w:abstractNum>
-  <w:abstractNum w:abstractNumId="33" w15:restartNumberingAfterBreak="0">
+  <w:abstractNum w:abstractNumId="35" w15:restartNumberingAfterBreak="0">
     <w:nsid w:val="6B78304F"/>
     <w:multiLevelType w:val="hybridMultilevel"/>
     <w:tmpl w:val="083054EE"/>
@@ -6091,7 +10983,7 @@
       </w:rPr>
     </w:lvl>
   </w:abstractNum>
-  <w:abstractNum w:abstractNumId="34" w15:restartNumberingAfterBreak="0">
+  <w:abstractNum w:abstractNumId="36" w15:restartNumberingAfterBreak="0">
     <w:nsid w:val="715D5561"/>
     <w:multiLevelType w:val="hybridMultilevel"/>
     <w:tmpl w:val="427885C8"/>
@@ -6204,7 +11096,7 @@
       </w:rPr>
     </w:lvl>
   </w:abstractNum>
-  <w:abstractNum w:abstractNumId="35" w15:restartNumberingAfterBreak="0">
+  <w:abstractNum w:abstractNumId="37" w15:restartNumberingAfterBreak="0">
     <w:nsid w:val="71AF0D24"/>
     <w:multiLevelType w:val="hybridMultilevel"/>
     <w:tmpl w:val="C29201CE"/>
@@ -6346,7 +11238,7 @@
       </w:rPr>
     </w:lvl>
   </w:abstractNum>
-  <w:abstractNum w:abstractNumId="36" w15:restartNumberingAfterBreak="0">
+  <w:abstractNum w:abstractNumId="38" w15:restartNumberingAfterBreak="0">
     <w:nsid w:val="75FC0414"/>
     <w:multiLevelType w:val="multilevel"/>
     <w:tmpl w:val="505E9FAE"/>
@@ -6496,37 +11388,37 @@
     </w:lvl>
   </w:abstractNum>
   <w:num w:numId="1" w16cid:durableId="1578784760">
-    <w:abstractNumId w:val="12"/>
+    <w:abstractNumId w:val="13"/>
   </w:num>
   <w:num w:numId="2" w16cid:durableId="2074615347">
-    <w:abstractNumId w:val="31"/>
+    <w:abstractNumId w:val="33"/>
   </w:num>
   <w:num w:numId="3" w16cid:durableId="1009216674">
-    <w:abstractNumId w:val="9"/>
+    <w:abstractNumId w:val="10"/>
   </w:num>
   <w:num w:numId="4" w16cid:durableId="873735337">
-    <w:abstractNumId w:val="28"/>
+    <w:abstractNumId w:val="29"/>
   </w:num>
   <w:num w:numId="5" w16cid:durableId="1661276372">
-    <w:abstractNumId w:val="33"/>
+    <w:abstractNumId w:val="35"/>
   </w:num>
   <w:num w:numId="6" w16cid:durableId="1104030831">
     <w:abstractNumId w:val="4"/>
   </w:num>
   <w:num w:numId="7" w16cid:durableId="52699356">
-    <w:abstractNumId w:val="27"/>
+    <w:abstractNumId w:val="28"/>
   </w:num>
   <w:num w:numId="8" w16cid:durableId="1799831082">
-    <w:abstractNumId w:val="10"/>
+    <w:abstractNumId w:val="11"/>
   </w:num>
   <w:num w:numId="9" w16cid:durableId="1915236443">
-    <w:abstractNumId w:val="35"/>
+    <w:abstractNumId w:val="37"/>
   </w:num>
   <w:num w:numId="10" w16cid:durableId="1109549194">
-    <w:abstractNumId w:val="32"/>
+    <w:abstractNumId w:val="34"/>
   </w:num>
   <w:num w:numId="11" w16cid:durableId="2078237435">
-    <w:abstractNumId w:val="22"/>
+    <w:abstractNumId w:val="23"/>
   </w:num>
   <w:num w:numId="12" w16cid:durableId="455027999">
     <w:abstractNumId w:val="1"/>
@@ -6549,79 +11441,85 @@
     </w:lvlOverride>
   </w:num>
   <w:num w:numId="13" w16cid:durableId="360664100">
-    <w:abstractNumId w:val="19"/>
+    <w:abstractNumId w:val="20"/>
   </w:num>
   <w:num w:numId="14" w16cid:durableId="1013074991">
-    <w:abstractNumId w:val="29"/>
+    <w:abstractNumId w:val="31"/>
   </w:num>
   <w:num w:numId="15" w16cid:durableId="1296989178">
-    <w:abstractNumId w:val="7"/>
+    <w:abstractNumId w:val="8"/>
   </w:num>
   <w:num w:numId="16" w16cid:durableId="1587033351">
-    <w:abstractNumId w:val="15"/>
+    <w:abstractNumId w:val="16"/>
   </w:num>
   <w:num w:numId="17" w16cid:durableId="2135174858">
-    <w:abstractNumId w:val="24"/>
+    <w:abstractNumId w:val="25"/>
   </w:num>
   <w:num w:numId="18" w16cid:durableId="1165173360">
-    <w:abstractNumId w:val="6"/>
+    <w:abstractNumId w:val="7"/>
   </w:num>
   <w:num w:numId="19" w16cid:durableId="765349250">
     <w:abstractNumId w:val="5"/>
   </w:num>
   <w:num w:numId="20" w16cid:durableId="958990894">
+    <w:abstractNumId w:val="22"/>
+  </w:num>
+  <w:num w:numId="21" w16cid:durableId="1634365658">
+    <w:abstractNumId w:val="19"/>
+  </w:num>
+  <w:num w:numId="22" w16cid:durableId="1035152998">
     <w:abstractNumId w:val="21"/>
   </w:num>
-  <w:num w:numId="21" w16cid:durableId="1634365658">
-    <w:abstractNumId w:val="18"/>
-  </w:num>
-  <w:num w:numId="22" w16cid:durableId="1035152998">
-    <w:abstractNumId w:val="20"/>
-  </w:num>
   <w:num w:numId="23" w16cid:durableId="1516729381">
-    <w:abstractNumId w:val="23"/>
+    <w:abstractNumId w:val="24"/>
   </w:num>
   <w:num w:numId="24" w16cid:durableId="1482580238">
-    <w:abstractNumId w:val="30"/>
+    <w:abstractNumId w:val="32"/>
   </w:num>
   <w:num w:numId="25" w16cid:durableId="140119686">
-    <w:abstractNumId w:val="16"/>
+    <w:abstractNumId w:val="17"/>
   </w:num>
   <w:num w:numId="26" w16cid:durableId="459618825">
     <w:abstractNumId w:val="3"/>
   </w:num>
   <w:num w:numId="27" w16cid:durableId="703293256">
-    <w:abstractNumId w:val="34"/>
+    <w:abstractNumId w:val="36"/>
   </w:num>
   <w:num w:numId="28" w16cid:durableId="76943864">
-    <w:abstractNumId w:val="11"/>
+    <w:abstractNumId w:val="12"/>
   </w:num>
   <w:num w:numId="29" w16cid:durableId="1706831596">
-    <w:abstractNumId w:val="25"/>
+    <w:abstractNumId w:val="26"/>
   </w:num>
   <w:num w:numId="30" w16cid:durableId="1931311140">
-    <w:abstractNumId w:val="8"/>
+    <w:abstractNumId w:val="9"/>
   </w:num>
   <w:num w:numId="31" w16cid:durableId="79178761">
-    <w:abstractNumId w:val="13"/>
+    <w:abstractNumId w:val="14"/>
   </w:num>
   <w:num w:numId="32" w16cid:durableId="513694672">
     <w:abstractNumId w:val="0"/>
   </w:num>
   <w:num w:numId="33" w16cid:durableId="1773746710">
-    <w:abstractNumId w:val="36"/>
+    <w:abstractNumId w:val="38"/>
   </w:num>
   <w:num w:numId="34" w16cid:durableId="1792433976">
     <w:abstractNumId w:val="2"/>
   </w:num>
   <w:num w:numId="35" w16cid:durableId="494150384">
-    <w:abstractNumId w:val="14"/>
+    <w:abstractNumId w:val="15"/>
   </w:num>
   <w:num w:numId="36" w16cid:durableId="2060811986">
-    <w:abstractNumId w:val="26"/>
+    <w:abstractNumId w:val="27"/>
   </w:num>
   <w:num w:numId="37" w16cid:durableId="1924757786">
-    <w:abstractNumId w:val="17"/>
+    <w:abstractNumId w:val="18"/>
+  </w:num>
+  <w:num w:numId="38" w16cid:durableId="1253470135">
+    <w:abstractNumId w:val="6"/>
+  </w:num>
+  <w:num w:numId="39" w16cid:durableId="195509531">
+    <w:abstractNumId w:val="30"/>
   </w:num>
 </w:numbering>
 </file>
@@ -6648,6 +11546,8 @@
     <w:lsdException w:name="heading 7" w:semiHidden="1" w:unhideWhenUsed="1" w:qFormat="1"/>
     <w:lsdException w:name="heading 8" w:semiHidden="1" w:unhideWhenUsed="1" w:qFormat="1"/>
     <w:lsdException w:name="heading 9" w:semiHidden="1" w:unhideWhenUsed="1" w:qFormat="1"/>
+    <w:lsdException w:name="header" w:uiPriority="99"/>
+    <w:lsdException w:name="footer" w:uiPriority="99" w:qFormat="1"/>
     <w:lsdException w:name="caption" w:semiHidden="1" w:unhideWhenUsed="1" w:qFormat="1"/>
     <w:lsdException w:name="List Bullet" w:uiPriority="99"/>
     <w:lsdException w:name="Title" w:qFormat="1"/>
@@ -6964,7 +11864,6 @@
   <w:style w:type="character" w:default="1" w:styleId="DefaultParagraphFont">
     <w:name w:val="Default Paragraph Font"/>
     <w:uiPriority w:val="1"/>
-    <w:semiHidden/>
     <w:unhideWhenUsed/>
   </w:style>
   <w:style w:type="table" w:default="1" w:styleId="TableNormal">
@@ -7023,9 +11922,10 @@
   </w:style>
   <w:style w:type="paragraph" w:styleId="Header">
     <w:name w:val="header"/>
-    <w:aliases w:val=" Car,APNSHEADER2,L1 Header,encabezado,En-tête 1.1,En-tÍte 1.1,En-tÕte 1.1,En-t’te 1.1,En-títe 1.1,*Header,h,Header1,Encabezado Car Car,logomai,even,Header/Footer,header odd,Hyphen,Chapter Name,base,body,En-tête SQ,ITT i,he,bases I,h Car Car1"/>
+    <w:aliases w:val=" Car,APNSHEADER2,L1 Header,encabezado,En-tête 1.1,En-tÍte 1.1,En-tÕte 1.1,En-t’te 1.1,En-títe 1.1,*Header,h,Header1,Encabezado Car Car,logomai,even,Header/Footer,header odd,Hyphen,Chapter Name,base,body,En-tête SQ,ITT i,he,bases I,h Car Car1,h Ca"/>
     <w:basedOn w:val="Normal"/>
     <w:link w:val="HeaderChar"/>
+    <w:uiPriority w:val="99"/>
     <w:pPr>
       <w:tabs>
         <w:tab w:val="center" w:pos="4419"/>
@@ -7035,7 +11935,11 @@
   </w:style>
   <w:style w:type="paragraph" w:styleId="Footer">
     <w:name w:val="footer"/>
+    <w:aliases w:val="Footer Text Stk"/>
     <w:basedOn w:val="Normal"/>
+    <w:link w:val="FooterChar"/>
+    <w:uiPriority w:val="99"/>
+    <w:qFormat/>
     <w:pPr>
       <w:tabs>
         <w:tab w:val="center" w:pos="4320"/>
@@ -7137,6 +12041,7 @@
     <w:name w:val="Header Char"/>
     <w:aliases w:val=" Car Char,APNSHEADER2 Char,L1 Header Char,encabezado Char,En-tête 1.1 Char,En-tÍte 1.1 Char,En-tÕte 1.1 Char,En-t’te 1.1 Char,En-títe 1.1 Char,*Header Char,h Char,Header1 Char,Encabezado Car Car Char,logomai Char,even Char,Header/Footer Char"/>
     <w:link w:val="Header"/>
+    <w:qFormat/>
     <w:rsid w:val="007F334B"/>
     <w:rPr>
       <w:sz w:val="24"/>
@@ -7237,6 +12142,14 @@
       <w:rFonts w:ascii="Arial" w:hAnsi="Arial"/>
       <w:szCs w:val="24"/>
     </w:rPr>
+  </w:style>
+  <w:style w:type="character" w:customStyle="1" w:styleId="FooterChar">
+    <w:name w:val="Footer Char"/>
+    <w:aliases w:val="Footer Text Stk Char"/>
+    <w:basedOn w:val="DefaultParagraphFont"/>
+    <w:link w:val="Footer"/>
+    <w:uiPriority w:val="99"/>
+    <w:rsid w:val="00C952BC"/>
   </w:style>
 </w:styles>
 </file>
@@ -7503,6 +12416,30 @@
 </file>
 
 <file path=customXml/item1.xml><?xml version="1.0" encoding="utf-8"?>
+<?mso-contentType ?>
+<FormTemplates xmlns="http://schemas.microsoft.com/sharepoint/v3/contenttype/forms">
+  <Display>DocumentLibraryForm</Display>
+  <Edit>DocumentLibraryForm</Edit>
+  <New>DocumentLibraryForm</New>
+</FormTemplates>
+</file>
+
+<file path=customXml/item2.xml><?xml version="1.0" encoding="utf-8"?>
+<b:Sources xmlns:b="http://schemas.openxmlformats.org/officeDocument/2006/bibliography" xmlns="http://schemas.openxmlformats.org/officeDocument/2006/bibliography" SelectedStyle="\APASixthEditionOfficeOnline.xsl" StyleName="APA" Version="6"/>
+</file>
+
+<file path=customXml/item3.xml><?xml version="1.0" encoding="utf-8"?>
+<p:properties xmlns:p="http://schemas.microsoft.com/office/2006/metadata/properties" xmlns:xsi="http://www.w3.org/2001/XMLSchema-instance" xmlns:pc="http://schemas.microsoft.com/office/infopath/2007/PartnerControls">
+  <documentManagement>
+    <lcf76f155ced4ddcb4097134ff3c332f xmlns="458c8650-8b2e-4de5-be2b-3b5e20f9203e">
+      <Terms xmlns="http://schemas.microsoft.com/office/infopath/2007/PartnerControls"/>
+    </lcf76f155ced4ddcb4097134ff3c332f>
+    <TaxCatchAll xmlns="0ec1683b-1f09-407c-8792-a5a8bc579d9d"/>
+  </documentManagement>
+</p:properties>
+</file>
+
+<file path=customXml/item4.xml><?xml version="1.0" encoding="utf-8"?>
 <ct:contentTypeSchema xmlns:ct="http://schemas.microsoft.com/office/2006/metadata/contentType" xmlns:ma="http://schemas.microsoft.com/office/2006/metadata/properties/metaAttributes" ct:_="" ma:_="" ma:contentTypeName="Document" ma:contentTypeID="0x010100AA01E1029091DE488084A5A2D9C24E74" ma:contentTypeVersion="10" ma:contentTypeDescription="Create a new document." ma:contentTypeScope="" ma:versionID="fa224b1e2ea5aaa53b64c3b4b1d435b1">
   <xsd:schema xmlns:xsd="http://www.w3.org/2001/XMLSchema" xmlns:xs="http://www.w3.org/2001/XMLSchema" xmlns:p="http://schemas.microsoft.com/office/2006/metadata/properties" xmlns:ns2="458c8650-8b2e-4de5-be2b-3b5e20f9203e" xmlns:ns3="0ec1683b-1f09-407c-8792-a5a8bc579d9d" targetNamespace="http://schemas.microsoft.com/office/2006/metadata/properties" ma:root="true" ma:fieldsID="3f0568638764530331fbee8047bb9098" ns2:_="" ns3:_="">
     <xsd:import namespace="458c8650-8b2e-4de5-be2b-3b5e20f9203e"/>
@@ -7691,31 +12628,34 @@
 </ct:contentTypeSchema>
 </file>
 
-<file path=customXml/item2.xml><?xml version="1.0" encoding="utf-8"?>
-<?mso-contentType ?>
-<FormTemplates xmlns="http://schemas.microsoft.com/sharepoint/v3/contenttype/forms">
-  <Display>DocumentLibraryForm</Display>
-  <Edit>DocumentLibraryForm</Edit>
-  <New>DocumentLibraryForm</New>
-</FormTemplates>
+<file path=customXml/itemProps1.xml><?xml version="1.0" encoding="utf-8"?>
+<ds:datastoreItem xmlns:ds="http://schemas.openxmlformats.org/officeDocument/2006/customXml" ds:itemID="{51241304-2C43-44E6-B26F-77C42016271C}">
+  <ds:schemaRefs>
+    <ds:schemaRef ds:uri="http://schemas.microsoft.com/sharepoint/v3/contenttype/forms"/>
+  </ds:schemaRefs>
+</ds:datastoreItem>
 </file>
 
-<file path=customXml/item3.xml><?xml version="1.0" encoding="utf-8"?>
-<b:Sources xmlns:b="http://schemas.openxmlformats.org/officeDocument/2006/bibliography" xmlns="http://schemas.openxmlformats.org/officeDocument/2006/bibliography" SelectedStyle="\APASixthEditionOfficeOnline.xsl" StyleName="APA" Version="6"/>
+<file path=customXml/itemProps2.xml><?xml version="1.0" encoding="utf-8"?>
+<ds:datastoreItem xmlns:ds="http://schemas.openxmlformats.org/officeDocument/2006/customXml" ds:itemID="{4BB9A27A-6211-48E6-B3D1-1ED5E2EAD372}">
+  <ds:schemaRefs>
+    <ds:schemaRef ds:uri="http://schemas.openxmlformats.org/officeDocument/2006/bibliography"/>
+  </ds:schemaRefs>
+</ds:datastoreItem>
 </file>
 
-<file path=customXml/item4.xml><?xml version="1.0" encoding="utf-8"?>
-<p:properties xmlns:p="http://schemas.microsoft.com/office/2006/metadata/properties" xmlns:xsi="http://www.w3.org/2001/XMLSchema-instance" xmlns:pc="http://schemas.microsoft.com/office/infopath/2007/PartnerControls">
-  <documentManagement>
-    <lcf76f155ced4ddcb4097134ff3c332f xmlns="458c8650-8b2e-4de5-be2b-3b5e20f9203e">
-      <Terms xmlns="http://schemas.microsoft.com/office/infopath/2007/PartnerControls"/>
-    </lcf76f155ced4ddcb4097134ff3c332f>
-    <TaxCatchAll xmlns="0ec1683b-1f09-407c-8792-a5a8bc579d9d"/>
-  </documentManagement>
-</p:properties>
+<file path=customXml/itemProps3.xml><?xml version="1.0" encoding="utf-8"?>
+<ds:datastoreItem xmlns:ds="http://schemas.openxmlformats.org/officeDocument/2006/customXml" ds:itemID="{D3A3C24A-BB39-4937-B831-24AA124EAA87}">
+  <ds:schemaRefs>
+    <ds:schemaRef ds:uri="http://schemas.microsoft.com/office/2006/metadata/properties"/>
+    <ds:schemaRef ds:uri="http://schemas.microsoft.com/office/infopath/2007/PartnerControls"/>
+    <ds:schemaRef ds:uri="458c8650-8b2e-4de5-be2b-3b5e20f9203e"/>
+    <ds:schemaRef ds:uri="0ec1683b-1f09-407c-8792-a5a8bc579d9d"/>
+  </ds:schemaRefs>
+</ds:datastoreItem>
 </file>
 
-<file path=customXml/itemProps1.xml><?xml version="1.0" encoding="utf-8"?>
+<file path=customXml/itemProps4.xml><?xml version="1.0" encoding="utf-8"?>
 <ds:datastoreItem xmlns:ds="http://schemas.openxmlformats.org/officeDocument/2006/customXml" ds:itemID="{6EE546D2-1DFA-4BBD-AF1C-4C842A1F8073}">
   <ds:schemaRefs>
     <ds:schemaRef ds:uri="http://schemas.microsoft.com/office/2006/metadata/contentType"/>
@@ -7732,31 +12672,4 @@
     <ds:schemaRef ds:uri="http://schemas.microsoft.com/internal/obd"/>
   </ds:schemaRefs>
 </ds:datastoreItem>
-</file>
-
-<file path=customXml/itemProps2.xml><?xml version="1.0" encoding="utf-8"?>
-<ds:datastoreItem xmlns:ds="http://schemas.openxmlformats.org/officeDocument/2006/customXml" ds:itemID="{51241304-2C43-44E6-B26F-77C42016271C}">
-  <ds:schemaRefs>
-    <ds:schemaRef ds:uri="http://schemas.microsoft.com/sharepoint/v3/contenttype/forms"/>
-  </ds:schemaRefs>
-</ds:datastoreItem>
-</file>
-
-<file path=customXml/itemProps3.xml><?xml version="1.0" encoding="utf-8"?>
-<ds:datastoreItem xmlns:ds="http://schemas.openxmlformats.org/officeDocument/2006/customXml" ds:itemID="{4BB9A27A-6211-48E6-B3D1-1ED5E2EAD372}">
-  <ds:schemaRefs>
-    <ds:schemaRef ds:uri="http://schemas.openxmlformats.org/officeDocument/2006/bibliography"/>
-  </ds:schemaRefs>
-</ds:datastoreItem>
-</file>
-
-<file path=customXml/itemProps4.xml><?xml version="1.0" encoding="utf-8"?>
-<ds:datastoreItem xmlns:ds="http://schemas.openxmlformats.org/officeDocument/2006/customXml" ds:itemID="{D3A3C24A-BB39-4937-B831-24AA124EAA87}">
-  <ds:schemaRefs>
-    <ds:schemaRef ds:uri="http://schemas.microsoft.com/office/2006/metadata/properties"/>
-    <ds:schemaRef ds:uri="http://schemas.microsoft.com/office/infopath/2007/PartnerControls"/>
-    <ds:schemaRef ds:uri="458c8650-8b2e-4de5-be2b-3b5e20f9203e"/>
-    <ds:schemaRef ds:uri="0ec1683b-1f09-407c-8792-a5a8bc579d9d"/>
-  </ds:schemaRefs>
-</ds:datastoreItem>
 </file>